--- a/Documentation/Spécifications GraphImmo Système de Recommandation Immobilier.docx
+++ b/Documentation/Spécifications GraphImmo Système de Recommandation Immobilier.docx
@@ -52,7 +52,11 @@
     <w:sdt>
       <w:sdtPr>
         <w:rPr>
-          <w:lang w:val="fr-FR"/>
+          <w:rFonts w:ascii="Georgia" w:eastAsiaTheme="minorHAnsi" w:hAnsiTheme="minorHAnsi" w:cstheme="minorBidi"/>
+          <w:color w:val="auto"/>
+          <w:sz w:val="21"/>
+          <w:szCs w:val="22"/>
+          <w:lang w:val="fr-FR" w:eastAsia="en-US"/>
         </w:rPr>
         <w:id w:val="590275082"/>
         <w:docPartObj>
@@ -62,13 +66,8 @@
       </w:sdtPr>
       <w:sdtEndPr>
         <w:rPr>
-          <w:rFonts w:ascii="Georgia" w:eastAsiaTheme="minorHAnsi" w:hAnsiTheme="minorHAnsi" w:cstheme="minorBidi"/>
           <w:b/>
           <w:bCs/>
-          <w:color w:val="auto"/>
-          <w:sz w:val="21"/>
-          <w:szCs w:val="22"/>
-          <w:lang w:eastAsia="en-US"/>
         </w:rPr>
       </w:sdtEndPr>
       <w:sdtContent>
@@ -3666,23 +3665,7 @@
           <w:sz w:val="22"/>
           <w:szCs w:val="24"/>
         </w:rPr>
-        <w:t xml:space="preserve"> basé sur </w:t>
-      </w:r>
-      <w:r>
-        <w:rPr>
-          <w:rFonts w:asciiTheme="minorHAnsi" w:eastAsia="Georgia" w:cstheme="minorHAnsi"/>
-          <w:sz w:val="22"/>
-          <w:szCs w:val="24"/>
-        </w:rPr>
-        <w:t>un stack technologique</w:t>
-      </w:r>
-      <w:r>
-        <w:rPr>
-          <w:rFonts w:asciiTheme="minorHAnsi" w:eastAsia="Georgia" w:cstheme="minorHAnsi"/>
-          <w:sz w:val="22"/>
-          <w:szCs w:val="24"/>
-        </w:rPr>
-        <w:t xml:space="preserve"> moderne combinant </w:t>
+        <w:t xml:space="preserve"> basé sur un stack technologique moderne combinant </w:t>
       </w:r>
       <w:proofErr w:type="spellStart"/>
       <w:r>
@@ -3974,13 +3957,19 @@
         <w:rPr>
           <w:rFonts w:ascii="Calibri" w:eastAsia="Georgia" w:hAnsi="Calibri" w:cs="Calibri"/>
         </w:rPr>
-        <w:t xml:space="preserve"> : Une seule requête GraphQL génère une seule requête </w:t>
-      </w:r>
-      <w:proofErr w:type="spellStart"/>
+        <w:t xml:space="preserve"> : </w:t>
+      </w:r>
       <w:r>
         <w:rPr>
           <w:rFonts w:ascii="Calibri" w:eastAsia="Georgia" w:hAnsi="Calibri" w:cs="Calibri"/>
         </w:rPr>
+        <w:t xml:space="preserve">Une seule requête GraphQL déclenche l’exécution d’une requête </w:t>
+      </w:r>
+      <w:proofErr w:type="spellStart"/>
+      <w:r>
+        <w:rPr>
+          <w:rFonts w:ascii="Calibri" w:eastAsia="Georgia" w:hAnsi="Calibri" w:cs="Calibri"/>
+        </w:rPr>
         <w:t>Cypher</w:t>
       </w:r>
       <w:proofErr w:type="spellEnd"/>
@@ -3988,7 +3977,35 @@
         <w:rPr>
           <w:rFonts w:ascii="Calibri" w:eastAsia="Georgia" w:hAnsi="Calibri" w:cs="Calibri"/>
         </w:rPr>
-        <w:t xml:space="preserve"> à Neo4j</w:t>
+        <w:t xml:space="preserve"> (via un </w:t>
+      </w:r>
+      <w:proofErr w:type="spellStart"/>
+      <w:r>
+        <w:rPr>
+          <w:rFonts w:ascii="Calibri" w:eastAsia="Georgia" w:hAnsi="Calibri" w:cs="Calibri"/>
+        </w:rPr>
+        <w:t>resolver</w:t>
+      </w:r>
+      <w:proofErr w:type="spellEnd"/>
+      <w:r>
+        <w:rPr>
+          <w:rFonts w:ascii="Calibri" w:eastAsia="Georgia" w:hAnsi="Calibri" w:cs="Calibri"/>
+        </w:rPr>
+        <w:t xml:space="preserve"> FastAPI/</w:t>
+      </w:r>
+      <w:proofErr w:type="spellStart"/>
+      <w:r>
+        <w:rPr>
+          <w:rFonts w:ascii="Calibri" w:eastAsia="Georgia" w:hAnsi="Calibri" w:cs="Calibri"/>
+        </w:rPr>
+        <w:t>Strawberry</w:t>
+      </w:r>
+      <w:proofErr w:type="spellEnd"/>
+      <w:r>
+        <w:rPr>
+          <w:rFonts w:ascii="Calibri" w:eastAsia="Georgia" w:hAnsi="Calibri" w:cs="Calibri"/>
+        </w:rPr>
+        <w:t xml:space="preserve"> utilisant neo4j-driver). L’objectif est de limiter le nombre d’allers-retours et de centraliser la logique d’accès aux données.</w:t>
       </w:r>
     </w:p>
     <w:p>
@@ -4635,33 +4652,20 @@
         <w:spacing w:after="210"/>
         <w:rPr>
           <w:rFonts w:ascii="Calibri" w:hAnsi="Calibri" w:cs="Calibri"/>
-        </w:rPr>
-      </w:pPr>
-      <w:proofErr w:type="gramStart"/>
-      <w:r>
-        <w:rPr>
-          <w:rFonts w:ascii="Calibri" w:hAnsi="Calibri" w:cs="Calibri"/>
-        </w:rPr>
-        <w:t>class</w:t>
-      </w:r>
-      <w:proofErr w:type="gramEnd"/>
-      <w:r>
-        <w:rPr>
-          <w:rFonts w:ascii="Calibri" w:hAnsi="Calibri" w:cs="Calibri"/>
-        </w:rPr>
-        <w:t xml:space="preserve"> Neo4</w:t>
-      </w:r>
-      <w:proofErr w:type="gramStart"/>
-      <w:r>
-        <w:rPr>
-          <w:rFonts w:ascii="Calibri" w:hAnsi="Calibri" w:cs="Calibri"/>
-        </w:rPr>
-        <w:t>jConfig:</w:t>
-      </w:r>
-      <w:proofErr w:type="gramEnd"/>
-      <w:r>
-        <w:rPr>
-          <w:rFonts w:ascii="Calibri" w:hAnsi="Calibri" w:cs="Calibri"/>
+          <w:lang w:val="en-US"/>
+        </w:rPr>
+      </w:pPr>
+      <w:r>
+        <w:rPr>
+          <w:rFonts w:ascii="Calibri" w:hAnsi="Calibri" w:cs="Calibri"/>
+          <w:lang w:val="en-US"/>
+        </w:rPr>
+        <w:t>class Neo4jConfig:</w:t>
+      </w:r>
+      <w:r>
+        <w:rPr>
+          <w:rFonts w:ascii="Calibri" w:hAnsi="Calibri" w:cs="Calibri"/>
+          <w:lang w:val="en-US"/>
         </w:rPr>
         <w:br/>
       </w:r>
@@ -4669,6 +4673,7 @@
       <w:r>
         <w:rPr>
           <w:rFonts w:ascii="Calibri" w:hAnsi="Calibri" w:cs="Calibri"/>
+          <w:lang w:val="en-US"/>
         </w:rPr>
         <w:t>uri</w:t>
       </w:r>
@@ -4676,60 +4681,45 @@
       <w:r>
         <w:rPr>
           <w:rFonts w:ascii="Calibri" w:hAnsi="Calibri" w:cs="Calibri"/>
+          <w:lang w:val="en-US"/>
         </w:rPr>
         <w:t xml:space="preserve"> = "neo4j+s://database.neo4j.io"</w:t>
       </w:r>
       <w:r>
         <w:rPr>
           <w:rFonts w:ascii="Calibri" w:hAnsi="Calibri" w:cs="Calibri"/>
+          <w:lang w:val="en-US"/>
         </w:rPr>
         <w:br/>
-      </w:r>
-      <w:proofErr w:type="spellStart"/>
-      <w:r>
-        <w:rPr>
-          <w:rFonts w:ascii="Calibri" w:hAnsi="Calibri" w:cs="Calibri"/>
-        </w:rPr>
-        <w:t>username</w:t>
-      </w:r>
-      <w:proofErr w:type="spellEnd"/>
-      <w:r>
-        <w:rPr>
-          <w:rFonts w:ascii="Calibri" w:hAnsi="Calibri" w:cs="Calibri"/>
-        </w:rPr>
-        <w:t xml:space="preserve"> = "neo4j"</w:t>
-      </w:r>
-      <w:r>
-        <w:rPr>
-          <w:rFonts w:ascii="Calibri" w:hAnsi="Calibri" w:cs="Calibri"/>
+        <w:t>username = "neo4j"</w:t>
+      </w:r>
+      <w:r>
+        <w:rPr>
+          <w:rFonts w:ascii="Calibri" w:hAnsi="Calibri" w:cs="Calibri"/>
+          <w:lang w:val="en-US"/>
         </w:rPr>
         <w:br/>
       </w:r>
-      <w:proofErr w:type="spellStart"/>
       <w:r>
         <w:rPr>
           <w:rFonts w:ascii="Calibri" w:eastAsia="Georgia" w:hAnsi="Calibri" w:cs="Calibri"/>
-        </w:rPr>
-        <w:t>password</w:t>
-      </w:r>
-      <w:proofErr w:type="spellEnd"/>
+          <w:lang w:val="en-US"/>
+        </w:rPr>
+        <w:t>password = "</w:t>
+      </w:r>
+      <w:proofErr w:type="spellStart"/>
       <w:r>
         <w:rPr>
           <w:rFonts w:ascii="Calibri" w:eastAsia="Georgia" w:hAnsi="Calibri" w:cs="Calibri"/>
-        </w:rPr>
-        <w:t xml:space="preserve"> = "</w:t>
-      </w:r>
-      <w:proofErr w:type="spellStart"/>
+          <w:lang w:val="en-US"/>
+        </w:rPr>
+        <w:t>your_password</w:t>
+      </w:r>
+      <w:proofErr w:type="spellEnd"/>
       <w:r>
         <w:rPr>
           <w:rFonts w:ascii="Calibri" w:eastAsia="Georgia" w:hAnsi="Calibri" w:cs="Calibri"/>
-        </w:rPr>
-        <w:t>your_password</w:t>
-      </w:r>
-      <w:proofErr w:type="spellEnd"/>
-      <w:r>
-        <w:rPr>
-          <w:rFonts w:ascii="Calibri" w:eastAsia="Georgia" w:hAnsi="Calibri" w:cs="Calibri"/>
+          <w:lang w:val="en-US"/>
         </w:rPr>
         <w:t>"</w:t>
       </w:r>
@@ -4739,26 +4729,21 @@
         <w:spacing w:after="210"/>
         <w:rPr>
           <w:rFonts w:ascii="Calibri" w:hAnsi="Calibri" w:cs="Calibri"/>
-        </w:rPr>
-      </w:pPr>
-      <w:proofErr w:type="gramStart"/>
-      <w:r>
-        <w:rPr>
-          <w:rFonts w:ascii="Calibri" w:hAnsi="Calibri" w:cs="Calibri"/>
-        </w:rPr>
-        <w:t>driver</w:t>
-      </w:r>
-      <w:proofErr w:type="gramEnd"/>
-      <w:r>
-        <w:rPr>
-          <w:rFonts w:ascii="Calibri" w:hAnsi="Calibri" w:cs="Calibri"/>
-        </w:rPr>
-        <w:t xml:space="preserve"> = </w:t>
-      </w:r>
-      <w:proofErr w:type="spellStart"/>
-      <w:r>
-        <w:rPr>
-          <w:rFonts w:ascii="Calibri" w:hAnsi="Calibri" w:cs="Calibri"/>
+          <w:lang w:val="en-US"/>
+        </w:rPr>
+      </w:pPr>
+      <w:r>
+        <w:rPr>
+          <w:rFonts w:ascii="Calibri" w:hAnsi="Calibri" w:cs="Calibri"/>
+          <w:lang w:val="en-US"/>
+        </w:rPr>
+        <w:t xml:space="preserve">driver = </w:t>
+      </w:r>
+      <w:proofErr w:type="spellStart"/>
+      <w:r>
+        <w:rPr>
+          <w:rFonts w:ascii="Calibri" w:hAnsi="Calibri" w:cs="Calibri"/>
+          <w:lang w:val="en-US"/>
         </w:rPr>
         <w:t>GraphDatabase.driver</w:t>
       </w:r>
@@ -4766,12 +4751,14 @@
       <w:r>
         <w:rPr>
           <w:rFonts w:ascii="Calibri" w:hAnsi="Calibri" w:cs="Calibri"/>
+          <w:lang w:val="en-US"/>
         </w:rPr>
         <w:t>(</w:t>
       </w:r>
       <w:r>
         <w:rPr>
           <w:rFonts w:ascii="Calibri" w:hAnsi="Calibri" w:cs="Calibri"/>
+          <w:lang w:val="en-US"/>
         </w:rPr>
         <w:br/>
         <w:t>Neo4jConfig.uri,</w:t>
@@ -4779,21 +4766,16 @@
       <w:r>
         <w:rPr>
           <w:rFonts w:ascii="Calibri" w:hAnsi="Calibri" w:cs="Calibri"/>
+          <w:lang w:val="en-US"/>
         </w:rPr>
         <w:br/>
-      </w:r>
-      <w:proofErr w:type="spellStart"/>
-      <w:r>
-        <w:rPr>
-          <w:rFonts w:ascii="Calibri" w:hAnsi="Calibri" w:cs="Calibri"/>
-        </w:rPr>
         <w:t>auth</w:t>
       </w:r>
-      <w:proofErr w:type="spellEnd"/>
       <w:proofErr w:type="gramStart"/>
       <w:r>
         <w:rPr>
           <w:rFonts w:ascii="Calibri" w:hAnsi="Calibri" w:cs="Calibri"/>
+          <w:lang w:val="en-US"/>
         </w:rPr>
         <w:t>=(</w:t>
       </w:r>
@@ -4801,12 +4783,14 @@
       <w:r>
         <w:rPr>
           <w:rFonts w:ascii="Calibri" w:hAnsi="Calibri" w:cs="Calibri"/>
+          <w:lang w:val="en-US"/>
         </w:rPr>
         <w:t>Neo4jConfig.username, Neo4jConfig.password)</w:t>
       </w:r>
       <w:r>
         <w:rPr>
           <w:rFonts w:ascii="Calibri" w:hAnsi="Calibri" w:cs="Calibri"/>
+          <w:lang w:val="en-US"/>
         </w:rPr>
         <w:br/>
         <w:t>)</w:t>
@@ -4834,31 +4818,121 @@
         <w:spacing w:after="210"/>
         <w:rPr>
           <w:rFonts w:ascii="Calibri" w:hAnsi="Calibri" w:cs="Calibri"/>
+          <w:lang w:val="en-US"/>
         </w:rPr>
       </w:pPr>
       <w:r>
         <w:rPr>
           <w:rFonts w:ascii="Calibri" w:eastAsia="Georgia" w:hAnsi="Calibri" w:cs="Calibri"/>
+          <w:lang w:val="en-US"/>
         </w:rPr>
         <w:t>@app.get("/api/proprietes/")</w:t>
       </w:r>
       <w:r>
         <w:rPr>
           <w:rFonts w:ascii="Calibri" w:hAnsi="Calibri" w:cs="Calibri"/>
+          <w:lang w:val="en-US"/>
         </w:rPr>
         <w:br/>
       </w:r>
-      <w:proofErr w:type="spellStart"/>
       <w:r>
         <w:rPr>
           <w:rFonts w:ascii="Calibri" w:eastAsia="Georgia" w:hAnsi="Calibri" w:cs="Calibri"/>
-        </w:rPr>
-        <w:t>async</w:t>
-      </w:r>
-      <w:proofErr w:type="spellEnd"/>
+          <w:lang w:val="en-US"/>
+        </w:rPr>
+        <w:t xml:space="preserve">async def </w:t>
+      </w:r>
+      <w:proofErr w:type="spellStart"/>
       <w:r>
         <w:rPr>
           <w:rFonts w:ascii="Calibri" w:eastAsia="Georgia" w:hAnsi="Calibri" w:cs="Calibri"/>
+          <w:lang w:val="en-US"/>
+        </w:rPr>
+        <w:t>get_proprietes</w:t>
+      </w:r>
+      <w:proofErr w:type="spellEnd"/>
+      <w:r>
+        <w:rPr>
+          <w:rFonts w:ascii="Calibri" w:eastAsia="Georgia" w:hAnsi="Calibri" w:cs="Calibri"/>
+          <w:lang w:val="en-US"/>
+        </w:rPr>
+        <w:t>(</w:t>
+      </w:r>
+      <w:proofErr w:type="spellStart"/>
+      <w:r>
+        <w:rPr>
+          <w:rFonts w:ascii="Calibri" w:eastAsia="Georgia" w:hAnsi="Calibri" w:cs="Calibri"/>
+          <w:lang w:val="en-US"/>
+        </w:rPr>
+        <w:t>budget_min</w:t>
+      </w:r>
+      <w:proofErr w:type="spellEnd"/>
+      <w:r>
+        <w:rPr>
+          <w:rFonts w:ascii="Calibri" w:eastAsia="Georgia" w:hAnsi="Calibri" w:cs="Calibri"/>
+          <w:lang w:val="en-US"/>
+        </w:rPr>
+        <w:t xml:space="preserve">: int, </w:t>
+      </w:r>
+      <w:proofErr w:type="spellStart"/>
+      <w:r>
+        <w:rPr>
+          <w:rFonts w:ascii="Calibri" w:eastAsia="Georgia" w:hAnsi="Calibri" w:cs="Calibri"/>
+          <w:lang w:val="en-US"/>
+        </w:rPr>
+        <w:t>budget_max</w:t>
+      </w:r>
+      <w:proofErr w:type="spellEnd"/>
+      <w:r>
+        <w:rPr>
+          <w:rFonts w:ascii="Calibri" w:eastAsia="Georgia" w:hAnsi="Calibri" w:cs="Calibri"/>
+          <w:lang w:val="en-US"/>
+        </w:rPr>
+        <w:t>: int):</w:t>
+      </w:r>
+      <w:r>
+        <w:rPr>
+          <w:rFonts w:ascii="Calibri" w:hAnsi="Calibri" w:cs="Calibri"/>
+          <w:lang w:val="en-US"/>
+        </w:rPr>
+        <w:br/>
+      </w:r>
+      <w:r>
+        <w:rPr>
+          <w:rFonts w:ascii="Calibri" w:eastAsia="Georgia" w:hAnsi="Calibri" w:cs="Calibri"/>
+          <w:lang w:val="en-US"/>
+        </w:rPr>
+        <w:t>"""</w:t>
+      </w:r>
+      <w:proofErr w:type="spellStart"/>
+      <w:r>
+        <w:rPr>
+          <w:rFonts w:ascii="Calibri" w:eastAsia="Georgia" w:hAnsi="Calibri" w:cs="Calibri"/>
+          <w:lang w:val="en-US"/>
+        </w:rPr>
+        <w:t>Récupère</w:t>
+      </w:r>
+      <w:proofErr w:type="spellEnd"/>
+      <w:r>
+        <w:rPr>
+          <w:rFonts w:ascii="Calibri" w:eastAsia="Georgia" w:hAnsi="Calibri" w:cs="Calibri"/>
+          <w:lang w:val="en-US"/>
+        </w:rPr>
+        <w:t xml:space="preserve"> les </w:t>
+      </w:r>
+      <w:proofErr w:type="spellStart"/>
+      <w:r>
+        <w:rPr>
+          <w:rFonts w:ascii="Calibri" w:eastAsia="Georgia" w:hAnsi="Calibri" w:cs="Calibri"/>
+          <w:lang w:val="en-US"/>
+        </w:rPr>
+        <w:t>propriétés</w:t>
+      </w:r>
+      <w:proofErr w:type="spellEnd"/>
+      <w:r>
+        <w:rPr>
+          <w:rFonts w:ascii="Calibri" w:eastAsia="Georgia" w:hAnsi="Calibri" w:cs="Calibri"/>
+          <w:lang w:val="en-US"/>
         </w:rPr>
         <w:t xml:space="preserve"> </w:t>
       </w:r>
@@ -4866,280 +4940,133 @@
       <w:r>
         <w:rPr>
           <w:rFonts w:ascii="Calibri" w:eastAsia="Georgia" w:hAnsi="Calibri" w:cs="Calibri"/>
-        </w:rPr>
-        <w:t>def</w:t>
+          <w:lang w:val="en-US"/>
+        </w:rPr>
+        <w:t>selon</w:t>
       </w:r>
       <w:proofErr w:type="spellEnd"/>
       <w:r>
         <w:rPr>
           <w:rFonts w:ascii="Calibri" w:eastAsia="Georgia" w:hAnsi="Calibri" w:cs="Calibri"/>
-        </w:rPr>
-        <w:t xml:space="preserve"> </w:t>
-      </w:r>
-      <w:proofErr w:type="spellStart"/>
-      <w:r>
-        <w:rPr>
-          <w:rFonts w:ascii="Calibri" w:eastAsia="Georgia" w:hAnsi="Calibri" w:cs="Calibri"/>
-        </w:rPr>
-        <w:t>get_</w:t>
-      </w:r>
-      <w:proofErr w:type="gramStart"/>
-      <w:r>
-        <w:rPr>
-          <w:rFonts w:ascii="Calibri" w:eastAsia="Georgia" w:hAnsi="Calibri" w:cs="Calibri"/>
-        </w:rPr>
-        <w:t>proprietes</w:t>
-      </w:r>
-      <w:proofErr w:type="spellEnd"/>
-      <w:r>
-        <w:rPr>
-          <w:rFonts w:ascii="Calibri" w:eastAsia="Georgia" w:hAnsi="Calibri" w:cs="Calibri"/>
+          <w:lang w:val="en-US"/>
+        </w:rPr>
+        <w:t xml:space="preserve"> le budget"""</w:t>
+      </w:r>
+      <w:r>
+        <w:rPr>
+          <w:rFonts w:ascii="Calibri" w:hAnsi="Calibri" w:cs="Calibri"/>
+          <w:lang w:val="en-US"/>
+        </w:rPr>
+        <w:br/>
+        <w:t xml:space="preserve">with </w:t>
+      </w:r>
+      <w:proofErr w:type="spellStart"/>
+      <w:r>
+        <w:rPr>
+          <w:rFonts w:ascii="Calibri" w:hAnsi="Calibri" w:cs="Calibri"/>
+          <w:lang w:val="en-US"/>
+        </w:rPr>
+        <w:t>driver.session</w:t>
+      </w:r>
+      <w:proofErr w:type="spellEnd"/>
+      <w:r>
+        <w:rPr>
+          <w:rFonts w:ascii="Calibri" w:hAnsi="Calibri" w:cs="Calibri"/>
+          <w:lang w:val="en-US"/>
+        </w:rPr>
+        <w:t>() as session:</w:t>
+      </w:r>
+      <w:r>
+        <w:rPr>
+          <w:rFonts w:ascii="Calibri" w:hAnsi="Calibri" w:cs="Calibri"/>
+          <w:lang w:val="en-US"/>
+        </w:rPr>
+        <w:br/>
+        <w:t xml:space="preserve">result = </w:t>
+      </w:r>
+      <w:proofErr w:type="spellStart"/>
+      <w:r>
+        <w:rPr>
+          <w:rFonts w:ascii="Calibri" w:hAnsi="Calibri" w:cs="Calibri"/>
+          <w:lang w:val="en-US"/>
+        </w:rPr>
+        <w:t>session.run</w:t>
+      </w:r>
+      <w:proofErr w:type="spellEnd"/>
+      <w:r>
+        <w:rPr>
+          <w:rFonts w:ascii="Calibri" w:hAnsi="Calibri" w:cs="Calibri"/>
+          <w:lang w:val="en-US"/>
         </w:rPr>
         <w:t>(</w:t>
       </w:r>
-      <w:proofErr w:type="spellStart"/>
-      <w:proofErr w:type="gramEnd"/>
-      <w:r>
-        <w:rPr>
-          <w:rFonts w:ascii="Calibri" w:eastAsia="Georgia" w:hAnsi="Calibri" w:cs="Calibri"/>
-        </w:rPr>
-        <w:t>budget_</w:t>
-      </w:r>
-      <w:proofErr w:type="gramStart"/>
-      <w:r>
-        <w:rPr>
-          <w:rFonts w:ascii="Calibri" w:eastAsia="Georgia" w:hAnsi="Calibri" w:cs="Calibri"/>
-        </w:rPr>
-        <w:t>min</w:t>
-      </w:r>
-      <w:proofErr w:type="spellEnd"/>
-      <w:r>
-        <w:rPr>
-          <w:rFonts w:ascii="Calibri" w:eastAsia="Georgia" w:hAnsi="Calibri" w:cs="Calibri"/>
-        </w:rPr>
-        <w:t>:</w:t>
-      </w:r>
-      <w:proofErr w:type="gramEnd"/>
-      <w:r>
-        <w:rPr>
-          <w:rFonts w:ascii="Calibri" w:eastAsia="Georgia" w:hAnsi="Calibri" w:cs="Calibri"/>
-        </w:rPr>
-        <w:t xml:space="preserve"> </w:t>
-      </w:r>
-      <w:proofErr w:type="spellStart"/>
-      <w:r>
-        <w:rPr>
-          <w:rFonts w:ascii="Calibri" w:eastAsia="Georgia" w:hAnsi="Calibri" w:cs="Calibri"/>
-        </w:rPr>
-        <w:t>int</w:t>
-      </w:r>
-      <w:proofErr w:type="spellEnd"/>
-      <w:r>
-        <w:rPr>
-          <w:rFonts w:ascii="Calibri" w:eastAsia="Georgia" w:hAnsi="Calibri" w:cs="Calibri"/>
-        </w:rPr>
-        <w:t xml:space="preserve">, </w:t>
-      </w:r>
-      <w:proofErr w:type="spellStart"/>
-      <w:r>
-        <w:rPr>
-          <w:rFonts w:ascii="Calibri" w:eastAsia="Georgia" w:hAnsi="Calibri" w:cs="Calibri"/>
-        </w:rPr>
-        <w:t>budget_</w:t>
-      </w:r>
-      <w:proofErr w:type="gramStart"/>
-      <w:r>
-        <w:rPr>
-          <w:rFonts w:ascii="Calibri" w:eastAsia="Georgia" w:hAnsi="Calibri" w:cs="Calibri"/>
-        </w:rPr>
-        <w:t>max</w:t>
-      </w:r>
-      <w:proofErr w:type="spellEnd"/>
-      <w:r>
-        <w:rPr>
-          <w:rFonts w:ascii="Calibri" w:eastAsia="Georgia" w:hAnsi="Calibri" w:cs="Calibri"/>
-        </w:rPr>
-        <w:t>:</w:t>
-      </w:r>
-      <w:proofErr w:type="gramEnd"/>
-      <w:r>
-        <w:rPr>
-          <w:rFonts w:ascii="Calibri" w:eastAsia="Georgia" w:hAnsi="Calibri" w:cs="Calibri"/>
-        </w:rPr>
-        <w:t xml:space="preserve"> </w:t>
-      </w:r>
-      <w:proofErr w:type="spellStart"/>
-      <w:r>
-        <w:rPr>
-          <w:rFonts w:ascii="Calibri" w:eastAsia="Georgia" w:hAnsi="Calibri" w:cs="Calibri"/>
-        </w:rPr>
-        <w:t>int</w:t>
-      </w:r>
-      <w:proofErr w:type="spellEnd"/>
-      <w:proofErr w:type="gramStart"/>
-      <w:r>
-        <w:rPr>
-          <w:rFonts w:ascii="Calibri" w:eastAsia="Georgia" w:hAnsi="Calibri" w:cs="Calibri"/>
-        </w:rPr>
-        <w:t>):</w:t>
-      </w:r>
-      <w:proofErr w:type="gramEnd"/>
-      <w:r>
-        <w:rPr>
-          <w:rFonts w:ascii="Calibri" w:hAnsi="Calibri" w:cs="Calibri"/>
-        </w:rPr>
-        <w:br/>
-      </w:r>
-      <w:r>
-        <w:rPr>
-          <w:rFonts w:ascii="Calibri" w:eastAsia="Georgia" w:hAnsi="Calibri" w:cs="Calibri"/>
-        </w:rPr>
-        <w:t>"""Récupère les propriétés selon le budget"""</w:t>
-      </w:r>
-      <w:r>
-        <w:rPr>
-          <w:rFonts w:ascii="Calibri" w:hAnsi="Calibri" w:cs="Calibri"/>
-        </w:rPr>
-        <w:br/>
-      </w:r>
-      <w:proofErr w:type="spellStart"/>
-      <w:r>
-        <w:rPr>
-          <w:rFonts w:ascii="Calibri" w:hAnsi="Calibri" w:cs="Calibri"/>
-        </w:rPr>
-        <w:t>with</w:t>
-      </w:r>
-      <w:proofErr w:type="spellEnd"/>
-      <w:r>
-        <w:rPr>
-          <w:rFonts w:ascii="Calibri" w:hAnsi="Calibri" w:cs="Calibri"/>
-        </w:rPr>
-        <w:t xml:space="preserve"> </w:t>
-      </w:r>
-      <w:proofErr w:type="spellStart"/>
-      <w:proofErr w:type="gramStart"/>
-      <w:r>
-        <w:rPr>
-          <w:rFonts w:ascii="Calibri" w:hAnsi="Calibri" w:cs="Calibri"/>
-        </w:rPr>
-        <w:t>driver.session</w:t>
-      </w:r>
-      <w:proofErr w:type="spellEnd"/>
-      <w:proofErr w:type="gramEnd"/>
-      <w:r>
-        <w:rPr>
-          <w:rFonts w:ascii="Calibri" w:hAnsi="Calibri" w:cs="Calibri"/>
-        </w:rPr>
-        <w:t xml:space="preserve">() as </w:t>
-      </w:r>
-      <w:proofErr w:type="gramStart"/>
-      <w:r>
-        <w:rPr>
-          <w:rFonts w:ascii="Calibri" w:hAnsi="Calibri" w:cs="Calibri"/>
-        </w:rPr>
-        <w:t>session:</w:t>
-      </w:r>
-      <w:proofErr w:type="gramEnd"/>
-      <w:r>
-        <w:rPr>
-          <w:rFonts w:ascii="Calibri" w:hAnsi="Calibri" w:cs="Calibri"/>
-        </w:rPr>
-        <w:br/>
-      </w:r>
-      <w:proofErr w:type="spellStart"/>
-      <w:r>
-        <w:rPr>
-          <w:rFonts w:ascii="Calibri" w:hAnsi="Calibri" w:cs="Calibri"/>
-        </w:rPr>
-        <w:t>result</w:t>
-      </w:r>
-      <w:proofErr w:type="spellEnd"/>
-      <w:r>
-        <w:rPr>
-          <w:rFonts w:ascii="Calibri" w:hAnsi="Calibri" w:cs="Calibri"/>
-        </w:rPr>
-        <w:t xml:space="preserve"> = </w:t>
-      </w:r>
-      <w:proofErr w:type="spellStart"/>
-      <w:proofErr w:type="gramStart"/>
-      <w:r>
-        <w:rPr>
-          <w:rFonts w:ascii="Calibri" w:hAnsi="Calibri" w:cs="Calibri"/>
-        </w:rPr>
-        <w:t>session.run</w:t>
-      </w:r>
-      <w:proofErr w:type="spellEnd"/>
-      <w:r>
-        <w:rPr>
-          <w:rFonts w:ascii="Calibri" w:hAnsi="Calibri" w:cs="Calibri"/>
-        </w:rPr>
-        <w:t>(</w:t>
-      </w:r>
-      <w:proofErr w:type="gramEnd"/>
-      <w:r>
-        <w:rPr>
-          <w:rFonts w:ascii="Calibri" w:hAnsi="Calibri" w:cs="Calibri"/>
+      <w:r>
+        <w:rPr>
+          <w:rFonts w:ascii="Calibri" w:hAnsi="Calibri" w:cs="Calibri"/>
+          <w:lang w:val="en-US"/>
         </w:rPr>
         <w:br/>
         <w:t>"MATCH (</w:t>
       </w:r>
       <w:proofErr w:type="spellStart"/>
-      <w:proofErr w:type="gramStart"/>
-      <w:r>
-        <w:rPr>
-          <w:rFonts w:ascii="Calibri" w:hAnsi="Calibri" w:cs="Calibri"/>
+      <w:r>
+        <w:rPr>
+          <w:rFonts w:ascii="Calibri" w:hAnsi="Calibri" w:cs="Calibri"/>
+          <w:lang w:val="en-US"/>
         </w:rPr>
         <w:t>p:Propriete</w:t>
       </w:r>
       <w:proofErr w:type="spellEnd"/>
-      <w:proofErr w:type="gramEnd"/>
-      <w:r>
-        <w:rPr>
-          <w:rFonts w:ascii="Calibri" w:hAnsi="Calibri" w:cs="Calibri"/>
+      <w:r>
+        <w:rPr>
+          <w:rFonts w:ascii="Calibri" w:hAnsi="Calibri" w:cs="Calibri"/>
+          <w:lang w:val="en-US"/>
         </w:rPr>
         <w:t xml:space="preserve">) WHERE </w:t>
       </w:r>
       <w:proofErr w:type="spellStart"/>
-      <w:proofErr w:type="gramStart"/>
-      <w:r>
-        <w:rPr>
-          <w:rFonts w:ascii="Calibri" w:hAnsi="Calibri" w:cs="Calibri"/>
+      <w:r>
+        <w:rPr>
+          <w:rFonts w:ascii="Calibri" w:hAnsi="Calibri" w:cs="Calibri"/>
+          <w:lang w:val="en-US"/>
         </w:rPr>
         <w:t>p.prix</w:t>
       </w:r>
       <w:proofErr w:type="spellEnd"/>
-      <w:proofErr w:type="gramEnd"/>
-      <w:r>
-        <w:rPr>
-          <w:rFonts w:ascii="Calibri" w:hAnsi="Calibri" w:cs="Calibri"/>
+      <w:r>
+        <w:rPr>
+          <w:rFonts w:ascii="Calibri" w:hAnsi="Calibri" w:cs="Calibri"/>
+          <w:lang w:val="en-US"/>
         </w:rPr>
         <w:t xml:space="preserve"> &gt;= $min AND </w:t>
       </w:r>
       <w:proofErr w:type="spellStart"/>
-      <w:proofErr w:type="gramStart"/>
-      <w:r>
-        <w:rPr>
-          <w:rFonts w:ascii="Calibri" w:hAnsi="Calibri" w:cs="Calibri"/>
+      <w:r>
+        <w:rPr>
+          <w:rFonts w:ascii="Calibri" w:hAnsi="Calibri" w:cs="Calibri"/>
+          <w:lang w:val="en-US"/>
         </w:rPr>
         <w:t>p.prix</w:t>
       </w:r>
       <w:proofErr w:type="spellEnd"/>
-      <w:proofErr w:type="gramEnd"/>
-      <w:r>
-        <w:rPr>
-          <w:rFonts w:ascii="Calibri" w:hAnsi="Calibri" w:cs="Calibri"/>
+      <w:r>
+        <w:rPr>
+          <w:rFonts w:ascii="Calibri" w:hAnsi="Calibri" w:cs="Calibri"/>
+          <w:lang w:val="en-US"/>
         </w:rPr>
         <w:t xml:space="preserve"> &lt;= $max RETURN p",</w:t>
       </w:r>
       <w:r>
         <w:rPr>
           <w:rFonts w:ascii="Calibri" w:hAnsi="Calibri" w:cs="Calibri"/>
+          <w:lang w:val="en-US"/>
         </w:rPr>
         <w:br/>
       </w:r>
       <w:r>
         <w:rPr>
           <w:rFonts w:ascii="Calibri" w:eastAsia="Georgia" w:hAnsi="Calibri" w:cs="Calibri"/>
+          <w:lang w:val="en-US"/>
         </w:rPr>
         <w:lastRenderedPageBreak/>
         <w:t>min=</w:t>
@@ -5148,6 +5075,7 @@
       <w:r>
         <w:rPr>
           <w:rFonts w:ascii="Calibri" w:eastAsia="Georgia" w:hAnsi="Calibri" w:cs="Calibri"/>
+          <w:lang w:val="en-US"/>
         </w:rPr>
         <w:t>budget_min</w:t>
       </w:r>
@@ -5155,18 +5083,21 @@
       <w:r>
         <w:rPr>
           <w:rFonts w:ascii="Calibri" w:eastAsia="Georgia" w:hAnsi="Calibri" w:cs="Calibri"/>
+          <w:lang w:val="en-US"/>
         </w:rPr>
         <w:t>,</w:t>
       </w:r>
       <w:r>
         <w:rPr>
           <w:rFonts w:ascii="Calibri" w:hAnsi="Calibri" w:cs="Calibri"/>
+          <w:lang w:val="en-US"/>
         </w:rPr>
         <w:br/>
       </w:r>
       <w:r>
         <w:rPr>
           <w:rFonts w:ascii="Calibri" w:eastAsia="Georgia" w:hAnsi="Calibri" w:cs="Calibri"/>
+          <w:lang w:val="en-US"/>
         </w:rPr>
         <w:t>max=</w:t>
       </w:r>
@@ -5174,6 +5105,7 @@
       <w:r>
         <w:rPr>
           <w:rFonts w:ascii="Calibri" w:eastAsia="Georgia" w:hAnsi="Calibri" w:cs="Calibri"/>
+          <w:lang w:val="en-US"/>
         </w:rPr>
         <w:t>budget_max</w:t>
       </w:r>
@@ -5181,6 +5113,7 @@
       <w:r>
         <w:rPr>
           <w:rFonts w:ascii="Calibri" w:hAnsi="Calibri" w:cs="Calibri"/>
+          <w:lang w:val="en-US"/>
         </w:rPr>
         <w:br/>
         <w:t>)</w:t>
@@ -5188,6 +5121,7 @@
       <w:r>
         <w:rPr>
           <w:rFonts w:ascii="Calibri" w:hAnsi="Calibri" w:cs="Calibri"/>
+          <w:lang w:val="en-US"/>
         </w:rPr>
         <w:br/>
         <w:t>return [</w:t>
@@ -5196,43 +5130,17 @@
       <w:r>
         <w:rPr>
           <w:rFonts w:ascii="Calibri" w:hAnsi="Calibri" w:cs="Calibri"/>
-        </w:rPr>
-        <w:t>record.</w:t>
-      </w:r>
-      <w:proofErr w:type="gramStart"/>
-      <w:r>
-        <w:rPr>
-          <w:rFonts w:ascii="Calibri" w:hAnsi="Calibri" w:cs="Calibri"/>
-        </w:rPr>
-        <w:t>data</w:t>
-      </w:r>
-      <w:proofErr w:type="spellEnd"/>
-      <w:r>
-        <w:rPr>
-          <w:rFonts w:ascii="Calibri" w:hAnsi="Calibri" w:cs="Calibri"/>
-        </w:rPr>
-        <w:t>(</w:t>
-      </w:r>
-      <w:proofErr w:type="gramEnd"/>
-      <w:r>
-        <w:rPr>
-          <w:rFonts w:ascii="Calibri" w:hAnsi="Calibri" w:cs="Calibri"/>
-        </w:rPr>
-        <w:t xml:space="preserve">) for record in </w:t>
-      </w:r>
-      <w:proofErr w:type="spellStart"/>
-      <w:r>
-        <w:rPr>
-          <w:rFonts w:ascii="Calibri" w:hAnsi="Calibri" w:cs="Calibri"/>
-        </w:rPr>
-        <w:t>result</w:t>
-      </w:r>
-      <w:proofErr w:type="spellEnd"/>
-      <w:r>
-        <w:rPr>
-          <w:rFonts w:ascii="Calibri" w:hAnsi="Calibri" w:cs="Calibri"/>
-        </w:rPr>
-        <w:t>]</w:t>
+          <w:lang w:val="en-US"/>
+        </w:rPr>
+        <w:t>record.data</w:t>
+      </w:r>
+      <w:proofErr w:type="spellEnd"/>
+      <w:r>
+        <w:rPr>
+          <w:rFonts w:ascii="Calibri" w:hAnsi="Calibri" w:cs="Calibri"/>
+          <w:lang w:val="en-US"/>
+        </w:rPr>
+        <w:t>() for record in result]</w:t>
       </w:r>
     </w:p>
     <w:p>
@@ -5809,22 +5717,88 @@
           <w:rFonts w:ascii="Calibri" w:hAnsi="Calibri" w:cs="Calibri"/>
           <w:b/>
         </w:rPr>
-        <w:t xml:space="preserve">Une seule requête </w:t>
-      </w:r>
-      <w:proofErr w:type="spellStart"/>
+        <w:t xml:space="preserve">Une seule requête GraphQL </w:t>
+      </w:r>
+      <w:r>
+        <w:rPr>
+          <w:rFonts w:ascii="Calibri" w:hAnsi="Calibri" w:cs="Calibri"/>
+          <w:bCs/>
+        </w:rPr>
+        <w:t xml:space="preserve">peut déclencher l’exécution d’une requête </w:t>
+      </w:r>
+      <w:proofErr w:type="spellStart"/>
+      <w:r>
+        <w:rPr>
+          <w:rFonts w:ascii="Calibri" w:hAnsi="Calibri" w:cs="Calibri"/>
+          <w:bCs/>
+        </w:rPr>
+        <w:t>Cypher</w:t>
+      </w:r>
+      <w:proofErr w:type="spellEnd"/>
+      <w:r>
+        <w:rPr>
+          <w:rFonts w:ascii="Calibri" w:hAnsi="Calibri" w:cs="Calibri"/>
+          <w:bCs/>
+        </w:rPr>
+        <w:t xml:space="preserve"> (via un </w:t>
+      </w:r>
+      <w:proofErr w:type="spellStart"/>
+      <w:r>
+        <w:rPr>
+          <w:rFonts w:ascii="Calibri" w:hAnsi="Calibri" w:cs="Calibri"/>
+          <w:bCs/>
+        </w:rPr>
+        <w:t>resolver</w:t>
+      </w:r>
+      <w:proofErr w:type="spellEnd"/>
+      <w:r>
+        <w:rPr>
+          <w:rFonts w:ascii="Calibri" w:hAnsi="Calibri" w:cs="Calibri"/>
+          <w:bCs/>
+        </w:rPr>
+        <w:t xml:space="preserve">), au lieu de multiplier les </w:t>
+      </w:r>
+      <w:proofErr w:type="spellStart"/>
+      <w:r>
+        <w:rPr>
+          <w:rFonts w:ascii="Calibri" w:hAnsi="Calibri" w:cs="Calibri"/>
+          <w:bCs/>
+        </w:rPr>
+        <w:t>endpoints</w:t>
+      </w:r>
+      <w:proofErr w:type="spellEnd"/>
+      <w:r>
+        <w:rPr>
+          <w:rFonts w:ascii="Calibri" w:hAnsi="Calibri" w:cs="Calibri"/>
+          <w:bCs/>
+        </w:rPr>
+        <w:t xml:space="preserve"> REST et les allers</w:t>
+      </w:r>
+      <w:r>
+        <w:rPr>
+          <w:rFonts w:ascii="Calibri" w:hAnsi="Calibri" w:cs="Calibri"/>
+          <w:bCs/>
+        </w:rPr>
+        <w:noBreakHyphen/>
+        <w:t>retours</w:t>
+      </w:r>
+      <w:r>
+        <w:rPr>
+          <w:rFonts w:ascii="Calibri" w:hAnsi="Calibri" w:cs="Calibri"/>
+          <w:bCs/>
+          <w:i/>
+          <w:iCs/>
+        </w:rPr>
+        <w:t>.</w:t>
+      </w:r>
       <w:r>
         <w:rPr>
           <w:rFonts w:ascii="Calibri" w:hAnsi="Calibri" w:cs="Calibri"/>
           <w:b/>
-        </w:rPr>
-        <w:t>Cypher</w:t>
-      </w:r>
-      <w:proofErr w:type="spellEnd"/>
-      <w:r>
-        <w:rPr>
-          <w:rFonts w:ascii="Calibri" w:eastAsia="Georgia" w:hAnsi="Calibri" w:cs="Calibri"/>
-        </w:rPr>
-        <w:t xml:space="preserve"> générée automatiquement à la place de multiples requêtes</w:t>
+          <w:i/>
+          <w:iCs/>
+        </w:rPr>
+        <w:t xml:space="preserve"> </w:t>
       </w:r>
     </w:p>
     <w:p>
@@ -5865,35 +5839,35 @@
         <w:rPr>
           <w:rFonts w:ascii="Calibri" w:hAnsi="Calibri" w:cs="Calibri"/>
         </w:rPr>
-        <w:t xml:space="preserve">Avec la directive </w:t>
-      </w:r>
-      <w:r>
-        <w:rPr>
-          <w:rStyle w:val="VerbatimChar"/>
-          <w:rFonts w:ascii="Calibri" w:hAnsi="Calibri" w:cs="Calibri"/>
-          <w:shd w:val="clear" w:color="auto" w:fill="F8F8FA"/>
-        </w:rPr>
-        <w:t>@cypher</w:t>
-      </w:r>
-      <w:r>
-        <w:rPr>
-          <w:rFonts w:ascii="Calibri" w:hAnsi="Calibri" w:cs="Calibri"/>
-        </w:rPr>
-        <w:t xml:space="preserve">, GraphQL traduit automatiquement les </w:t>
-      </w:r>
-      <w:proofErr w:type="spellStart"/>
-      <w:r>
-        <w:rPr>
-          <w:rFonts w:ascii="Calibri" w:hAnsi="Calibri" w:cs="Calibri"/>
-        </w:rPr>
-        <w:t>queries</w:t>
-      </w:r>
-      <w:proofErr w:type="spellEnd"/>
-      <w:r>
-        <w:rPr>
-          <w:rFonts w:ascii="Calibri" w:hAnsi="Calibri" w:cs="Calibri"/>
-        </w:rPr>
-        <w:t xml:space="preserve"> en </w:t>
+        <w:t>Certaines fonctionnalités (</w:t>
+      </w:r>
+      <w:proofErr w:type="gramStart"/>
+      <w:r>
+        <w:rPr>
+          <w:rFonts w:ascii="Calibri" w:hAnsi="Calibri" w:cs="Calibri"/>
+        </w:rPr>
+        <w:t>ex:</w:t>
+      </w:r>
+      <w:proofErr w:type="gramEnd"/>
+      <w:r>
+        <w:rPr>
+          <w:rFonts w:ascii="Calibri" w:hAnsi="Calibri" w:cs="Calibri"/>
+        </w:rPr>
+        <w:t xml:space="preserve"> recommandations) sont implémentées dans des </w:t>
+      </w:r>
+      <w:proofErr w:type="spellStart"/>
+      <w:r>
+        <w:rPr>
+          <w:rFonts w:ascii="Calibri" w:hAnsi="Calibri" w:cs="Calibri"/>
+        </w:rPr>
+        <w:t>resolvers</w:t>
+      </w:r>
+      <w:proofErr w:type="spellEnd"/>
+      <w:r>
+        <w:rPr>
+          <w:rFonts w:ascii="Calibri" w:hAnsi="Calibri" w:cs="Calibri"/>
+        </w:rPr>
+        <w:t xml:space="preserve"> qui exécutent du </w:t>
       </w:r>
       <w:proofErr w:type="spellStart"/>
       <w:r>
@@ -5907,664 +5881,1585 @@
         <w:rPr>
           <w:rFonts w:ascii="Calibri" w:hAnsi="Calibri" w:cs="Calibri"/>
         </w:rPr>
-        <w:t xml:space="preserve"> :</w:t>
-      </w:r>
-    </w:p>
-    <w:p>
-      <w:pPr>
-        <w:spacing w:after="210"/>
-        <w:rPr>
-          <w:rFonts w:ascii="Calibri" w:hAnsi="Calibri" w:cs="Calibri"/>
-        </w:rPr>
-      </w:pPr>
-      <w:proofErr w:type="spellStart"/>
+        <w:t xml:space="preserve"> dédié (</w:t>
+      </w:r>
       <w:proofErr w:type="gramStart"/>
       <w:r>
         <w:rPr>
           <w:rFonts w:ascii="Calibri" w:hAnsi="Calibri" w:cs="Calibri"/>
         </w:rPr>
-        <w:t>from</w:t>
-      </w:r>
-      <w:proofErr w:type="spellEnd"/>
+        <w:t>ex:</w:t>
+      </w:r>
       <w:proofErr w:type="gramEnd"/>
       <w:r>
         <w:rPr>
           <w:rFonts w:ascii="Calibri" w:hAnsi="Calibri" w:cs="Calibri"/>
         </w:rPr>
+        <w:t xml:space="preserve"> traversée SIMILAIRE</w:t>
+      </w:r>
+      <w:r>
+        <w:rPr>
+          <w:rFonts w:ascii="Calibri" w:hAnsi="Calibri" w:cs="Calibri"/>
+        </w:rPr>
+        <w:t>_</w:t>
+      </w:r>
+      <w:r>
+        <w:rPr>
+          <w:rFonts w:ascii="Calibri" w:hAnsi="Calibri" w:cs="Calibri"/>
+        </w:rPr>
+        <w:t>A), afin de garder un contrôle total sur les requêtes et leurs performances</w:t>
+      </w:r>
+      <w:r>
+        <w:rPr>
+          <w:rFonts w:ascii="Calibri" w:hAnsi="Calibri" w:cs="Calibri"/>
+        </w:rPr>
         <w:t xml:space="preserve"> </w:t>
       </w:r>
-      <w:proofErr w:type="spellStart"/>
-      <w:r>
-        <w:rPr>
-          <w:rFonts w:ascii="Calibri" w:hAnsi="Calibri" w:cs="Calibri"/>
-        </w:rPr>
-        <w:t>strawberry</w:t>
-      </w:r>
-      <w:proofErr w:type="spellEnd"/>
-      <w:r>
-        <w:rPr>
-          <w:rFonts w:ascii="Calibri" w:hAnsi="Calibri" w:cs="Calibri"/>
-        </w:rPr>
-        <w:t xml:space="preserve"> import type, </w:t>
-      </w:r>
-      <w:proofErr w:type="spellStart"/>
-      <w:r>
-        <w:rPr>
-          <w:rFonts w:ascii="Calibri" w:hAnsi="Calibri" w:cs="Calibri"/>
-        </w:rPr>
-        <w:t>field</w:t>
-      </w:r>
-      <w:proofErr w:type="spellEnd"/>
-      <w:r>
-        <w:rPr>
-          <w:rFonts w:ascii="Calibri" w:hAnsi="Calibri" w:cs="Calibri"/>
-        </w:rPr>
-        <w:br/>
-      </w:r>
-      <w:proofErr w:type="spellStart"/>
-      <w:r>
-        <w:rPr>
-          <w:rFonts w:ascii="Calibri" w:eastAsia="Georgia" w:hAnsi="Calibri" w:cs="Calibri"/>
-        </w:rPr>
-        <w:t>from</w:t>
-      </w:r>
-      <w:proofErr w:type="spellEnd"/>
-      <w:r>
-        <w:rPr>
-          <w:rFonts w:ascii="Calibri" w:eastAsia="Georgia" w:hAnsi="Calibri" w:cs="Calibri"/>
-        </w:rPr>
-        <w:t xml:space="preserve"> </w:t>
-      </w:r>
-      <w:proofErr w:type="spellStart"/>
-      <w:r>
-        <w:rPr>
-          <w:rFonts w:ascii="Calibri" w:eastAsia="Georgia" w:hAnsi="Calibri" w:cs="Calibri"/>
-        </w:rPr>
-        <w:t>strawberry_fastapi</w:t>
-      </w:r>
-      <w:proofErr w:type="spellEnd"/>
-      <w:r>
-        <w:rPr>
-          <w:rFonts w:ascii="Calibri" w:eastAsia="Georgia" w:hAnsi="Calibri" w:cs="Calibri"/>
-        </w:rPr>
-        <w:t xml:space="preserve"> import </w:t>
-      </w:r>
-      <w:proofErr w:type="spellStart"/>
-      <w:r>
-        <w:rPr>
-          <w:rFonts w:ascii="Calibri" w:eastAsia="Georgia" w:hAnsi="Calibri" w:cs="Calibri"/>
-        </w:rPr>
-        <w:t>GraphQLRouter</w:t>
-      </w:r>
-      <w:proofErr w:type="spellEnd"/>
-    </w:p>
-    <w:p>
-      <w:pPr>
-        <w:spacing w:after="210"/>
-        <w:rPr>
-          <w:rFonts w:ascii="Calibri" w:hAnsi="Calibri" w:cs="Calibri"/>
-        </w:rPr>
-      </w:pPr>
-      <w:r>
-        <w:rPr>
-          <w:rFonts w:ascii="Calibri" w:eastAsia="Georgia" w:hAnsi="Calibri" w:cs="Calibri"/>
-        </w:rPr>
-        <w:t>@type</w:t>
-      </w:r>
-      <w:r>
-        <w:rPr>
-          <w:rFonts w:ascii="Calibri" w:hAnsi="Calibri" w:cs="Calibri"/>
-        </w:rPr>
-        <w:br/>
-        <w:t xml:space="preserve">class </w:t>
-      </w:r>
-      <w:proofErr w:type="spellStart"/>
-      <w:proofErr w:type="gramStart"/>
-      <w:r>
-        <w:rPr>
-          <w:rFonts w:ascii="Calibri" w:hAnsi="Calibri" w:cs="Calibri"/>
-        </w:rPr>
-        <w:t>Propriete</w:t>
-      </w:r>
-      <w:proofErr w:type="spellEnd"/>
       <w:r>
         <w:rPr>
           <w:rFonts w:ascii="Calibri" w:hAnsi="Calibri" w:cs="Calibri"/>
         </w:rPr>
         <w:t>:</w:t>
       </w:r>
-      <w:proofErr w:type="gramEnd"/>
-      <w:r>
-        <w:rPr>
-          <w:rFonts w:ascii="Calibri" w:hAnsi="Calibri" w:cs="Calibri"/>
-        </w:rPr>
-        <w:br/>
-      </w:r>
-      <w:proofErr w:type="gramStart"/>
-      <w:r>
-        <w:rPr>
-          <w:rFonts w:ascii="Calibri" w:hAnsi="Calibri" w:cs="Calibri"/>
-        </w:rPr>
-        <w:t>id:</w:t>
-      </w:r>
-      <w:proofErr w:type="gramEnd"/>
-      <w:r>
-        <w:rPr>
-          <w:rFonts w:ascii="Calibri" w:hAnsi="Calibri" w:cs="Calibri"/>
-        </w:rPr>
-        <w:t xml:space="preserve"> </w:t>
-      </w:r>
-      <w:proofErr w:type="spellStart"/>
-      <w:r>
-        <w:rPr>
-          <w:rFonts w:ascii="Calibri" w:hAnsi="Calibri" w:cs="Calibri"/>
-        </w:rPr>
-        <w:t>str</w:t>
-      </w:r>
-      <w:proofErr w:type="spellEnd"/>
-      <w:r>
-        <w:rPr>
-          <w:rFonts w:ascii="Calibri" w:hAnsi="Calibri" w:cs="Calibri"/>
-        </w:rPr>
-        <w:br/>
-      </w:r>
-      <w:proofErr w:type="gramStart"/>
-      <w:r>
-        <w:rPr>
-          <w:rFonts w:ascii="Calibri" w:hAnsi="Calibri" w:cs="Calibri"/>
-        </w:rPr>
-        <w:lastRenderedPageBreak/>
-        <w:t>titre:</w:t>
-      </w:r>
-      <w:proofErr w:type="gramEnd"/>
-      <w:r>
-        <w:rPr>
-          <w:rFonts w:ascii="Calibri" w:hAnsi="Calibri" w:cs="Calibri"/>
-        </w:rPr>
-        <w:t xml:space="preserve"> </w:t>
-      </w:r>
-      <w:proofErr w:type="spellStart"/>
-      <w:r>
-        <w:rPr>
-          <w:rFonts w:ascii="Calibri" w:hAnsi="Calibri" w:cs="Calibri"/>
-        </w:rPr>
-        <w:t>str</w:t>
-      </w:r>
-      <w:proofErr w:type="spellEnd"/>
-      <w:r>
-        <w:rPr>
-          <w:rFonts w:ascii="Calibri" w:hAnsi="Calibri" w:cs="Calibri"/>
-        </w:rPr>
-        <w:br/>
-      </w:r>
-      <w:proofErr w:type="gramStart"/>
-      <w:r>
-        <w:rPr>
-          <w:rFonts w:ascii="Calibri" w:hAnsi="Calibri" w:cs="Calibri"/>
-        </w:rPr>
-        <w:t>prix:</w:t>
-      </w:r>
-      <w:proofErr w:type="gramEnd"/>
-      <w:r>
-        <w:rPr>
-          <w:rFonts w:ascii="Calibri" w:hAnsi="Calibri" w:cs="Calibri"/>
-        </w:rPr>
-        <w:t xml:space="preserve"> </w:t>
-      </w:r>
-      <w:proofErr w:type="spellStart"/>
-      <w:r>
-        <w:rPr>
-          <w:rFonts w:ascii="Calibri" w:hAnsi="Calibri" w:cs="Calibri"/>
-        </w:rPr>
-        <w:t>float</w:t>
-      </w:r>
-      <w:proofErr w:type="spellEnd"/>
     </w:p>
     <w:p>
       <w:pPr>
         <w:shd w:val="clear" w:color="auto" w:fill="F8F8FA"/>
-        <w:rPr>
-          <w:rFonts w:ascii="Calibri" w:hAnsi="Calibri" w:cs="Calibri"/>
-        </w:rPr>
-      </w:pPr>
-      <w:r>
         <w:rPr>
           <w:rStyle w:val="VerbatimChar"/>
           <w:rFonts w:ascii="Calibri" w:eastAsia="Consolas" w:hAnsi="Calibri" w:cs="Calibri"/>
-        </w:rPr>
-        <w:t>@field</w:t>
-      </w:r>
+          <w:lang w:val="en-US"/>
+        </w:rPr>
+      </w:pPr>
+      <w:proofErr w:type="gramStart"/>
       <w:r>
         <w:rPr>
           <w:rStyle w:val="VerbatimChar"/>
           <w:rFonts w:ascii="Calibri" w:eastAsia="Consolas" w:hAnsi="Calibri" w:cs="Calibri"/>
-        </w:rPr>
-        <w:br/>
-      </w:r>
-      <w:proofErr w:type="spellStart"/>
+          <w:lang w:val="en-US"/>
+        </w:rPr>
+        <w:t>import</w:t>
+      </w:r>
+      <w:proofErr w:type="gramEnd"/>
       <w:r>
         <w:rPr>
           <w:rStyle w:val="VerbatimChar"/>
           <w:rFonts w:ascii="Calibri" w:eastAsia="Consolas" w:hAnsi="Calibri" w:cs="Calibri"/>
-        </w:rPr>
-        <w:t>async</w:t>
-      </w:r>
-      <w:proofErr w:type="spellEnd"/>
-      <w:r>
+          <w:lang w:val="en-US"/>
+        </w:rPr>
+        <w:t xml:space="preserve"> strawberry</w:t>
+      </w:r>
+    </w:p>
+    <w:p>
+      <w:pPr>
+        <w:shd w:val="clear" w:color="auto" w:fill="F8F8FA"/>
         <w:rPr>
           <w:rStyle w:val="VerbatimChar"/>
           <w:rFonts w:ascii="Calibri" w:eastAsia="Consolas" w:hAnsi="Calibri" w:cs="Calibri"/>
-        </w:rPr>
-        <w:t xml:space="preserve"> </w:t>
-      </w:r>
-      <w:proofErr w:type="spellStart"/>
+          <w:lang w:val="en-US"/>
+        </w:rPr>
+      </w:pPr>
       <w:r>
         <w:rPr>
           <w:rStyle w:val="VerbatimChar"/>
           <w:rFonts w:ascii="Calibri" w:eastAsia="Consolas" w:hAnsi="Calibri" w:cs="Calibri"/>
-        </w:rPr>
-        <w:t>def</w:t>
-      </w:r>
-      <w:proofErr w:type="spellEnd"/>
-      <w:r>
+          <w:lang w:val="en-US"/>
+        </w:rPr>
+        <w:t>from typing import List</w:t>
+      </w:r>
+    </w:p>
+    <w:p>
+      <w:pPr>
+        <w:shd w:val="clear" w:color="auto" w:fill="F8F8FA"/>
         <w:rPr>
           <w:rStyle w:val="VerbatimChar"/>
           <w:rFonts w:ascii="Calibri" w:eastAsia="Consolas" w:hAnsi="Calibri" w:cs="Calibri"/>
-        </w:rPr>
-        <w:t xml:space="preserve"> </w:t>
-      </w:r>
-      <w:proofErr w:type="spellStart"/>
+          <w:lang w:val="en-US"/>
+        </w:rPr>
+      </w:pPr>
       <w:r>
         <w:rPr>
           <w:rStyle w:val="VerbatimChar"/>
           <w:rFonts w:ascii="Calibri" w:eastAsia="Consolas" w:hAnsi="Calibri" w:cs="Calibri"/>
-        </w:rPr>
-        <w:t>recommendations</w:t>
-      </w:r>
-      <w:proofErr w:type="spellEnd"/>
+          <w:lang w:val="en-US"/>
+        </w:rPr>
+        <w:lastRenderedPageBreak/>
+        <w:t xml:space="preserve">from neo4j import </w:t>
+      </w:r>
+      <w:proofErr w:type="spellStart"/>
       <w:r>
         <w:rPr>
           <w:rStyle w:val="VerbatimChar"/>
           <w:rFonts w:ascii="Calibri" w:eastAsia="Consolas" w:hAnsi="Calibri" w:cs="Calibri"/>
-        </w:rPr>
-        <w:t xml:space="preserve">(self) -&gt; </w:t>
-      </w:r>
-      <w:proofErr w:type="spellStart"/>
-      <w:r>
+          <w:lang w:val="en-US"/>
+        </w:rPr>
+        <w:t>GraphDatabase</w:t>
+      </w:r>
+      <w:proofErr w:type="spellEnd"/>
+    </w:p>
+    <w:p>
+      <w:pPr>
+        <w:shd w:val="clear" w:color="auto" w:fill="F8F8FA"/>
         <w:rPr>
           <w:rStyle w:val="VerbatimChar"/>
           <w:rFonts w:ascii="Calibri" w:eastAsia="Consolas" w:hAnsi="Calibri" w:cs="Calibri"/>
-        </w:rPr>
-        <w:t>list</w:t>
-      </w:r>
-      <w:proofErr w:type="spellEnd"/>
-      <w:r>
+          <w:lang w:val="en-US"/>
+        </w:rPr>
+      </w:pPr>
+    </w:p>
+    <w:p>
+      <w:pPr>
+        <w:shd w:val="clear" w:color="auto" w:fill="F8F8FA"/>
         <w:rPr>
           <w:rStyle w:val="VerbatimChar"/>
           <w:rFonts w:ascii="Calibri" w:eastAsia="Consolas" w:hAnsi="Calibri" w:cs="Calibri"/>
-        </w:rPr>
-        <w:t>["</w:t>
-      </w:r>
-      <w:proofErr w:type="spellStart"/>
+          <w:lang w:val="en-US"/>
+        </w:rPr>
+      </w:pPr>
       <w:r>
         <w:rPr>
           <w:rStyle w:val="VerbatimChar"/>
           <w:rFonts w:ascii="Calibri" w:eastAsia="Consolas" w:hAnsi="Calibri" w:cs="Calibri"/>
-        </w:rPr>
-        <w:t>Propriete</w:t>
-      </w:r>
-      <w:proofErr w:type="spellEnd"/>
+          <w:lang w:val="en-US"/>
+        </w:rPr>
+        <w:t xml:space="preserve">driver = </w:t>
+      </w:r>
+      <w:proofErr w:type="spellStart"/>
       <w:r>
         <w:rPr>
           <w:rStyle w:val="VerbatimChar"/>
           <w:rFonts w:ascii="Calibri" w:eastAsia="Consolas" w:hAnsi="Calibri" w:cs="Calibri"/>
-        </w:rPr>
-        <w:t>"</w:t>
-      </w:r>
-      <w:proofErr w:type="gramStart"/>
+          <w:lang w:val="en-US"/>
+        </w:rPr>
+        <w:t>GraphDatabase.driver</w:t>
+      </w:r>
+      <w:proofErr w:type="spellEnd"/>
       <w:r>
         <w:rPr>
           <w:rStyle w:val="VerbatimChar"/>
           <w:rFonts w:ascii="Calibri" w:eastAsia="Consolas" w:hAnsi="Calibri" w:cs="Calibri"/>
-        </w:rPr>
-        <w:t>]:</w:t>
-      </w:r>
-      <w:proofErr w:type="gramEnd"/>
+          <w:lang w:val="en-US"/>
+        </w:rPr>
+        <w:t>("bolt://localhost:7687", auth</w:t>
+      </w:r>
+      <w:proofErr w:type="gramStart"/>
       <w:r>
         <w:rPr>
           <w:rStyle w:val="VerbatimChar"/>
           <w:rFonts w:ascii="Calibri" w:eastAsia="Consolas" w:hAnsi="Calibri" w:cs="Calibri"/>
-        </w:rPr>
-        <w:br/>
-        <w:t xml:space="preserve">    """Retourne les propriétés similaires via </w:t>
-      </w:r>
-      <w:proofErr w:type="spellStart"/>
+          <w:lang w:val="en-US"/>
+        </w:rPr>
+        <w:t>=(</w:t>
+      </w:r>
+      <w:proofErr w:type="gramEnd"/>
       <w:r>
         <w:rPr>
           <w:rStyle w:val="VerbatimChar"/>
           <w:rFonts w:ascii="Calibri" w:eastAsia="Consolas" w:hAnsi="Calibri" w:cs="Calibri"/>
-        </w:rPr>
-        <w:t>Cypher</w:t>
-      </w:r>
-      <w:proofErr w:type="spellEnd"/>
-      <w:r>
+          <w:lang w:val="en-US"/>
+        </w:rPr>
+        <w:t>"neo4j", "password"))</w:t>
+      </w:r>
+    </w:p>
+    <w:p>
+      <w:pPr>
+        <w:shd w:val="clear" w:color="auto" w:fill="F8F8FA"/>
         <w:rPr>
           <w:rStyle w:val="VerbatimChar"/>
           <w:rFonts w:ascii="Calibri" w:eastAsia="Consolas" w:hAnsi="Calibri" w:cs="Calibri"/>
-        </w:rPr>
-        <w:t>"""</w:t>
-      </w:r>
-      <w:r>
+          <w:lang w:val="en-US"/>
+        </w:rPr>
+      </w:pPr>
+    </w:p>
+    <w:p>
+      <w:pPr>
+        <w:shd w:val="clear" w:color="auto" w:fill="F8F8FA"/>
         <w:rPr>
           <w:rStyle w:val="VerbatimChar"/>
           <w:rFonts w:ascii="Calibri" w:eastAsia="Consolas" w:hAnsi="Calibri" w:cs="Calibri"/>
-        </w:rPr>
-        <w:br/>
-        <w:t xml:space="preserve">    # Directive @cypher générerait automatiquement :</w:t>
-      </w:r>
+          <w:lang w:val="en-US"/>
+        </w:rPr>
+      </w:pPr>
       <w:r>
         <w:rPr>
           <w:rStyle w:val="VerbatimChar"/>
           <w:rFonts w:ascii="Calibri" w:eastAsia="Consolas" w:hAnsi="Calibri" w:cs="Calibri"/>
-        </w:rPr>
-        <w:br/>
-        <w:t xml:space="preserve">    # MATCH (</w:t>
-      </w:r>
-      <w:proofErr w:type="spellStart"/>
+          <w:lang w:val="en-US"/>
+        </w:rPr>
+        <w:t>@</w:t>
+      </w:r>
+      <w:proofErr w:type="gramStart"/>
       <w:r>
         <w:rPr>
           <w:rStyle w:val="VerbatimChar"/>
           <w:rFonts w:ascii="Calibri" w:eastAsia="Consolas" w:hAnsi="Calibri" w:cs="Calibri"/>
-        </w:rPr>
-        <w:t>this</w:t>
-      </w:r>
-      <w:proofErr w:type="spellEnd"/>
-      <w:r>
+          <w:lang w:val="en-US"/>
+        </w:rPr>
+        <w:t>strawberry.type</w:t>
+      </w:r>
+      <w:proofErr w:type="gramEnd"/>
+    </w:p>
+    <w:p>
+      <w:pPr>
+        <w:shd w:val="clear" w:color="auto" w:fill="F8F8FA"/>
         <w:rPr>
           <w:rStyle w:val="VerbatimChar"/>
           <w:rFonts w:ascii="Calibri" w:eastAsia="Consolas" w:hAnsi="Calibri" w:cs="Calibri"/>
-        </w:rPr>
-        <w:t>)-</w:t>
-      </w:r>
-      <w:proofErr w:type="gramStart"/>
+          <w:lang w:val="en-US"/>
+        </w:rPr>
+      </w:pPr>
       <w:r>
         <w:rPr>
           <w:rStyle w:val="VerbatimChar"/>
           <w:rFonts w:ascii="Calibri" w:eastAsia="Consolas" w:hAnsi="Calibri" w:cs="Calibri"/>
-        </w:rPr>
-        <w:t>[:SIMILAIRE</w:t>
-      </w:r>
-      <w:proofErr w:type="gramEnd"/>
+          <w:lang w:val="en-US"/>
+        </w:rPr>
+        <w:t xml:space="preserve">class </w:t>
+      </w:r>
+      <w:proofErr w:type="spellStart"/>
       <w:r>
         <w:rPr>
           <w:rStyle w:val="VerbatimChar"/>
           <w:rFonts w:ascii="Calibri" w:eastAsia="Consolas" w:hAnsi="Calibri" w:cs="Calibri"/>
-        </w:rPr>
-        <w:t>_</w:t>
-      </w:r>
-      <w:proofErr w:type="gramStart"/>
+          <w:lang w:val="en-US"/>
+        </w:rPr>
+        <w:t>Propriete</w:t>
+      </w:r>
+      <w:proofErr w:type="spellEnd"/>
       <w:r>
         <w:rPr>
           <w:rStyle w:val="VerbatimChar"/>
           <w:rFonts w:ascii="Calibri" w:eastAsia="Consolas" w:hAnsi="Calibri" w:cs="Calibri"/>
-        </w:rPr>
-        <w:t>A]-</w:t>
-      </w:r>
-      <w:proofErr w:type="gramEnd"/>
-      <w:r>
+          <w:lang w:val="en-US"/>
+        </w:rPr>
+        <w:t>:</w:t>
+      </w:r>
+    </w:p>
+    <w:p>
+      <w:pPr>
+        <w:shd w:val="clear" w:color="auto" w:fill="F8F8FA"/>
         <w:rPr>
           <w:rStyle w:val="VerbatimChar"/>
           <w:rFonts w:ascii="Calibri" w:eastAsia="Consolas" w:hAnsi="Calibri" w:cs="Calibri"/>
-        </w:rPr>
-        <w:t>&gt;(</w:t>
-      </w:r>
-      <w:proofErr w:type="spellStart"/>
-      <w:proofErr w:type="gramStart"/>
+          <w:lang w:val="en-US"/>
+        </w:rPr>
+      </w:pPr>
       <w:r>
         <w:rPr>
           <w:rStyle w:val="VerbatimChar"/>
           <w:rFonts w:ascii="Calibri" w:eastAsia="Consolas" w:hAnsi="Calibri" w:cs="Calibri"/>
-        </w:rPr>
-        <w:t>p:Propriete</w:t>
-      </w:r>
-      <w:proofErr w:type="spellEnd"/>
-      <w:proofErr w:type="gramEnd"/>
-      <w:r>
+          <w:lang w:val="en-US"/>
+        </w:rPr>
+        <w:t xml:space="preserve">    id: str</w:t>
+      </w:r>
+    </w:p>
+    <w:p>
+      <w:pPr>
+        <w:shd w:val="clear" w:color="auto" w:fill="F8F8FA"/>
         <w:rPr>
           <w:rStyle w:val="VerbatimChar"/>
           <w:rFonts w:ascii="Calibri" w:eastAsia="Consolas" w:hAnsi="Calibri" w:cs="Calibri"/>
         </w:rPr>
-        <w:t>) RETURN p</w:t>
-      </w:r>
+      </w:pPr>
       <w:r>
         <w:rPr>
           <w:rStyle w:val="VerbatimChar"/>
           <w:rFonts w:ascii="Calibri" w:eastAsia="Consolas" w:hAnsi="Calibri" w:cs="Calibri"/>
-        </w:rPr>
-        <w:br/>
+          <w:lang w:val="en-US"/>
+        </w:rPr>
         <w:t xml:space="preserve">    </w:t>
       </w:r>
-      <w:proofErr w:type="spellStart"/>
+      <w:proofErr w:type="gramStart"/>
       <w:r>
         <w:rPr>
           <w:rStyle w:val="VerbatimChar"/>
           <w:rFonts w:ascii="Calibri" w:eastAsia="Consolas" w:hAnsi="Calibri" w:cs="Calibri"/>
         </w:rPr>
-        <w:t>pass</w:t>
-      </w:r>
-      <w:proofErr w:type="spellEnd"/>
+        <w:t>titre:</w:t>
+      </w:r>
+      <w:proofErr w:type="gramEnd"/>
       <w:r>
         <w:rPr>
           <w:rStyle w:val="VerbatimChar"/>
           <w:rFonts w:ascii="Calibri" w:eastAsia="Consolas" w:hAnsi="Calibri" w:cs="Calibri"/>
         </w:rPr>
+        <w:t xml:space="preserve"> str</w:t>
+      </w:r>
+    </w:p>
+    <w:p>
+      <w:pPr>
+        <w:shd w:val="clear" w:color="auto" w:fill="F8F8FA"/>
+        <w:rPr>
+          <w:rStyle w:val="VerbatimChar"/>
+          <w:rFonts w:ascii="Calibri" w:eastAsia="Consolas" w:hAnsi="Calibri" w:cs="Calibri"/>
+        </w:rPr>
+      </w:pPr>
+      <w:r>
+        <w:rPr>
+          <w:rStyle w:val="VerbatimChar"/>
+          <w:rFonts w:ascii="Calibri" w:eastAsia="Consolas" w:hAnsi="Calibri" w:cs="Calibri"/>
+        </w:rPr>
+        <w:t xml:space="preserve">    </w:t>
+      </w:r>
+      <w:proofErr w:type="gramStart"/>
+      <w:r>
+        <w:rPr>
+          <w:rStyle w:val="VerbatimChar"/>
+          <w:rFonts w:ascii="Calibri" w:eastAsia="Consolas" w:hAnsi="Calibri" w:cs="Calibri"/>
+        </w:rPr>
+        <w:t>prix:</w:t>
+      </w:r>
+      <w:proofErr w:type="gramEnd"/>
+      <w:r>
+        <w:rPr>
+          <w:rStyle w:val="VerbatimChar"/>
+          <w:rFonts w:ascii="Calibri" w:eastAsia="Consolas" w:hAnsi="Calibri" w:cs="Calibri"/>
+        </w:rPr>
+        <w:t xml:space="preserve"> </w:t>
+      </w:r>
+      <w:proofErr w:type="spellStart"/>
+      <w:r>
+        <w:rPr>
+          <w:rStyle w:val="VerbatimChar"/>
+          <w:rFonts w:ascii="Calibri" w:eastAsia="Consolas" w:hAnsi="Calibri" w:cs="Calibri"/>
+        </w:rPr>
+        <w:t>float</w:t>
+      </w:r>
+      <w:proofErr w:type="spellEnd"/>
+    </w:p>
+    <w:p>
+      <w:pPr>
+        <w:shd w:val="clear" w:color="auto" w:fill="F8F8FA"/>
+        <w:rPr>
+          <w:rStyle w:val="VerbatimChar"/>
+          <w:rFonts w:ascii="Calibri" w:eastAsia="Consolas" w:hAnsi="Calibri" w:cs="Calibri"/>
+        </w:rPr>
+      </w:pPr>
+    </w:p>
+    <w:p>
+      <w:pPr>
+        <w:shd w:val="clear" w:color="auto" w:fill="F8F8FA"/>
+        <w:rPr>
+          <w:rStyle w:val="VerbatimChar"/>
+          <w:rFonts w:ascii="Calibri" w:eastAsia="Consolas" w:hAnsi="Calibri" w:cs="Calibri"/>
+        </w:rPr>
+      </w:pPr>
+      <w:r>
+        <w:rPr>
+          <w:rStyle w:val="VerbatimChar"/>
+          <w:rFonts w:ascii="Calibri" w:eastAsia="Consolas" w:hAnsi="Calibri" w:cs="Calibri"/>
+        </w:rPr>
+        <w:t xml:space="preserve">    @</w:t>
+      </w:r>
+      <w:proofErr w:type="gramStart"/>
+      <w:r>
+        <w:rPr>
+          <w:rStyle w:val="VerbatimChar"/>
+          <w:rFonts w:ascii="Calibri" w:eastAsia="Consolas" w:hAnsi="Calibri" w:cs="Calibri"/>
+        </w:rPr>
+        <w:t>strawberry.field</w:t>
+      </w:r>
+      <w:proofErr w:type="gramEnd"/>
+    </w:p>
+    <w:p>
+      <w:pPr>
+        <w:shd w:val="clear" w:color="auto" w:fill="F8F8FA"/>
+        <w:rPr>
+          <w:rStyle w:val="VerbatimChar"/>
+          <w:rFonts w:ascii="Calibri" w:eastAsia="Consolas" w:hAnsi="Calibri" w:cs="Calibri"/>
+          <w:lang w:val="en-US"/>
+        </w:rPr>
+      </w:pPr>
+      <w:r>
+        <w:rPr>
+          <w:rStyle w:val="VerbatimChar"/>
+          <w:rFonts w:ascii="Calibri" w:eastAsia="Consolas" w:hAnsi="Calibri" w:cs="Calibri"/>
+        </w:rPr>
+        <w:t xml:space="preserve">    </w:t>
+      </w:r>
+      <w:r>
+        <w:rPr>
+          <w:rStyle w:val="VerbatimChar"/>
+          <w:rFonts w:ascii="Calibri" w:eastAsia="Consolas" w:hAnsi="Calibri" w:cs="Calibri"/>
+          <w:lang w:val="en-US"/>
+        </w:rPr>
+        <w:t>async def recommendations(self) -&gt; List["</w:t>
+      </w:r>
+      <w:proofErr w:type="spellStart"/>
+      <w:r>
+        <w:rPr>
+          <w:rStyle w:val="VerbatimChar"/>
+          <w:rFonts w:ascii="Calibri" w:eastAsia="Consolas" w:hAnsi="Calibri" w:cs="Calibri"/>
+          <w:lang w:val="en-US"/>
+        </w:rPr>
+        <w:t>Propriete</w:t>
+      </w:r>
+      <w:proofErr w:type="spellEnd"/>
+      <w:r>
+        <w:rPr>
+          <w:rStyle w:val="VerbatimChar"/>
+          <w:rFonts w:ascii="Calibri" w:eastAsia="Consolas" w:hAnsi="Calibri" w:cs="Calibri"/>
+          <w:lang w:val="en-US"/>
+        </w:rPr>
+        <w:t>"]:</w:t>
+      </w:r>
+    </w:p>
+    <w:p>
+      <w:pPr>
+        <w:shd w:val="clear" w:color="auto" w:fill="F8F8FA"/>
+        <w:rPr>
+          <w:rStyle w:val="VerbatimChar"/>
+          <w:rFonts w:ascii="Calibri" w:eastAsia="Consolas" w:hAnsi="Calibri" w:cs="Calibri"/>
+          <w:lang w:val="en-US"/>
+        </w:rPr>
+      </w:pPr>
+      <w:r>
+        <w:rPr>
+          <w:rStyle w:val="VerbatimChar"/>
+          <w:rFonts w:ascii="Calibri" w:eastAsia="Consolas" w:hAnsi="Calibri" w:cs="Calibri"/>
+          <w:lang w:val="en-US"/>
+        </w:rPr>
+        <w:t xml:space="preserve">        cypher = """</w:t>
+      </w:r>
+    </w:p>
+    <w:p>
+      <w:pPr>
+        <w:shd w:val="clear" w:color="auto" w:fill="F8F8FA"/>
+        <w:rPr>
+          <w:rStyle w:val="VerbatimChar"/>
+          <w:rFonts w:ascii="Calibri" w:eastAsia="Consolas" w:hAnsi="Calibri" w:cs="Calibri"/>
+          <w:lang w:val="en-US"/>
+        </w:rPr>
+      </w:pPr>
+      <w:r>
+        <w:rPr>
+          <w:rStyle w:val="VerbatimChar"/>
+          <w:rFonts w:ascii="Calibri" w:eastAsia="Consolas" w:hAnsi="Calibri" w:cs="Calibri"/>
+          <w:lang w:val="en-US"/>
+        </w:rPr>
+        <w:t xml:space="preserve">        MATCH (</w:t>
+      </w:r>
+      <w:proofErr w:type="spellStart"/>
+      <w:proofErr w:type="gramStart"/>
+      <w:r>
+        <w:rPr>
+          <w:rStyle w:val="VerbatimChar"/>
+          <w:rFonts w:ascii="Calibri" w:eastAsia="Consolas" w:hAnsi="Calibri" w:cs="Calibri"/>
+          <w:lang w:val="en-US"/>
+        </w:rPr>
+        <w:t>this:Propriete</w:t>
+      </w:r>
+      <w:proofErr w:type="spellEnd"/>
+      <w:proofErr w:type="gramEnd"/>
+      <w:r>
+        <w:rPr>
+          <w:rStyle w:val="VerbatimChar"/>
+          <w:rFonts w:ascii="Calibri" w:eastAsia="Consolas" w:hAnsi="Calibri" w:cs="Calibri"/>
+          <w:lang w:val="en-US"/>
+        </w:rPr>
+        <w:t xml:space="preserve"> {id: $</w:t>
+      </w:r>
+      <w:proofErr w:type="gramStart"/>
+      <w:r>
+        <w:rPr>
+          <w:rStyle w:val="VerbatimChar"/>
+          <w:rFonts w:ascii="Calibri" w:eastAsia="Consolas" w:hAnsi="Calibri" w:cs="Calibri"/>
+          <w:lang w:val="en-US"/>
+        </w:rPr>
+        <w:t>id})</w:t>
+      </w:r>
+      <w:proofErr w:type="gramEnd"/>
+      <w:r>
+        <w:rPr>
+          <w:rStyle w:val="VerbatimChar"/>
+          <w:rFonts w:ascii="Calibri" w:eastAsia="Consolas" w:hAnsi="Calibri" w:cs="Calibri"/>
+          <w:lang w:val="en-US"/>
+        </w:rPr>
+        <w:t>-</w:t>
+      </w:r>
+      <w:proofErr w:type="gramStart"/>
+      <w:r>
+        <w:rPr>
+          <w:rStyle w:val="VerbatimChar"/>
+          <w:rFonts w:ascii="Calibri" w:eastAsia="Consolas" w:hAnsi="Calibri" w:cs="Calibri"/>
+          <w:lang w:val="en-US"/>
+        </w:rPr>
+        <w:t>[:SIMILAIREA</w:t>
+      </w:r>
+      <w:proofErr w:type="gramEnd"/>
+      <w:r>
+        <w:rPr>
+          <w:rStyle w:val="VerbatimChar"/>
+          <w:rFonts w:ascii="Calibri" w:eastAsia="Consolas" w:hAnsi="Calibri" w:cs="Calibri"/>
+          <w:lang w:val="en-US"/>
+        </w:rPr>
+        <w:t>]-&gt;(</w:t>
+      </w:r>
+      <w:proofErr w:type="spellStart"/>
+      <w:proofErr w:type="gramStart"/>
+      <w:r>
+        <w:rPr>
+          <w:rStyle w:val="VerbatimChar"/>
+          <w:rFonts w:ascii="Calibri" w:eastAsia="Consolas" w:hAnsi="Calibri" w:cs="Calibri"/>
+          <w:lang w:val="en-US"/>
+        </w:rPr>
+        <w:t>p:Propriete</w:t>
+      </w:r>
+      <w:proofErr w:type="spellEnd"/>
+      <w:proofErr w:type="gramEnd"/>
+      <w:r>
+        <w:rPr>
+          <w:rStyle w:val="VerbatimChar"/>
+          <w:rFonts w:ascii="Calibri" w:eastAsia="Consolas" w:hAnsi="Calibri" w:cs="Calibri"/>
+          <w:lang w:val="en-US"/>
+        </w:rPr>
+        <w:t>)</w:t>
+      </w:r>
+    </w:p>
+    <w:p>
+      <w:pPr>
+        <w:shd w:val="clear" w:color="auto" w:fill="F8F8FA"/>
+        <w:rPr>
+          <w:rStyle w:val="VerbatimChar"/>
+          <w:rFonts w:ascii="Calibri" w:eastAsia="Consolas" w:hAnsi="Calibri" w:cs="Calibri"/>
+          <w:lang w:val="en-US"/>
+        </w:rPr>
+      </w:pPr>
+      <w:r>
+        <w:rPr>
+          <w:rStyle w:val="VerbatimChar"/>
+          <w:rFonts w:ascii="Calibri" w:eastAsia="Consolas" w:hAnsi="Calibri" w:cs="Calibri"/>
+          <w:lang w:val="en-US"/>
+        </w:rPr>
+        <w:t xml:space="preserve">        </w:t>
+      </w:r>
+      <w:proofErr w:type="gramStart"/>
+      <w:r>
+        <w:rPr>
+          <w:rStyle w:val="VerbatimChar"/>
+          <w:rFonts w:ascii="Calibri" w:eastAsia="Consolas" w:hAnsi="Calibri" w:cs="Calibri"/>
+          <w:lang w:val="en-US"/>
+        </w:rPr>
+        <w:t>RETURN p.id</w:t>
+      </w:r>
+      <w:proofErr w:type="gramEnd"/>
+      <w:r>
+        <w:rPr>
+          <w:rStyle w:val="VerbatimChar"/>
+          <w:rFonts w:ascii="Calibri" w:eastAsia="Consolas" w:hAnsi="Calibri" w:cs="Calibri"/>
+          <w:lang w:val="en-US"/>
+        </w:rPr>
+        <w:t xml:space="preserve"> AS id, </w:t>
+      </w:r>
+      <w:proofErr w:type="spellStart"/>
+      <w:proofErr w:type="gramStart"/>
+      <w:r>
+        <w:rPr>
+          <w:rStyle w:val="VerbatimChar"/>
+          <w:rFonts w:ascii="Calibri" w:eastAsia="Consolas" w:hAnsi="Calibri" w:cs="Calibri"/>
+          <w:lang w:val="en-US"/>
+        </w:rPr>
+        <w:t>p.titre</w:t>
+      </w:r>
+      <w:proofErr w:type="spellEnd"/>
+      <w:proofErr w:type="gramEnd"/>
+      <w:r>
+        <w:rPr>
+          <w:rStyle w:val="VerbatimChar"/>
+          <w:rFonts w:ascii="Calibri" w:eastAsia="Consolas" w:hAnsi="Calibri" w:cs="Calibri"/>
+          <w:lang w:val="en-US"/>
+        </w:rPr>
+        <w:t xml:space="preserve"> AS </w:t>
+      </w:r>
+      <w:proofErr w:type="spellStart"/>
+      <w:r>
+        <w:rPr>
+          <w:rStyle w:val="VerbatimChar"/>
+          <w:rFonts w:ascii="Calibri" w:eastAsia="Consolas" w:hAnsi="Calibri" w:cs="Calibri"/>
+          <w:lang w:val="en-US"/>
+        </w:rPr>
+        <w:t>titre</w:t>
+      </w:r>
+      <w:proofErr w:type="spellEnd"/>
+      <w:r>
+        <w:rPr>
+          <w:rStyle w:val="VerbatimChar"/>
+          <w:rFonts w:ascii="Calibri" w:eastAsia="Consolas" w:hAnsi="Calibri" w:cs="Calibri"/>
+          <w:lang w:val="en-US"/>
+        </w:rPr>
+        <w:t xml:space="preserve">, </w:t>
+      </w:r>
+      <w:proofErr w:type="spellStart"/>
+      <w:proofErr w:type="gramStart"/>
+      <w:r>
+        <w:rPr>
+          <w:rStyle w:val="VerbatimChar"/>
+          <w:rFonts w:ascii="Calibri" w:eastAsia="Consolas" w:hAnsi="Calibri" w:cs="Calibri"/>
+          <w:lang w:val="en-US"/>
+        </w:rPr>
+        <w:t>p.prix</w:t>
+      </w:r>
+      <w:proofErr w:type="spellEnd"/>
+      <w:proofErr w:type="gramEnd"/>
+      <w:r>
+        <w:rPr>
+          <w:rStyle w:val="VerbatimChar"/>
+          <w:rFonts w:ascii="Calibri" w:eastAsia="Consolas" w:hAnsi="Calibri" w:cs="Calibri"/>
+          <w:lang w:val="en-US"/>
+        </w:rPr>
+        <w:t xml:space="preserve"> AS prix</w:t>
+      </w:r>
+    </w:p>
+    <w:p>
+      <w:pPr>
+        <w:shd w:val="clear" w:color="auto" w:fill="F8F8FA"/>
+        <w:rPr>
+          <w:rStyle w:val="VerbatimChar"/>
+          <w:rFonts w:ascii="Calibri" w:eastAsia="Consolas" w:hAnsi="Calibri" w:cs="Calibri"/>
+          <w:lang w:val="en-US"/>
+        </w:rPr>
+      </w:pPr>
+      <w:r>
+        <w:rPr>
+          <w:rStyle w:val="VerbatimChar"/>
+          <w:rFonts w:ascii="Calibri" w:eastAsia="Consolas" w:hAnsi="Calibri" w:cs="Calibri"/>
+          <w:lang w:val="en-US"/>
+        </w:rPr>
+        <w:t xml:space="preserve">        LIMIT 10</w:t>
+      </w:r>
+    </w:p>
+    <w:p>
+      <w:pPr>
+        <w:shd w:val="clear" w:color="auto" w:fill="F8F8FA"/>
+        <w:rPr>
+          <w:rStyle w:val="VerbatimChar"/>
+          <w:rFonts w:ascii="Calibri" w:eastAsia="Consolas" w:hAnsi="Calibri" w:cs="Calibri"/>
+          <w:lang w:val="en-US"/>
+        </w:rPr>
+      </w:pPr>
+      <w:r>
+        <w:rPr>
+          <w:rStyle w:val="VerbatimChar"/>
+          <w:rFonts w:ascii="Calibri" w:eastAsia="Consolas" w:hAnsi="Calibri" w:cs="Calibri"/>
+          <w:lang w:val="en-US"/>
+        </w:rPr>
+        <w:t xml:space="preserve">        """</w:t>
+      </w:r>
+    </w:p>
+    <w:p>
+      <w:pPr>
+        <w:shd w:val="clear" w:color="auto" w:fill="F8F8FA"/>
+        <w:rPr>
+          <w:rStyle w:val="VerbatimChar"/>
+          <w:rFonts w:ascii="Calibri" w:eastAsia="Consolas" w:hAnsi="Calibri" w:cs="Calibri"/>
+          <w:lang w:val="en-US"/>
+        </w:rPr>
+      </w:pPr>
+      <w:r>
+        <w:rPr>
+          <w:rStyle w:val="VerbatimChar"/>
+          <w:rFonts w:ascii="Calibri" w:eastAsia="Consolas" w:hAnsi="Calibri" w:cs="Calibri"/>
+          <w:lang w:val="en-US"/>
+        </w:rPr>
+        <w:t xml:space="preserve">        with </w:t>
+      </w:r>
+      <w:proofErr w:type="spellStart"/>
+      <w:proofErr w:type="gramStart"/>
+      <w:r>
+        <w:rPr>
+          <w:rStyle w:val="VerbatimChar"/>
+          <w:rFonts w:ascii="Calibri" w:eastAsia="Consolas" w:hAnsi="Calibri" w:cs="Calibri"/>
+          <w:lang w:val="en-US"/>
+        </w:rPr>
+        <w:t>driver.session</w:t>
+      </w:r>
+      <w:proofErr w:type="spellEnd"/>
+      <w:proofErr w:type="gramEnd"/>
+      <w:r>
+        <w:rPr>
+          <w:rStyle w:val="VerbatimChar"/>
+          <w:rFonts w:ascii="Calibri" w:eastAsia="Consolas" w:hAnsi="Calibri" w:cs="Calibri"/>
+          <w:lang w:val="en-US"/>
+        </w:rPr>
+        <w:t>() as session:</w:t>
+      </w:r>
+    </w:p>
+    <w:p>
+      <w:pPr>
+        <w:shd w:val="clear" w:color="auto" w:fill="F8F8FA"/>
+        <w:rPr>
+          <w:rStyle w:val="VerbatimChar"/>
+          <w:rFonts w:ascii="Calibri" w:eastAsia="Consolas" w:hAnsi="Calibri" w:cs="Calibri"/>
+          <w:lang w:val="en-US"/>
+        </w:rPr>
+      </w:pPr>
+      <w:r>
+        <w:rPr>
+          <w:rStyle w:val="VerbatimChar"/>
+          <w:rFonts w:ascii="Calibri" w:eastAsia="Consolas" w:hAnsi="Calibri" w:cs="Calibri"/>
+          <w:lang w:val="en-US"/>
+        </w:rPr>
+        <w:t xml:space="preserve">            result = </w:t>
+      </w:r>
+      <w:proofErr w:type="spellStart"/>
+      <w:proofErr w:type="gramStart"/>
+      <w:r>
+        <w:rPr>
+          <w:rStyle w:val="VerbatimChar"/>
+          <w:rFonts w:ascii="Calibri" w:eastAsia="Consolas" w:hAnsi="Calibri" w:cs="Calibri"/>
+          <w:lang w:val="en-US"/>
+        </w:rPr>
+        <w:t>session.run</w:t>
+      </w:r>
+      <w:proofErr w:type="spellEnd"/>
+      <w:r>
+        <w:rPr>
+          <w:rStyle w:val="VerbatimChar"/>
+          <w:rFonts w:ascii="Calibri" w:eastAsia="Consolas" w:hAnsi="Calibri" w:cs="Calibri"/>
+          <w:lang w:val="en-US"/>
+        </w:rPr>
+        <w:t>(</w:t>
+      </w:r>
+      <w:proofErr w:type="gramEnd"/>
+      <w:r>
+        <w:rPr>
+          <w:rStyle w:val="VerbatimChar"/>
+          <w:rFonts w:ascii="Calibri" w:eastAsia="Consolas" w:hAnsi="Calibri" w:cs="Calibri"/>
+          <w:lang w:val="en-US"/>
+        </w:rPr>
+        <w:t>cypher, {"id": self.id})</w:t>
+      </w:r>
+    </w:p>
+    <w:p>
+      <w:pPr>
+        <w:shd w:val="clear" w:color="auto" w:fill="F8F8FA"/>
+        <w:rPr>
+          <w:rStyle w:val="VerbatimChar"/>
+          <w:rFonts w:ascii="Calibri" w:eastAsia="Consolas" w:hAnsi="Calibri" w:cs="Calibri"/>
+          <w:lang w:val="en-US"/>
+        </w:rPr>
+      </w:pPr>
+      <w:r>
+        <w:rPr>
+          <w:rStyle w:val="VerbatimChar"/>
+          <w:rFonts w:ascii="Calibri" w:eastAsia="Consolas" w:hAnsi="Calibri" w:cs="Calibri"/>
+          <w:lang w:val="en-US"/>
+        </w:rPr>
+        <w:t xml:space="preserve">            return [</w:t>
+      </w:r>
+      <w:proofErr w:type="spellStart"/>
+      <w:r>
+        <w:rPr>
+          <w:rStyle w:val="VerbatimChar"/>
+          <w:rFonts w:ascii="Calibri" w:eastAsia="Consolas" w:hAnsi="Calibri" w:cs="Calibri"/>
+          <w:lang w:val="en-US"/>
+        </w:rPr>
+        <w:t>Propriete</w:t>
+      </w:r>
+      <w:proofErr w:type="spellEnd"/>
+      <w:r>
+        <w:rPr>
+          <w:rStyle w:val="VerbatimChar"/>
+          <w:rFonts w:ascii="Calibri" w:eastAsia="Consolas" w:hAnsi="Calibri" w:cs="Calibri"/>
+          <w:lang w:val="en-US"/>
+        </w:rPr>
+        <w:t>(**</w:t>
+      </w:r>
+      <w:proofErr w:type="spellStart"/>
+      <w:r>
+        <w:rPr>
+          <w:rStyle w:val="VerbatimChar"/>
+          <w:rFonts w:ascii="Calibri" w:eastAsia="Consolas" w:hAnsi="Calibri" w:cs="Calibri"/>
+          <w:lang w:val="en-US"/>
+        </w:rPr>
+        <w:t>r.</w:t>
+      </w:r>
+      <w:proofErr w:type="gramStart"/>
+      <w:r>
+        <w:rPr>
+          <w:rStyle w:val="VerbatimChar"/>
+          <w:rFonts w:ascii="Calibri" w:eastAsia="Consolas" w:hAnsi="Calibri" w:cs="Calibri"/>
+          <w:lang w:val="en-US"/>
+        </w:rPr>
+        <w:t>data</w:t>
+      </w:r>
+      <w:proofErr w:type="spellEnd"/>
+      <w:r>
+        <w:rPr>
+          <w:rStyle w:val="VerbatimChar"/>
+          <w:rFonts w:ascii="Calibri" w:eastAsia="Consolas" w:hAnsi="Calibri" w:cs="Calibri"/>
+          <w:lang w:val="en-US"/>
+        </w:rPr>
+        <w:t>(</w:t>
+      </w:r>
+      <w:proofErr w:type="gramEnd"/>
+      <w:r>
+        <w:rPr>
+          <w:rStyle w:val="VerbatimChar"/>
+          <w:rFonts w:ascii="Calibri" w:eastAsia="Consolas" w:hAnsi="Calibri" w:cs="Calibri"/>
+          <w:lang w:val="en-US"/>
+        </w:rPr>
+        <w:t>)) for r in result]</w:t>
+      </w:r>
+    </w:p>
+    <w:p>
+      <w:pPr>
+        <w:shd w:val="clear" w:color="auto" w:fill="F8F8FA"/>
+        <w:rPr>
+          <w:rStyle w:val="VerbatimChar"/>
+          <w:rFonts w:ascii="Calibri" w:eastAsia="Consolas" w:hAnsi="Calibri" w:cs="Calibri"/>
+          <w:lang w:val="en-US"/>
+        </w:rPr>
+      </w:pPr>
+    </w:p>
+    <w:p>
+      <w:pPr>
+        <w:shd w:val="clear" w:color="auto" w:fill="F8F8FA"/>
+        <w:rPr>
+          <w:rStyle w:val="VerbatimChar"/>
+          <w:rFonts w:ascii="Calibri" w:eastAsia="Consolas" w:hAnsi="Calibri" w:cs="Calibri"/>
+          <w:lang w:val="en-US"/>
+        </w:rPr>
+      </w:pPr>
+      <w:r>
+        <w:rPr>
+          <w:rStyle w:val="VerbatimChar"/>
+          <w:rFonts w:ascii="Calibri" w:eastAsia="Consolas" w:hAnsi="Calibri" w:cs="Calibri"/>
+          <w:lang w:val="en-US"/>
+        </w:rPr>
+        <w:t>@</w:t>
+      </w:r>
+      <w:proofErr w:type="gramStart"/>
+      <w:r>
+        <w:rPr>
+          <w:rStyle w:val="VerbatimChar"/>
+          <w:rFonts w:ascii="Calibri" w:eastAsia="Consolas" w:hAnsi="Calibri" w:cs="Calibri"/>
+          <w:lang w:val="en-US"/>
+        </w:rPr>
+        <w:t>strawberry.type</w:t>
+      </w:r>
+      <w:proofErr w:type="gramEnd"/>
+    </w:p>
+    <w:p>
+      <w:pPr>
+        <w:shd w:val="clear" w:color="auto" w:fill="F8F8FA"/>
+        <w:rPr>
+          <w:rStyle w:val="VerbatimChar"/>
+          <w:rFonts w:ascii="Calibri" w:eastAsia="Consolas" w:hAnsi="Calibri" w:cs="Calibri"/>
+          <w:lang w:val="en-US"/>
+        </w:rPr>
+      </w:pPr>
+      <w:r>
+        <w:rPr>
+          <w:rStyle w:val="VerbatimChar"/>
+          <w:rFonts w:ascii="Calibri" w:eastAsia="Consolas" w:hAnsi="Calibri" w:cs="Calibri"/>
+          <w:lang w:val="en-US"/>
+        </w:rPr>
+        <w:t>class Query:</w:t>
+      </w:r>
+    </w:p>
+    <w:p>
+      <w:pPr>
+        <w:shd w:val="clear" w:color="auto" w:fill="F8F8FA"/>
+        <w:rPr>
+          <w:rStyle w:val="VerbatimChar"/>
+          <w:rFonts w:ascii="Calibri" w:eastAsia="Consolas" w:hAnsi="Calibri" w:cs="Calibri"/>
+          <w:lang w:val="en-US"/>
+        </w:rPr>
+      </w:pPr>
+      <w:r>
+        <w:rPr>
+          <w:rStyle w:val="VerbatimChar"/>
+          <w:rFonts w:ascii="Calibri" w:eastAsia="Consolas" w:hAnsi="Calibri" w:cs="Calibri"/>
+          <w:lang w:val="en-US"/>
+        </w:rPr>
+        <w:t xml:space="preserve">    @</w:t>
+      </w:r>
+      <w:proofErr w:type="gramStart"/>
+      <w:r>
+        <w:rPr>
+          <w:rStyle w:val="VerbatimChar"/>
+          <w:rFonts w:ascii="Calibri" w:eastAsia="Consolas" w:hAnsi="Calibri" w:cs="Calibri"/>
+          <w:lang w:val="en-US"/>
+        </w:rPr>
+        <w:t>strawberry.field</w:t>
+      </w:r>
+      <w:proofErr w:type="gramEnd"/>
+    </w:p>
+    <w:p>
+      <w:pPr>
+        <w:shd w:val="clear" w:color="auto" w:fill="F8F8FA"/>
+        <w:rPr>
+          <w:rStyle w:val="VerbatimChar"/>
+          <w:rFonts w:ascii="Calibri" w:eastAsia="Consolas" w:hAnsi="Calibri" w:cs="Calibri"/>
+          <w:lang w:val="en-US"/>
+        </w:rPr>
+      </w:pPr>
+      <w:r>
+        <w:rPr>
+          <w:rStyle w:val="VerbatimChar"/>
+          <w:rFonts w:ascii="Calibri" w:eastAsia="Consolas" w:hAnsi="Calibri" w:cs="Calibri"/>
+          <w:lang w:val="en-US"/>
+        </w:rPr>
+        <w:t xml:space="preserve">    async def </w:t>
+      </w:r>
+      <w:proofErr w:type="spellStart"/>
+      <w:proofErr w:type="gramStart"/>
+      <w:r>
+        <w:rPr>
+          <w:rStyle w:val="VerbatimChar"/>
+          <w:rFonts w:ascii="Calibri" w:eastAsia="Consolas" w:hAnsi="Calibri" w:cs="Calibri"/>
+          <w:lang w:val="en-US"/>
+        </w:rPr>
+        <w:t>proprietes</w:t>
+      </w:r>
+      <w:proofErr w:type="spellEnd"/>
+      <w:r>
+        <w:rPr>
+          <w:rStyle w:val="VerbatimChar"/>
+          <w:rFonts w:ascii="Calibri" w:eastAsia="Consolas" w:hAnsi="Calibri" w:cs="Calibri"/>
+          <w:lang w:val="en-US"/>
+        </w:rPr>
+        <w:t>(</w:t>
+      </w:r>
+      <w:proofErr w:type="gramEnd"/>
+      <w:r>
+        <w:rPr>
+          <w:rStyle w:val="VerbatimChar"/>
+          <w:rFonts w:ascii="Calibri" w:eastAsia="Consolas" w:hAnsi="Calibri" w:cs="Calibri"/>
+          <w:lang w:val="en-US"/>
+        </w:rPr>
+        <w:t xml:space="preserve">self, </w:t>
+      </w:r>
+      <w:proofErr w:type="spellStart"/>
+      <w:r>
+        <w:rPr>
+          <w:rStyle w:val="VerbatimChar"/>
+          <w:rFonts w:ascii="Calibri" w:eastAsia="Consolas" w:hAnsi="Calibri" w:cs="Calibri"/>
+          <w:lang w:val="en-US"/>
+        </w:rPr>
+        <w:t>prixMin</w:t>
+      </w:r>
+      <w:proofErr w:type="spellEnd"/>
+      <w:r>
+        <w:rPr>
+          <w:rStyle w:val="VerbatimChar"/>
+          <w:rFonts w:ascii="Calibri" w:eastAsia="Consolas" w:hAnsi="Calibri" w:cs="Calibri"/>
+          <w:lang w:val="en-US"/>
+        </w:rPr>
+        <w:t xml:space="preserve">: float, </w:t>
+      </w:r>
+      <w:proofErr w:type="spellStart"/>
+      <w:r>
+        <w:rPr>
+          <w:rStyle w:val="VerbatimChar"/>
+          <w:rFonts w:ascii="Calibri" w:eastAsia="Consolas" w:hAnsi="Calibri" w:cs="Calibri"/>
+          <w:lang w:val="en-US"/>
+        </w:rPr>
+        <w:t>prixMax</w:t>
+      </w:r>
+      <w:proofErr w:type="spellEnd"/>
+      <w:r>
+        <w:rPr>
+          <w:rStyle w:val="VerbatimChar"/>
+          <w:rFonts w:ascii="Calibri" w:eastAsia="Consolas" w:hAnsi="Calibri" w:cs="Calibri"/>
+          <w:lang w:val="en-US"/>
+        </w:rPr>
+        <w:t xml:space="preserve">: float) -&gt; </w:t>
+      </w:r>
+      <w:proofErr w:type="gramStart"/>
+      <w:r>
+        <w:rPr>
+          <w:rStyle w:val="VerbatimChar"/>
+          <w:rFonts w:ascii="Calibri" w:eastAsia="Consolas" w:hAnsi="Calibri" w:cs="Calibri"/>
+          <w:lang w:val="en-US"/>
+        </w:rPr>
+        <w:t>List[</w:t>
+      </w:r>
+      <w:proofErr w:type="spellStart"/>
+      <w:proofErr w:type="gramEnd"/>
+      <w:r>
+        <w:rPr>
+          <w:rStyle w:val="VerbatimChar"/>
+          <w:rFonts w:ascii="Calibri" w:eastAsia="Consolas" w:hAnsi="Calibri" w:cs="Calibri"/>
+          <w:lang w:val="en-US"/>
+        </w:rPr>
+        <w:t>Propriete</w:t>
+      </w:r>
+      <w:proofErr w:type="spellEnd"/>
+      <w:r>
+        <w:rPr>
+          <w:rStyle w:val="VerbatimChar"/>
+          <w:rFonts w:ascii="Calibri" w:eastAsia="Consolas" w:hAnsi="Calibri" w:cs="Calibri"/>
+          <w:lang w:val="en-US"/>
+        </w:rPr>
+        <w:t>]:</w:t>
+      </w:r>
+    </w:p>
+    <w:p>
+      <w:pPr>
+        <w:shd w:val="clear" w:color="auto" w:fill="F8F8FA"/>
+        <w:rPr>
+          <w:rStyle w:val="VerbatimChar"/>
+          <w:rFonts w:ascii="Calibri" w:eastAsia="Consolas" w:hAnsi="Calibri" w:cs="Calibri"/>
+          <w:lang w:val="en-US"/>
+        </w:rPr>
+      </w:pPr>
+      <w:r>
+        <w:rPr>
+          <w:rStyle w:val="VerbatimChar"/>
+          <w:rFonts w:ascii="Calibri" w:eastAsia="Consolas" w:hAnsi="Calibri" w:cs="Calibri"/>
+          <w:lang w:val="en-US"/>
+        </w:rPr>
+        <w:t xml:space="preserve">        cypher = """</w:t>
+      </w:r>
+    </w:p>
+    <w:p>
+      <w:pPr>
+        <w:shd w:val="clear" w:color="auto" w:fill="F8F8FA"/>
+        <w:rPr>
+          <w:rStyle w:val="VerbatimChar"/>
+          <w:rFonts w:ascii="Calibri" w:eastAsia="Consolas" w:hAnsi="Calibri" w:cs="Calibri"/>
+          <w:lang w:val="en-US"/>
+        </w:rPr>
+      </w:pPr>
+      <w:r>
+        <w:rPr>
+          <w:rStyle w:val="VerbatimChar"/>
+          <w:rFonts w:ascii="Calibri" w:eastAsia="Consolas" w:hAnsi="Calibri" w:cs="Calibri"/>
+          <w:lang w:val="en-US"/>
+        </w:rPr>
+        <w:t xml:space="preserve">        MATCH (</w:t>
+      </w:r>
+      <w:proofErr w:type="spellStart"/>
+      <w:proofErr w:type="gramStart"/>
+      <w:r>
+        <w:rPr>
+          <w:rStyle w:val="VerbatimChar"/>
+          <w:rFonts w:ascii="Calibri" w:eastAsia="Consolas" w:hAnsi="Calibri" w:cs="Calibri"/>
+          <w:lang w:val="en-US"/>
+        </w:rPr>
+        <w:t>p:Propriete</w:t>
+      </w:r>
+      <w:proofErr w:type="spellEnd"/>
+      <w:proofErr w:type="gramEnd"/>
+      <w:r>
+        <w:rPr>
+          <w:rStyle w:val="VerbatimChar"/>
+          <w:rFonts w:ascii="Calibri" w:eastAsia="Consolas" w:hAnsi="Calibri" w:cs="Calibri"/>
+          <w:lang w:val="en-US"/>
+        </w:rPr>
+        <w:t>)</w:t>
+      </w:r>
+    </w:p>
+    <w:p>
+      <w:pPr>
+        <w:shd w:val="clear" w:color="auto" w:fill="F8F8FA"/>
+        <w:rPr>
+          <w:rStyle w:val="VerbatimChar"/>
+          <w:rFonts w:ascii="Calibri" w:eastAsia="Consolas" w:hAnsi="Calibri" w:cs="Calibri"/>
+        </w:rPr>
+      </w:pPr>
+      <w:r>
+        <w:rPr>
+          <w:rStyle w:val="VerbatimChar"/>
+          <w:rFonts w:ascii="Calibri" w:eastAsia="Consolas" w:hAnsi="Calibri" w:cs="Calibri"/>
+          <w:lang w:val="en-US"/>
+        </w:rPr>
+        <w:t xml:space="preserve">        </w:t>
+      </w:r>
+      <w:r>
+        <w:rPr>
+          <w:rStyle w:val="VerbatimChar"/>
+          <w:rFonts w:ascii="Calibri" w:eastAsia="Consolas" w:hAnsi="Calibri" w:cs="Calibri"/>
+        </w:rPr>
+        <w:t xml:space="preserve">WHERE </w:t>
+      </w:r>
+      <w:proofErr w:type="spellStart"/>
+      <w:proofErr w:type="gramStart"/>
+      <w:r>
+        <w:rPr>
+          <w:rStyle w:val="VerbatimChar"/>
+          <w:rFonts w:ascii="Calibri" w:eastAsia="Consolas" w:hAnsi="Calibri" w:cs="Calibri"/>
+        </w:rPr>
+        <w:t>p.prix</w:t>
+      </w:r>
+      <w:proofErr w:type="spellEnd"/>
+      <w:proofErr w:type="gramEnd"/>
+      <w:r>
+        <w:rPr>
+          <w:rStyle w:val="VerbatimChar"/>
+          <w:rFonts w:ascii="Calibri" w:eastAsia="Consolas" w:hAnsi="Calibri" w:cs="Calibri"/>
+        </w:rPr>
+        <w:t xml:space="preserve"> &gt;= $</w:t>
+      </w:r>
+      <w:proofErr w:type="spellStart"/>
+      <w:r>
+        <w:rPr>
+          <w:rStyle w:val="VerbatimChar"/>
+          <w:rFonts w:ascii="Calibri" w:eastAsia="Consolas" w:hAnsi="Calibri" w:cs="Calibri"/>
+        </w:rPr>
+        <w:t>prixMin</w:t>
+      </w:r>
+      <w:proofErr w:type="spellEnd"/>
+      <w:r>
+        <w:rPr>
+          <w:rStyle w:val="VerbatimChar"/>
+          <w:rFonts w:ascii="Calibri" w:eastAsia="Consolas" w:hAnsi="Calibri" w:cs="Calibri"/>
+        </w:rPr>
+        <w:t xml:space="preserve"> AND </w:t>
+      </w:r>
+      <w:proofErr w:type="spellStart"/>
+      <w:proofErr w:type="gramStart"/>
+      <w:r>
+        <w:rPr>
+          <w:rStyle w:val="VerbatimChar"/>
+          <w:rFonts w:ascii="Calibri" w:eastAsia="Consolas" w:hAnsi="Calibri" w:cs="Calibri"/>
+        </w:rPr>
+        <w:t>p.prix</w:t>
+      </w:r>
+      <w:proofErr w:type="spellEnd"/>
+      <w:proofErr w:type="gramEnd"/>
+      <w:r>
+        <w:rPr>
+          <w:rStyle w:val="VerbatimChar"/>
+          <w:rFonts w:ascii="Calibri" w:eastAsia="Consolas" w:hAnsi="Calibri" w:cs="Calibri"/>
+        </w:rPr>
+        <w:t xml:space="preserve"> &lt;= $</w:t>
+      </w:r>
+      <w:proofErr w:type="spellStart"/>
+      <w:r>
+        <w:rPr>
+          <w:rStyle w:val="VerbatimChar"/>
+          <w:rFonts w:ascii="Calibri" w:eastAsia="Consolas" w:hAnsi="Calibri" w:cs="Calibri"/>
+        </w:rPr>
+        <w:t>prixMax</w:t>
+      </w:r>
+      <w:proofErr w:type="spellEnd"/>
+    </w:p>
+    <w:p>
+      <w:pPr>
+        <w:shd w:val="clear" w:color="auto" w:fill="F8F8FA"/>
+        <w:rPr>
+          <w:rStyle w:val="VerbatimChar"/>
+          <w:rFonts w:ascii="Calibri" w:eastAsia="Consolas" w:hAnsi="Calibri" w:cs="Calibri"/>
+          <w:lang w:val="en-US"/>
+        </w:rPr>
+      </w:pPr>
+      <w:r>
+        <w:rPr>
+          <w:rStyle w:val="VerbatimChar"/>
+          <w:rFonts w:ascii="Calibri" w:eastAsia="Consolas" w:hAnsi="Calibri" w:cs="Calibri"/>
+        </w:rPr>
+        <w:t xml:space="preserve">        </w:t>
+      </w:r>
+      <w:proofErr w:type="gramStart"/>
+      <w:r>
+        <w:rPr>
+          <w:rStyle w:val="VerbatimChar"/>
+          <w:rFonts w:ascii="Calibri" w:eastAsia="Consolas" w:hAnsi="Calibri" w:cs="Calibri"/>
+          <w:lang w:val="en-US"/>
+        </w:rPr>
+        <w:t>RETURN p.id</w:t>
+      </w:r>
+      <w:proofErr w:type="gramEnd"/>
+      <w:r>
+        <w:rPr>
+          <w:rStyle w:val="VerbatimChar"/>
+          <w:rFonts w:ascii="Calibri" w:eastAsia="Consolas" w:hAnsi="Calibri" w:cs="Calibri"/>
+          <w:lang w:val="en-US"/>
+        </w:rPr>
+        <w:t xml:space="preserve"> AS id, </w:t>
+      </w:r>
+      <w:proofErr w:type="spellStart"/>
+      <w:proofErr w:type="gramStart"/>
+      <w:r>
+        <w:rPr>
+          <w:rStyle w:val="VerbatimChar"/>
+          <w:rFonts w:ascii="Calibri" w:eastAsia="Consolas" w:hAnsi="Calibri" w:cs="Calibri"/>
+          <w:lang w:val="en-US"/>
+        </w:rPr>
+        <w:t>p.titre</w:t>
+      </w:r>
+      <w:proofErr w:type="spellEnd"/>
+      <w:proofErr w:type="gramEnd"/>
+      <w:r>
+        <w:rPr>
+          <w:rStyle w:val="VerbatimChar"/>
+          <w:rFonts w:ascii="Calibri" w:eastAsia="Consolas" w:hAnsi="Calibri" w:cs="Calibri"/>
+          <w:lang w:val="en-US"/>
+        </w:rPr>
+        <w:t xml:space="preserve"> AS </w:t>
+      </w:r>
+      <w:proofErr w:type="spellStart"/>
+      <w:r>
+        <w:rPr>
+          <w:rStyle w:val="VerbatimChar"/>
+          <w:rFonts w:ascii="Calibri" w:eastAsia="Consolas" w:hAnsi="Calibri" w:cs="Calibri"/>
+          <w:lang w:val="en-US"/>
+        </w:rPr>
+        <w:t>titre</w:t>
+      </w:r>
+      <w:proofErr w:type="spellEnd"/>
+      <w:r>
+        <w:rPr>
+          <w:rStyle w:val="VerbatimChar"/>
+          <w:rFonts w:ascii="Calibri" w:eastAsia="Consolas" w:hAnsi="Calibri" w:cs="Calibri"/>
+          <w:lang w:val="en-US"/>
+        </w:rPr>
+        <w:t xml:space="preserve">, </w:t>
+      </w:r>
+      <w:proofErr w:type="spellStart"/>
+      <w:proofErr w:type="gramStart"/>
+      <w:r>
+        <w:rPr>
+          <w:rStyle w:val="VerbatimChar"/>
+          <w:rFonts w:ascii="Calibri" w:eastAsia="Consolas" w:hAnsi="Calibri" w:cs="Calibri"/>
+          <w:lang w:val="en-US"/>
+        </w:rPr>
+        <w:t>p.prix</w:t>
+      </w:r>
+      <w:proofErr w:type="spellEnd"/>
+      <w:proofErr w:type="gramEnd"/>
+      <w:r>
+        <w:rPr>
+          <w:rStyle w:val="VerbatimChar"/>
+          <w:rFonts w:ascii="Calibri" w:eastAsia="Consolas" w:hAnsi="Calibri" w:cs="Calibri"/>
+          <w:lang w:val="en-US"/>
+        </w:rPr>
+        <w:t xml:space="preserve"> AS prix</w:t>
+      </w:r>
+    </w:p>
+    <w:p>
+      <w:pPr>
+        <w:shd w:val="clear" w:color="auto" w:fill="F8F8FA"/>
+        <w:rPr>
+          <w:rStyle w:val="VerbatimChar"/>
+          <w:rFonts w:ascii="Calibri" w:eastAsia="Consolas" w:hAnsi="Calibri" w:cs="Calibri"/>
+          <w:lang w:val="en-US"/>
+        </w:rPr>
+      </w:pPr>
+      <w:r>
+        <w:rPr>
+          <w:rStyle w:val="VerbatimChar"/>
+          <w:rFonts w:ascii="Calibri" w:eastAsia="Consolas" w:hAnsi="Calibri" w:cs="Calibri"/>
+          <w:lang w:val="en-US"/>
+        </w:rPr>
+        <w:t xml:space="preserve">        ORDER BY </w:t>
+      </w:r>
+      <w:proofErr w:type="spellStart"/>
+      <w:proofErr w:type="gramStart"/>
+      <w:r>
+        <w:rPr>
+          <w:rStyle w:val="VerbatimChar"/>
+          <w:rFonts w:ascii="Calibri" w:eastAsia="Consolas" w:hAnsi="Calibri" w:cs="Calibri"/>
+          <w:lang w:val="en-US"/>
+        </w:rPr>
+        <w:t>p.prix</w:t>
+      </w:r>
+      <w:proofErr w:type="spellEnd"/>
+      <w:proofErr w:type="gramEnd"/>
+      <w:r>
+        <w:rPr>
+          <w:rStyle w:val="VerbatimChar"/>
+          <w:rFonts w:ascii="Calibri" w:eastAsia="Consolas" w:hAnsi="Calibri" w:cs="Calibri"/>
+          <w:lang w:val="en-US"/>
+        </w:rPr>
+        <w:t xml:space="preserve"> ASC</w:t>
+      </w:r>
+    </w:p>
+    <w:p>
+      <w:pPr>
+        <w:shd w:val="clear" w:color="auto" w:fill="F8F8FA"/>
+        <w:rPr>
+          <w:rStyle w:val="VerbatimChar"/>
+          <w:rFonts w:ascii="Calibri" w:eastAsia="Consolas" w:hAnsi="Calibri" w:cs="Calibri"/>
+          <w:lang w:val="en-US"/>
+        </w:rPr>
+      </w:pPr>
+      <w:r>
+        <w:rPr>
+          <w:rStyle w:val="VerbatimChar"/>
+          <w:rFonts w:ascii="Calibri" w:eastAsia="Consolas" w:hAnsi="Calibri" w:cs="Calibri"/>
+          <w:lang w:val="en-US"/>
+        </w:rPr>
+        <w:t xml:space="preserve">        """</w:t>
+      </w:r>
+    </w:p>
+    <w:p>
+      <w:pPr>
+        <w:shd w:val="clear" w:color="auto" w:fill="F8F8FA"/>
+        <w:rPr>
+          <w:rStyle w:val="VerbatimChar"/>
+          <w:rFonts w:ascii="Calibri" w:eastAsia="Consolas" w:hAnsi="Calibri" w:cs="Calibri"/>
+          <w:lang w:val="en-US"/>
+        </w:rPr>
+      </w:pPr>
+      <w:r>
+        <w:rPr>
+          <w:rStyle w:val="VerbatimChar"/>
+          <w:rFonts w:ascii="Calibri" w:eastAsia="Consolas" w:hAnsi="Calibri" w:cs="Calibri"/>
+          <w:lang w:val="en-US"/>
+        </w:rPr>
+        <w:t xml:space="preserve">        with </w:t>
+      </w:r>
+      <w:proofErr w:type="spellStart"/>
+      <w:proofErr w:type="gramStart"/>
+      <w:r>
+        <w:rPr>
+          <w:rStyle w:val="VerbatimChar"/>
+          <w:rFonts w:ascii="Calibri" w:eastAsia="Consolas" w:hAnsi="Calibri" w:cs="Calibri"/>
+          <w:lang w:val="en-US"/>
+        </w:rPr>
+        <w:t>driver.session</w:t>
+      </w:r>
+      <w:proofErr w:type="spellEnd"/>
+      <w:proofErr w:type="gramEnd"/>
+      <w:r>
+        <w:rPr>
+          <w:rStyle w:val="VerbatimChar"/>
+          <w:rFonts w:ascii="Calibri" w:eastAsia="Consolas" w:hAnsi="Calibri" w:cs="Calibri"/>
+          <w:lang w:val="en-US"/>
+        </w:rPr>
+        <w:t>() as session:</w:t>
+      </w:r>
+    </w:p>
+    <w:p>
+      <w:pPr>
+        <w:shd w:val="clear" w:color="auto" w:fill="F8F8FA"/>
+        <w:rPr>
+          <w:rStyle w:val="VerbatimChar"/>
+          <w:rFonts w:ascii="Calibri" w:eastAsia="Consolas" w:hAnsi="Calibri" w:cs="Calibri"/>
+        </w:rPr>
+      </w:pPr>
+      <w:r>
+        <w:rPr>
+          <w:rStyle w:val="VerbatimChar"/>
+          <w:rFonts w:ascii="Calibri" w:eastAsia="Consolas" w:hAnsi="Calibri" w:cs="Calibri"/>
+          <w:lang w:val="en-US"/>
+        </w:rPr>
+        <w:t xml:space="preserve">            </w:t>
+      </w:r>
+      <w:proofErr w:type="spellStart"/>
+      <w:proofErr w:type="gramStart"/>
+      <w:r>
+        <w:rPr>
+          <w:rStyle w:val="VerbatimChar"/>
+          <w:rFonts w:ascii="Calibri" w:eastAsia="Consolas" w:hAnsi="Calibri" w:cs="Calibri"/>
+        </w:rPr>
+        <w:t>result</w:t>
+      </w:r>
+      <w:proofErr w:type="spellEnd"/>
+      <w:proofErr w:type="gramEnd"/>
+      <w:r>
+        <w:rPr>
+          <w:rStyle w:val="VerbatimChar"/>
+          <w:rFonts w:ascii="Calibri" w:eastAsia="Consolas" w:hAnsi="Calibri" w:cs="Calibri"/>
+        </w:rPr>
+        <w:t xml:space="preserve"> = </w:t>
+      </w:r>
+      <w:proofErr w:type="spellStart"/>
+      <w:proofErr w:type="gramStart"/>
+      <w:r>
+        <w:rPr>
+          <w:rStyle w:val="VerbatimChar"/>
+          <w:rFonts w:ascii="Calibri" w:eastAsia="Consolas" w:hAnsi="Calibri" w:cs="Calibri"/>
+        </w:rPr>
+        <w:t>session.run</w:t>
+      </w:r>
+      <w:proofErr w:type="spellEnd"/>
+      <w:r>
+        <w:rPr>
+          <w:rStyle w:val="VerbatimChar"/>
+          <w:rFonts w:ascii="Calibri" w:eastAsia="Consolas" w:hAnsi="Calibri" w:cs="Calibri"/>
+        </w:rPr>
+        <w:t>(</w:t>
+      </w:r>
+      <w:proofErr w:type="spellStart"/>
+      <w:proofErr w:type="gramEnd"/>
+      <w:r>
+        <w:rPr>
+          <w:rStyle w:val="VerbatimChar"/>
+          <w:rFonts w:ascii="Calibri" w:eastAsia="Consolas" w:hAnsi="Calibri" w:cs="Calibri"/>
+        </w:rPr>
+        <w:t>cypher</w:t>
+      </w:r>
+      <w:proofErr w:type="spellEnd"/>
+      <w:r>
+        <w:rPr>
+          <w:rStyle w:val="VerbatimChar"/>
+          <w:rFonts w:ascii="Calibri" w:eastAsia="Consolas" w:hAnsi="Calibri" w:cs="Calibri"/>
+        </w:rPr>
+        <w:t>, {"</w:t>
+      </w:r>
+      <w:proofErr w:type="spellStart"/>
+      <w:r>
+        <w:rPr>
+          <w:rStyle w:val="VerbatimChar"/>
+          <w:rFonts w:ascii="Calibri" w:eastAsia="Consolas" w:hAnsi="Calibri" w:cs="Calibri"/>
+        </w:rPr>
+        <w:t>prixMin</w:t>
+      </w:r>
+      <w:proofErr w:type="spellEnd"/>
+      <w:proofErr w:type="gramStart"/>
+      <w:r>
+        <w:rPr>
+          <w:rStyle w:val="VerbatimChar"/>
+          <w:rFonts w:ascii="Calibri" w:eastAsia="Consolas" w:hAnsi="Calibri" w:cs="Calibri"/>
+        </w:rPr>
+        <w:t>":</w:t>
+      </w:r>
+      <w:proofErr w:type="gramEnd"/>
+      <w:r>
+        <w:rPr>
+          <w:rStyle w:val="VerbatimChar"/>
+          <w:rFonts w:ascii="Calibri" w:eastAsia="Consolas" w:hAnsi="Calibri" w:cs="Calibri"/>
+        </w:rPr>
+        <w:t xml:space="preserve"> </w:t>
+      </w:r>
+      <w:proofErr w:type="spellStart"/>
+      <w:r>
+        <w:rPr>
+          <w:rStyle w:val="VerbatimChar"/>
+          <w:rFonts w:ascii="Calibri" w:eastAsia="Consolas" w:hAnsi="Calibri" w:cs="Calibri"/>
+        </w:rPr>
+        <w:t>prixMin</w:t>
+      </w:r>
+      <w:proofErr w:type="spellEnd"/>
+      <w:r>
+        <w:rPr>
+          <w:rStyle w:val="VerbatimChar"/>
+          <w:rFonts w:ascii="Calibri" w:eastAsia="Consolas" w:hAnsi="Calibri" w:cs="Calibri"/>
+        </w:rPr>
+        <w:t>, "</w:t>
+      </w:r>
+      <w:proofErr w:type="spellStart"/>
+      <w:r>
+        <w:rPr>
+          <w:rStyle w:val="VerbatimChar"/>
+          <w:rFonts w:ascii="Calibri" w:eastAsia="Consolas" w:hAnsi="Calibri" w:cs="Calibri"/>
+        </w:rPr>
+        <w:t>prixMax</w:t>
+      </w:r>
+      <w:proofErr w:type="spellEnd"/>
+      <w:proofErr w:type="gramStart"/>
+      <w:r>
+        <w:rPr>
+          <w:rStyle w:val="VerbatimChar"/>
+          <w:rFonts w:ascii="Calibri" w:eastAsia="Consolas" w:hAnsi="Calibri" w:cs="Calibri"/>
+        </w:rPr>
+        <w:t>":</w:t>
+      </w:r>
+      <w:proofErr w:type="gramEnd"/>
+      <w:r>
+        <w:rPr>
+          <w:rStyle w:val="VerbatimChar"/>
+          <w:rFonts w:ascii="Calibri" w:eastAsia="Consolas" w:hAnsi="Calibri" w:cs="Calibri"/>
+        </w:rPr>
+        <w:t xml:space="preserve"> </w:t>
+      </w:r>
+      <w:proofErr w:type="spellStart"/>
+      <w:r>
+        <w:rPr>
+          <w:rStyle w:val="VerbatimChar"/>
+          <w:rFonts w:ascii="Calibri" w:eastAsia="Consolas" w:hAnsi="Calibri" w:cs="Calibri"/>
+        </w:rPr>
+        <w:t>prixMax</w:t>
+      </w:r>
+      <w:proofErr w:type="spellEnd"/>
+      <w:r>
+        <w:rPr>
+          <w:rStyle w:val="VerbatimChar"/>
+          <w:rFonts w:ascii="Calibri" w:eastAsia="Consolas" w:hAnsi="Calibri" w:cs="Calibri"/>
+        </w:rPr>
+        <w:t>})</w:t>
+      </w:r>
+    </w:p>
+    <w:p>
+      <w:pPr>
+        <w:shd w:val="clear" w:color="auto" w:fill="F8F8FA"/>
+        <w:rPr>
+          <w:rFonts w:ascii="Calibri" w:hAnsi="Calibri" w:cs="Calibri"/>
+          <w:lang w:val="en-US"/>
+        </w:rPr>
+      </w:pPr>
+      <w:r>
+        <w:rPr>
+          <w:rStyle w:val="VerbatimChar"/>
+          <w:rFonts w:ascii="Calibri" w:eastAsia="Consolas" w:hAnsi="Calibri" w:cs="Calibri"/>
+        </w:rPr>
+        <w:t xml:space="preserve">            </w:t>
+      </w:r>
+      <w:r>
+        <w:rPr>
+          <w:rStyle w:val="VerbatimChar"/>
+          <w:rFonts w:ascii="Calibri" w:eastAsia="Consolas" w:hAnsi="Calibri" w:cs="Calibri"/>
+          <w:lang w:val="en-US"/>
+        </w:rPr>
+        <w:t>return [</w:t>
+      </w:r>
+      <w:proofErr w:type="spellStart"/>
+      <w:r>
+        <w:rPr>
+          <w:rStyle w:val="VerbatimChar"/>
+          <w:rFonts w:ascii="Calibri" w:eastAsia="Consolas" w:hAnsi="Calibri" w:cs="Calibri"/>
+          <w:lang w:val="en-US"/>
+        </w:rPr>
+        <w:t>Propriete</w:t>
+      </w:r>
+      <w:proofErr w:type="spellEnd"/>
+      <w:r>
+        <w:rPr>
+          <w:rStyle w:val="VerbatimChar"/>
+          <w:rFonts w:ascii="Calibri" w:eastAsia="Consolas" w:hAnsi="Calibri" w:cs="Calibri"/>
+          <w:lang w:val="en-US"/>
+        </w:rPr>
+        <w:t>(**</w:t>
+      </w:r>
+      <w:proofErr w:type="spellStart"/>
+      <w:r>
+        <w:rPr>
+          <w:rStyle w:val="VerbatimChar"/>
+          <w:rFonts w:ascii="Calibri" w:eastAsia="Consolas" w:hAnsi="Calibri" w:cs="Calibri"/>
+          <w:lang w:val="en-US"/>
+        </w:rPr>
+        <w:t>r.</w:t>
+      </w:r>
+      <w:proofErr w:type="gramStart"/>
+      <w:r>
+        <w:rPr>
+          <w:rStyle w:val="VerbatimChar"/>
+          <w:rFonts w:ascii="Calibri" w:eastAsia="Consolas" w:hAnsi="Calibri" w:cs="Calibri"/>
+          <w:lang w:val="en-US"/>
+        </w:rPr>
+        <w:t>data</w:t>
+      </w:r>
+      <w:proofErr w:type="spellEnd"/>
+      <w:r>
+        <w:rPr>
+          <w:rStyle w:val="VerbatimChar"/>
+          <w:rFonts w:ascii="Calibri" w:eastAsia="Consolas" w:hAnsi="Calibri" w:cs="Calibri"/>
+          <w:lang w:val="en-US"/>
+        </w:rPr>
+        <w:t>(</w:t>
+      </w:r>
+      <w:proofErr w:type="gramEnd"/>
+      <w:r>
+        <w:rPr>
+          <w:rStyle w:val="VerbatimChar"/>
+          <w:rFonts w:ascii="Calibri" w:eastAsia="Consolas" w:hAnsi="Calibri" w:cs="Calibri"/>
+          <w:lang w:val="en-US"/>
+        </w:rPr>
+        <w:t>)) for r in result]</w:t>
+      </w:r>
+      <w:r>
+        <w:rPr>
+          <w:rStyle w:val="VerbatimChar"/>
+          <w:rFonts w:ascii="Calibri" w:eastAsia="Consolas" w:hAnsi="Calibri" w:cs="Calibri"/>
+          <w:lang w:val="en-US"/>
+        </w:rPr>
         <w:br/>
       </w:r>
-    </w:p>
-    <w:p>
-      <w:pPr>
-        <w:spacing w:after="210"/>
-        <w:rPr>
-          <w:rFonts w:ascii="Calibri" w:hAnsi="Calibri" w:cs="Calibri"/>
-        </w:rPr>
-      </w:pPr>
-      <w:r>
-        <w:rPr>
-          <w:rFonts w:ascii="Calibri" w:eastAsia="Georgia" w:hAnsi="Calibri" w:cs="Calibri"/>
-        </w:rPr>
-        <w:t>@type</w:t>
-      </w:r>
-      <w:r>
-        <w:rPr>
-          <w:rFonts w:ascii="Calibri" w:hAnsi="Calibri" w:cs="Calibri"/>
-        </w:rPr>
-        <w:br/>
-        <w:t xml:space="preserve">class </w:t>
-      </w:r>
-      <w:proofErr w:type="spellStart"/>
-      <w:proofErr w:type="gramStart"/>
-      <w:r>
-        <w:rPr>
-          <w:rFonts w:ascii="Calibri" w:hAnsi="Calibri" w:cs="Calibri"/>
-        </w:rPr>
-        <w:t>Query</w:t>
-      </w:r>
-      <w:proofErr w:type="spellEnd"/>
-      <w:r>
-        <w:rPr>
-          <w:rFonts w:ascii="Calibri" w:hAnsi="Calibri" w:cs="Calibri"/>
-        </w:rPr>
-        <w:t>:</w:t>
-      </w:r>
-      <w:proofErr w:type="gramEnd"/>
-      <w:r>
-        <w:rPr>
-          <w:rFonts w:ascii="Calibri" w:hAnsi="Calibri" w:cs="Calibri"/>
-        </w:rPr>
-        <w:br/>
-      </w:r>
-      <w:r>
-        <w:rPr>
-          <w:rFonts w:ascii="Calibri" w:eastAsia="Georgia" w:hAnsi="Calibri" w:cs="Calibri"/>
-        </w:rPr>
-        <w:t>@field</w:t>
-      </w:r>
-      <w:r>
-        <w:rPr>
-          <w:rFonts w:ascii="Calibri" w:hAnsi="Calibri" w:cs="Calibri"/>
-        </w:rPr>
-        <w:br/>
-      </w:r>
-      <w:proofErr w:type="spellStart"/>
-      <w:r>
-        <w:rPr>
-          <w:rFonts w:ascii="Calibri" w:eastAsia="Georgia" w:hAnsi="Calibri" w:cs="Calibri"/>
-        </w:rPr>
-        <w:t>async</w:t>
-      </w:r>
-      <w:proofErr w:type="spellEnd"/>
-      <w:r>
-        <w:rPr>
-          <w:rFonts w:ascii="Calibri" w:eastAsia="Georgia" w:hAnsi="Calibri" w:cs="Calibri"/>
-        </w:rPr>
-        <w:t xml:space="preserve"> </w:t>
-      </w:r>
-      <w:proofErr w:type="spellStart"/>
-      <w:r>
-        <w:rPr>
-          <w:rFonts w:ascii="Calibri" w:eastAsia="Georgia" w:hAnsi="Calibri" w:cs="Calibri"/>
-        </w:rPr>
-        <w:t>def</w:t>
-      </w:r>
-      <w:proofErr w:type="spellEnd"/>
-      <w:r>
-        <w:rPr>
-          <w:rFonts w:ascii="Calibri" w:eastAsia="Georgia" w:hAnsi="Calibri" w:cs="Calibri"/>
-        </w:rPr>
-        <w:t xml:space="preserve"> </w:t>
-      </w:r>
-      <w:proofErr w:type="spellStart"/>
-      <w:proofErr w:type="gramStart"/>
-      <w:r>
-        <w:rPr>
-          <w:rFonts w:ascii="Calibri" w:eastAsia="Georgia" w:hAnsi="Calibri" w:cs="Calibri"/>
-        </w:rPr>
-        <w:t>proprietes</w:t>
-      </w:r>
-      <w:proofErr w:type="spellEnd"/>
-      <w:r>
-        <w:rPr>
-          <w:rFonts w:ascii="Calibri" w:eastAsia="Georgia" w:hAnsi="Calibri" w:cs="Calibri"/>
-        </w:rPr>
-        <w:t>(</w:t>
-      </w:r>
-      <w:proofErr w:type="gramEnd"/>
-      <w:r>
-        <w:rPr>
-          <w:rFonts w:ascii="Calibri" w:eastAsia="Georgia" w:hAnsi="Calibri" w:cs="Calibri"/>
-        </w:rPr>
-        <w:t xml:space="preserve">self, </w:t>
-      </w:r>
-      <w:proofErr w:type="spellStart"/>
-      <w:r>
-        <w:rPr>
-          <w:rFonts w:ascii="Calibri" w:eastAsia="Georgia" w:hAnsi="Calibri" w:cs="Calibri"/>
-        </w:rPr>
-        <w:t>budget_</w:t>
-      </w:r>
-      <w:proofErr w:type="gramStart"/>
-      <w:r>
-        <w:rPr>
-          <w:rFonts w:ascii="Calibri" w:eastAsia="Georgia" w:hAnsi="Calibri" w:cs="Calibri"/>
-        </w:rPr>
-        <w:t>max</w:t>
-      </w:r>
-      <w:proofErr w:type="spellEnd"/>
-      <w:r>
-        <w:rPr>
-          <w:rFonts w:ascii="Calibri" w:eastAsia="Georgia" w:hAnsi="Calibri" w:cs="Calibri"/>
-        </w:rPr>
-        <w:t>:</w:t>
-      </w:r>
-      <w:proofErr w:type="gramEnd"/>
-      <w:r>
-        <w:rPr>
-          <w:rFonts w:ascii="Calibri" w:eastAsia="Georgia" w:hAnsi="Calibri" w:cs="Calibri"/>
-        </w:rPr>
-        <w:t xml:space="preserve"> </w:t>
-      </w:r>
-      <w:proofErr w:type="spellStart"/>
-      <w:r>
-        <w:rPr>
-          <w:rFonts w:ascii="Calibri" w:eastAsia="Georgia" w:hAnsi="Calibri" w:cs="Calibri"/>
-        </w:rPr>
-        <w:t>float</w:t>
-      </w:r>
-      <w:proofErr w:type="spellEnd"/>
-      <w:r>
-        <w:rPr>
-          <w:rFonts w:ascii="Calibri" w:eastAsia="Georgia" w:hAnsi="Calibri" w:cs="Calibri"/>
-        </w:rPr>
-        <w:t xml:space="preserve">) -&gt; </w:t>
-      </w:r>
-      <w:proofErr w:type="spellStart"/>
-      <w:proofErr w:type="gramStart"/>
-      <w:r>
-        <w:rPr>
-          <w:rFonts w:ascii="Calibri" w:eastAsia="Georgia" w:hAnsi="Calibri" w:cs="Calibri"/>
-        </w:rPr>
-        <w:t>list</w:t>
-      </w:r>
-      <w:proofErr w:type="spellEnd"/>
-      <w:r>
-        <w:rPr>
-          <w:rFonts w:ascii="Calibri" w:eastAsia="Georgia" w:hAnsi="Calibri" w:cs="Calibri"/>
-        </w:rPr>
-        <w:t>[</w:t>
-      </w:r>
-      <w:proofErr w:type="spellStart"/>
-      <w:proofErr w:type="gramEnd"/>
-      <w:r>
-        <w:rPr>
-          <w:rFonts w:ascii="Calibri" w:eastAsia="Georgia" w:hAnsi="Calibri" w:cs="Calibri"/>
-        </w:rPr>
-        <w:t>Propriete</w:t>
-      </w:r>
-      <w:proofErr w:type="spellEnd"/>
-      <w:proofErr w:type="gramStart"/>
-      <w:r>
-        <w:rPr>
-          <w:rFonts w:ascii="Calibri" w:eastAsia="Georgia" w:hAnsi="Calibri" w:cs="Calibri"/>
-        </w:rPr>
-        <w:t>]:</w:t>
-      </w:r>
-      <w:proofErr w:type="gramEnd"/>
-      <w:r>
-        <w:rPr>
-          <w:rFonts w:ascii="Calibri" w:hAnsi="Calibri" w:cs="Calibri"/>
-        </w:rPr>
-        <w:br/>
-      </w:r>
-      <w:r>
-        <w:rPr>
-          <w:rFonts w:ascii="Calibri" w:eastAsia="Georgia" w:hAnsi="Calibri" w:cs="Calibri"/>
-        </w:rPr>
-        <w:t>"""Propriétés sous un certain budget"""</w:t>
-      </w:r>
-      <w:r>
-        <w:rPr>
-          <w:rFonts w:ascii="Calibri" w:hAnsi="Calibri" w:cs="Calibri"/>
-        </w:rPr>
-        <w:br/>
-      </w:r>
-      <w:proofErr w:type="spellStart"/>
-      <w:r>
-        <w:rPr>
-          <w:rFonts w:ascii="Calibri" w:hAnsi="Calibri" w:cs="Calibri"/>
-        </w:rPr>
-        <w:t>pass</w:t>
-      </w:r>
-      <w:proofErr w:type="spellEnd"/>
     </w:p>
     <w:p>
       <w:pPr>
@@ -6574,6 +7469,7 @@
       <w:bookmarkStart w:id="33" w:name="_Toc217345839"/>
       <w:proofErr w:type="spellStart"/>
       <w:r>
+        <w:lastRenderedPageBreak/>
         <w:t>React</w:t>
       </w:r>
       <w:proofErr w:type="spellEnd"/>
@@ -6906,553 +7802,527 @@
         <w:spacing w:after="210"/>
         <w:rPr>
           <w:rFonts w:ascii="Calibri" w:hAnsi="Calibri" w:cs="Calibri"/>
-        </w:rPr>
-      </w:pPr>
+          <w:lang w:val="en-US"/>
+        </w:rPr>
+      </w:pPr>
+      <w:r>
+        <w:rPr>
+          <w:rFonts w:ascii="Calibri" w:eastAsia="Georgia" w:hAnsi="Calibri" w:cs="Calibri"/>
+          <w:lang w:val="en-US"/>
+        </w:rPr>
+        <w:t xml:space="preserve">import </w:t>
+      </w:r>
       <w:proofErr w:type="gramStart"/>
       <w:r>
         <w:rPr>
           <w:rFonts w:ascii="Calibri" w:eastAsia="Georgia" w:hAnsi="Calibri" w:cs="Calibri"/>
-        </w:rPr>
-        <w:t>import</w:t>
-      </w:r>
+          <w:lang w:val="en-US"/>
+        </w:rPr>
+        <w:t xml:space="preserve">{ </w:t>
+      </w:r>
+      <w:proofErr w:type="spellStart"/>
+      <w:r>
+        <w:rPr>
+          <w:rFonts w:ascii="Calibri" w:eastAsia="Georgia" w:hAnsi="Calibri" w:cs="Calibri"/>
+          <w:lang w:val="en-US"/>
+        </w:rPr>
+        <w:t>useQuery</w:t>
+      </w:r>
+      <w:proofErr w:type="spellEnd"/>
       <w:proofErr w:type="gramEnd"/>
       <w:r>
         <w:rPr>
           <w:rFonts w:ascii="Calibri" w:eastAsia="Georgia" w:hAnsi="Calibri" w:cs="Calibri"/>
+          <w:lang w:val="en-US"/>
+        </w:rPr>
+        <w:t xml:space="preserve">, </w:t>
+      </w:r>
+      <w:proofErr w:type="spellStart"/>
+      <w:proofErr w:type="gramStart"/>
+      <w:r>
+        <w:rPr>
+          <w:rFonts w:ascii="Calibri" w:eastAsia="Georgia" w:hAnsi="Calibri" w:cs="Calibri"/>
+          <w:lang w:val="en-US"/>
+        </w:rPr>
+        <w:t>gql</w:t>
+      </w:r>
+      <w:proofErr w:type="spellEnd"/>
+      <w:r>
+        <w:rPr>
+          <w:rFonts w:ascii="Calibri" w:eastAsia="Georgia" w:hAnsi="Calibri" w:cs="Calibri"/>
+          <w:lang w:val="en-US"/>
+        </w:rPr>
+        <w:t xml:space="preserve"> }</w:t>
+      </w:r>
+      <w:proofErr w:type="gramEnd"/>
+      <w:r>
+        <w:rPr>
+          <w:rFonts w:ascii="Calibri" w:eastAsia="Georgia" w:hAnsi="Calibri" w:cs="Calibri"/>
+          <w:lang w:val="en-US"/>
+        </w:rPr>
+        <w:t xml:space="preserve"> from "@apollo/client</w:t>
+      </w:r>
+      <w:proofErr w:type="gramStart"/>
+      <w:r>
+        <w:rPr>
+          <w:rFonts w:ascii="Calibri" w:eastAsia="Georgia" w:hAnsi="Calibri" w:cs="Calibri"/>
+          <w:lang w:val="en-US"/>
+        </w:rPr>
+        <w:t>";</w:t>
+      </w:r>
+      <w:proofErr w:type="gramEnd"/>
+    </w:p>
+    <w:p>
+      <w:pPr>
+        <w:spacing w:after="210"/>
+        <w:rPr>
+          <w:rFonts w:ascii="Calibri" w:hAnsi="Calibri" w:cs="Calibri"/>
+          <w:lang w:val="en-US"/>
+        </w:rPr>
+      </w:pPr>
+      <w:r>
+        <w:rPr>
+          <w:rFonts w:ascii="Calibri" w:eastAsia="Georgia" w:hAnsi="Calibri" w:cs="Calibri"/>
+          <w:lang w:val="en-US"/>
+        </w:rPr>
+        <w:t xml:space="preserve">const GET_PROPRIETES = </w:t>
+      </w:r>
+      <w:proofErr w:type="spellStart"/>
+      <w:r>
+        <w:rPr>
+          <w:rFonts w:ascii="Calibri" w:eastAsia="Georgia" w:hAnsi="Calibri" w:cs="Calibri"/>
+          <w:lang w:val="en-US"/>
+        </w:rPr>
+        <w:t>gql</w:t>
+      </w:r>
+      <w:r>
+        <w:rPr>
+          <w:rStyle w:val="VerbatimChar"/>
+          <w:rFonts w:ascii="Calibri" w:hAnsi="Calibri" w:cs="Calibri"/>
+          <w:shd w:val="clear" w:color="auto" w:fill="F8F8FA"/>
+          <w:lang w:val="en-US"/>
+        </w:rPr>
+        <w:t>query</w:t>
+      </w:r>
+      <w:proofErr w:type="spellEnd"/>
+      <w:r>
+        <w:rPr>
+          <w:rStyle w:val="VerbatimChar"/>
+          <w:rFonts w:ascii="Calibri" w:hAnsi="Calibri" w:cs="Calibri"/>
+          <w:shd w:val="clear" w:color="auto" w:fill="F8F8FA"/>
+          <w:lang w:val="en-US"/>
         </w:rPr>
         <w:t xml:space="preserve"> </w:t>
       </w:r>
+      <w:proofErr w:type="spellStart"/>
       <w:proofErr w:type="gramStart"/>
       <w:r>
         <w:rPr>
+          <w:rStyle w:val="VerbatimChar"/>
+          <w:rFonts w:ascii="Calibri" w:hAnsi="Calibri" w:cs="Calibri"/>
+          <w:shd w:val="clear" w:color="auto" w:fill="F8F8FA"/>
+          <w:lang w:val="en-US"/>
+        </w:rPr>
+        <w:t>GetProprietesAvecDetails</w:t>
+      </w:r>
+      <w:proofErr w:type="spellEnd"/>
+      <w:r>
+        <w:rPr>
+          <w:rStyle w:val="VerbatimChar"/>
+          <w:rFonts w:ascii="Calibri" w:hAnsi="Calibri" w:cs="Calibri"/>
+          <w:shd w:val="clear" w:color="auto" w:fill="F8F8FA"/>
+          <w:lang w:val="en-US"/>
+        </w:rPr>
+        <w:t>(</w:t>
+      </w:r>
+      <w:proofErr w:type="gramEnd"/>
+      <w:r>
+        <w:rPr>
+          <w:rStyle w:val="VerbatimChar"/>
+          <w:rFonts w:ascii="Calibri" w:hAnsi="Calibri" w:cs="Calibri"/>
+          <w:shd w:val="clear" w:color="auto" w:fill="F8F8FA"/>
+          <w:lang w:val="en-US"/>
+        </w:rPr>
+        <w:t>$</w:t>
+      </w:r>
+      <w:proofErr w:type="spellStart"/>
+      <w:r>
+        <w:rPr>
+          <w:rStyle w:val="VerbatimChar"/>
+          <w:rFonts w:ascii="Calibri" w:hAnsi="Calibri" w:cs="Calibri"/>
+          <w:shd w:val="clear" w:color="auto" w:fill="F8F8FA"/>
+          <w:lang w:val="en-US"/>
+        </w:rPr>
+        <w:t>budgetMax</w:t>
+      </w:r>
+      <w:proofErr w:type="spellEnd"/>
+      <w:r>
+        <w:rPr>
+          <w:rStyle w:val="VerbatimChar"/>
+          <w:rFonts w:ascii="Calibri" w:hAnsi="Calibri" w:cs="Calibri"/>
+          <w:shd w:val="clear" w:color="auto" w:fill="F8F8FA"/>
+          <w:lang w:val="en-US"/>
+        </w:rPr>
+        <w:t xml:space="preserve">: Int) </w:t>
+      </w:r>
+      <w:proofErr w:type="gramStart"/>
+      <w:r>
+        <w:rPr>
+          <w:rStyle w:val="VerbatimChar"/>
+          <w:rFonts w:ascii="Calibri" w:hAnsi="Calibri" w:cs="Calibri"/>
+          <w:shd w:val="clear" w:color="auto" w:fill="F8F8FA"/>
+          <w:lang w:val="en-US"/>
+        </w:rPr>
+        <w:t xml:space="preserve">{ </w:t>
+      </w:r>
+      <w:proofErr w:type="spellStart"/>
+      <w:r>
+        <w:rPr>
+          <w:rStyle w:val="VerbatimChar"/>
+          <w:rFonts w:ascii="Calibri" w:hAnsi="Calibri" w:cs="Calibri"/>
+          <w:shd w:val="clear" w:color="auto" w:fill="F8F8FA"/>
+          <w:lang w:val="en-US"/>
+        </w:rPr>
+        <w:t>proprietes</w:t>
+      </w:r>
+      <w:proofErr w:type="spellEnd"/>
+      <w:proofErr w:type="gramEnd"/>
+      <w:r>
+        <w:rPr>
+          <w:rStyle w:val="VerbatimChar"/>
+          <w:rFonts w:ascii="Calibri" w:hAnsi="Calibri" w:cs="Calibri"/>
+          <w:shd w:val="clear" w:color="auto" w:fill="F8F8FA"/>
+          <w:lang w:val="en-US"/>
+        </w:rPr>
+        <w:t>(</w:t>
+      </w:r>
+      <w:proofErr w:type="spellStart"/>
+      <w:r>
+        <w:rPr>
+          <w:rStyle w:val="VerbatimChar"/>
+          <w:rFonts w:ascii="Calibri" w:hAnsi="Calibri" w:cs="Calibri"/>
+          <w:shd w:val="clear" w:color="auto" w:fill="F8F8FA"/>
+          <w:lang w:val="en-US"/>
+        </w:rPr>
+        <w:t>prixMax</w:t>
+      </w:r>
+      <w:proofErr w:type="spellEnd"/>
+      <w:r>
+        <w:rPr>
+          <w:rStyle w:val="VerbatimChar"/>
+          <w:rFonts w:ascii="Calibri" w:hAnsi="Calibri" w:cs="Calibri"/>
+          <w:shd w:val="clear" w:color="auto" w:fill="F8F8FA"/>
+          <w:lang w:val="en-US"/>
+        </w:rPr>
+        <w:t>: $</w:t>
+      </w:r>
+      <w:proofErr w:type="spellStart"/>
+      <w:r>
+        <w:rPr>
+          <w:rStyle w:val="VerbatimChar"/>
+          <w:rFonts w:ascii="Calibri" w:hAnsi="Calibri" w:cs="Calibri"/>
+          <w:shd w:val="clear" w:color="auto" w:fill="F8F8FA"/>
+          <w:lang w:val="en-US"/>
+        </w:rPr>
+        <w:t>budgetMax</w:t>
+      </w:r>
+      <w:proofErr w:type="spellEnd"/>
+      <w:r>
+        <w:rPr>
+          <w:rStyle w:val="VerbatimChar"/>
+          <w:rFonts w:ascii="Calibri" w:hAnsi="Calibri" w:cs="Calibri"/>
+          <w:shd w:val="clear" w:color="auto" w:fill="F8F8FA"/>
+          <w:lang w:val="en-US"/>
+        </w:rPr>
+        <w:t xml:space="preserve">) </w:t>
+      </w:r>
+      <w:proofErr w:type="gramStart"/>
+      <w:r>
+        <w:rPr>
+          <w:rStyle w:val="VerbatimChar"/>
+          <w:rFonts w:ascii="Calibri" w:hAnsi="Calibri" w:cs="Calibri"/>
+          <w:shd w:val="clear" w:color="auto" w:fill="F8F8FA"/>
+          <w:lang w:val="en-US"/>
+        </w:rPr>
+        <w:t>{ id</w:t>
+      </w:r>
+      <w:proofErr w:type="gramEnd"/>
+      <w:r>
+        <w:rPr>
+          <w:rStyle w:val="VerbatimChar"/>
+          <w:rFonts w:ascii="Calibri" w:hAnsi="Calibri" w:cs="Calibri"/>
+          <w:shd w:val="clear" w:color="auto" w:fill="F8F8FA"/>
+          <w:lang w:val="en-US"/>
+        </w:rPr>
+        <w:t xml:space="preserve"> </w:t>
+      </w:r>
+      <w:proofErr w:type="spellStart"/>
+      <w:r>
+        <w:rPr>
+          <w:rStyle w:val="VerbatimChar"/>
+          <w:rFonts w:ascii="Calibri" w:hAnsi="Calibri" w:cs="Calibri"/>
+          <w:shd w:val="clear" w:color="auto" w:fill="F8F8FA"/>
+          <w:lang w:val="en-US"/>
+        </w:rPr>
+        <w:t>titre</w:t>
+      </w:r>
+      <w:proofErr w:type="spellEnd"/>
+      <w:r>
+        <w:rPr>
+          <w:rStyle w:val="VerbatimChar"/>
+          <w:rFonts w:ascii="Calibri" w:hAnsi="Calibri" w:cs="Calibri"/>
+          <w:shd w:val="clear" w:color="auto" w:fill="F8F8FA"/>
+          <w:lang w:val="en-US"/>
+        </w:rPr>
+        <w:t xml:space="preserve"> prix </w:t>
+      </w:r>
+      <w:proofErr w:type="spellStart"/>
+      <w:r>
+        <w:rPr>
+          <w:rStyle w:val="VerbatimChar"/>
+          <w:rFonts w:ascii="Calibri" w:hAnsi="Calibri" w:cs="Calibri"/>
+          <w:shd w:val="clear" w:color="auto" w:fill="F8F8FA"/>
+          <w:lang w:val="en-US"/>
+        </w:rPr>
+        <w:t>localisation</w:t>
+      </w:r>
+      <w:proofErr w:type="spellEnd"/>
+      <w:r>
+        <w:rPr>
+          <w:rStyle w:val="VerbatimChar"/>
+          <w:rFonts w:ascii="Calibri" w:hAnsi="Calibri" w:cs="Calibri"/>
+          <w:shd w:val="clear" w:color="auto" w:fill="F8F8FA"/>
+          <w:lang w:val="en-US"/>
+        </w:rPr>
+        <w:t xml:space="preserve"> </w:t>
+      </w:r>
+      <w:proofErr w:type="gramStart"/>
+      <w:r>
+        <w:rPr>
+          <w:rStyle w:val="VerbatimChar"/>
+          <w:rFonts w:ascii="Calibri" w:hAnsi="Calibri" w:cs="Calibri"/>
+          <w:shd w:val="clear" w:color="auto" w:fill="F8F8FA"/>
+          <w:lang w:val="en-US"/>
+        </w:rPr>
+        <w:t xml:space="preserve">{ </w:t>
+      </w:r>
+      <w:proofErr w:type="spellStart"/>
+      <w:r>
+        <w:rPr>
+          <w:rStyle w:val="VerbatimChar"/>
+          <w:rFonts w:ascii="Calibri" w:hAnsi="Calibri" w:cs="Calibri"/>
+          <w:shd w:val="clear" w:color="auto" w:fill="F8F8FA"/>
+          <w:lang w:val="en-US"/>
+        </w:rPr>
+        <w:t>adresse</w:t>
+      </w:r>
+      <w:proofErr w:type="spellEnd"/>
+      <w:proofErr w:type="gramEnd"/>
+      <w:r>
+        <w:rPr>
+          <w:rStyle w:val="VerbatimChar"/>
+          <w:rFonts w:ascii="Calibri" w:hAnsi="Calibri" w:cs="Calibri"/>
+          <w:shd w:val="clear" w:color="auto" w:fill="F8F8FA"/>
+          <w:lang w:val="en-US"/>
+        </w:rPr>
+        <w:t xml:space="preserve"> </w:t>
+      </w:r>
+      <w:proofErr w:type="gramStart"/>
+      <w:r>
+        <w:rPr>
+          <w:rStyle w:val="VerbatimChar"/>
+          <w:rFonts w:ascii="Calibri" w:hAnsi="Calibri" w:cs="Calibri"/>
+          <w:shd w:val="clear" w:color="auto" w:fill="F8F8FA"/>
+          <w:lang w:val="en-US"/>
+        </w:rPr>
+        <w:t>} }</w:t>
+      </w:r>
+      <w:proofErr w:type="gramEnd"/>
+      <w:r>
+        <w:rPr>
+          <w:rStyle w:val="VerbatimChar"/>
+          <w:rFonts w:ascii="Calibri" w:hAnsi="Calibri" w:cs="Calibri"/>
+          <w:shd w:val="clear" w:color="auto" w:fill="F8F8FA"/>
+          <w:lang w:val="en-US"/>
+        </w:rPr>
+        <w:t xml:space="preserve"> </w:t>
+      </w:r>
+      <w:proofErr w:type="gramStart"/>
+      <w:r>
+        <w:rPr>
+          <w:rStyle w:val="VerbatimChar"/>
+          <w:rFonts w:ascii="Calibri" w:hAnsi="Calibri" w:cs="Calibri"/>
+          <w:shd w:val="clear" w:color="auto" w:fill="F8F8FA"/>
+          <w:lang w:val="en-US"/>
+        </w:rPr>
+        <w:t>}</w:t>
+      </w:r>
+      <w:r>
+        <w:rPr>
+          <w:rFonts w:ascii="Calibri" w:hAnsi="Calibri" w:cs="Calibri"/>
+          <w:lang w:val="en-US"/>
+        </w:rPr>
+        <w:t>;</w:t>
+      </w:r>
+      <w:proofErr w:type="gramEnd"/>
+    </w:p>
+    <w:p>
+      <w:pPr>
+        <w:spacing w:after="210"/>
+        <w:rPr>
+          <w:rFonts w:ascii="Calibri" w:hAnsi="Calibri" w:cs="Calibri"/>
+          <w:lang w:val="en-US"/>
+        </w:rPr>
+      </w:pPr>
+      <w:r>
+        <w:rPr>
+          <w:rFonts w:ascii="Calibri" w:hAnsi="Calibri" w:cs="Calibri"/>
+          <w:lang w:val="en-US"/>
+        </w:rPr>
+        <w:t xml:space="preserve">export function </w:t>
+      </w:r>
+      <w:proofErr w:type="spellStart"/>
+      <w:proofErr w:type="gramStart"/>
+      <w:r>
+        <w:rPr>
+          <w:rFonts w:ascii="Calibri" w:hAnsi="Calibri" w:cs="Calibri"/>
+          <w:lang w:val="en-US"/>
+        </w:rPr>
+        <w:t>ProprietesListe</w:t>
+      </w:r>
+      <w:proofErr w:type="spellEnd"/>
+      <w:r>
+        <w:rPr>
+          <w:rFonts w:ascii="Calibri" w:hAnsi="Calibri" w:cs="Calibri"/>
+          <w:lang w:val="en-US"/>
+        </w:rPr>
+        <w:t xml:space="preserve">({ </w:t>
+      </w:r>
+      <w:proofErr w:type="spellStart"/>
+      <w:r>
+        <w:rPr>
+          <w:rFonts w:ascii="Calibri" w:hAnsi="Calibri" w:cs="Calibri"/>
+          <w:lang w:val="en-US"/>
+        </w:rPr>
+        <w:t>budgetMax</w:t>
+      </w:r>
+      <w:proofErr w:type="spellEnd"/>
+      <w:proofErr w:type="gramEnd"/>
+      <w:r>
+        <w:rPr>
+          <w:rFonts w:ascii="Calibri" w:hAnsi="Calibri" w:cs="Calibri"/>
+          <w:lang w:val="en-US"/>
+        </w:rPr>
+        <w:t xml:space="preserve"> }) {</w:t>
+      </w:r>
+      <w:r>
+        <w:rPr>
+          <w:rFonts w:ascii="Calibri" w:hAnsi="Calibri" w:cs="Calibri"/>
+          <w:lang w:val="en-US"/>
+        </w:rPr>
+        <w:br/>
+      </w:r>
+      <w:r>
+        <w:rPr>
           <w:rFonts w:ascii="Calibri" w:eastAsia="Georgia" w:hAnsi="Calibri" w:cs="Calibri"/>
+          <w:lang w:val="en-US"/>
+        </w:rPr>
+        <w:t xml:space="preserve">const </w:t>
+      </w:r>
+      <w:proofErr w:type="gramStart"/>
+      <w:r>
+        <w:rPr>
+          <w:rFonts w:ascii="Calibri" w:eastAsia="Georgia" w:hAnsi="Calibri" w:cs="Calibri"/>
+          <w:lang w:val="en-US"/>
+        </w:rPr>
+        <w:t>{ data</w:t>
+      </w:r>
+      <w:proofErr w:type="gramEnd"/>
+      <w:r>
+        <w:rPr>
+          <w:rFonts w:ascii="Calibri" w:eastAsia="Georgia" w:hAnsi="Calibri" w:cs="Calibri"/>
+          <w:lang w:val="en-US"/>
+        </w:rPr>
+        <w:t xml:space="preserve">, loading, </w:t>
+      </w:r>
+      <w:proofErr w:type="gramStart"/>
+      <w:r>
+        <w:rPr>
+          <w:rFonts w:ascii="Calibri" w:eastAsia="Georgia" w:hAnsi="Calibri" w:cs="Calibri"/>
+          <w:lang w:val="en-US"/>
+        </w:rPr>
+        <w:t>error }</w:t>
+      </w:r>
+      <w:proofErr w:type="gramEnd"/>
+      <w:r>
+        <w:rPr>
+          <w:rFonts w:ascii="Calibri" w:eastAsia="Georgia" w:hAnsi="Calibri" w:cs="Calibri"/>
+          <w:lang w:val="en-US"/>
+        </w:rPr>
+        <w:t xml:space="preserve"> = </w:t>
+      </w:r>
+      <w:proofErr w:type="spellStart"/>
+      <w:proofErr w:type="gramStart"/>
+      <w:r>
+        <w:rPr>
+          <w:rFonts w:ascii="Calibri" w:eastAsia="Georgia" w:hAnsi="Calibri" w:cs="Calibri"/>
+          <w:lang w:val="en-US"/>
+        </w:rPr>
+        <w:t>useQuery</w:t>
+      </w:r>
+      <w:proofErr w:type="spellEnd"/>
+      <w:r>
+        <w:rPr>
+          <w:rFonts w:ascii="Calibri" w:eastAsia="Georgia" w:hAnsi="Calibri" w:cs="Calibri"/>
+          <w:lang w:val="en-US"/>
+        </w:rPr>
+        <w:t>(</w:t>
+      </w:r>
+      <w:proofErr w:type="gramEnd"/>
+      <w:r>
+        <w:rPr>
+          <w:rFonts w:ascii="Calibri" w:eastAsia="Georgia" w:hAnsi="Calibri" w:cs="Calibri"/>
+          <w:lang w:val="en-US"/>
+        </w:rPr>
+        <w:t>GET_PROPRIETES, {</w:t>
+      </w:r>
+      <w:r>
+        <w:rPr>
+          <w:rFonts w:ascii="Calibri" w:hAnsi="Calibri" w:cs="Calibri"/>
+          <w:lang w:val="en-US"/>
+        </w:rPr>
+        <w:br/>
+        <w:t xml:space="preserve">variables: </w:t>
+      </w:r>
+      <w:proofErr w:type="gramStart"/>
+      <w:r>
+        <w:rPr>
+          <w:rFonts w:ascii="Calibri" w:hAnsi="Calibri" w:cs="Calibri"/>
+          <w:lang w:val="en-US"/>
         </w:rPr>
         <w:t xml:space="preserve">{ </w:t>
       </w:r>
       <w:proofErr w:type="spellStart"/>
       <w:r>
         <w:rPr>
-          <w:rFonts w:ascii="Calibri" w:eastAsia="Georgia" w:hAnsi="Calibri" w:cs="Calibri"/>
-        </w:rPr>
-        <w:t>useQuery</w:t>
+          <w:rFonts w:ascii="Calibri" w:hAnsi="Calibri" w:cs="Calibri"/>
+          <w:lang w:val="en-US"/>
+        </w:rPr>
+        <w:t>budgetMax</w:t>
       </w:r>
       <w:proofErr w:type="spellEnd"/>
       <w:proofErr w:type="gramEnd"/>
       <w:r>
         <w:rPr>
-          <w:rFonts w:ascii="Calibri" w:eastAsia="Georgia" w:hAnsi="Calibri" w:cs="Calibri"/>
-        </w:rPr>
-        <w:t xml:space="preserve">, </w:t>
-      </w:r>
-      <w:proofErr w:type="spellStart"/>
-      <w:proofErr w:type="gramStart"/>
-      <w:r>
-        <w:rPr>
-          <w:rFonts w:ascii="Calibri" w:eastAsia="Georgia" w:hAnsi="Calibri" w:cs="Calibri"/>
-        </w:rPr>
-        <w:t>gql</w:t>
-      </w:r>
-      <w:proofErr w:type="spellEnd"/>
-      <w:r>
-        <w:rPr>
-          <w:rFonts w:ascii="Calibri" w:eastAsia="Georgia" w:hAnsi="Calibri" w:cs="Calibri"/>
+          <w:rFonts w:ascii="Calibri" w:hAnsi="Calibri" w:cs="Calibri"/>
+          <w:lang w:val="en-US"/>
         </w:rPr>
         <w:t xml:space="preserve"> }</w:t>
       </w:r>
-      <w:proofErr w:type="gramEnd"/>
-      <w:r>
-        <w:rPr>
-          <w:rFonts w:ascii="Calibri" w:eastAsia="Georgia" w:hAnsi="Calibri" w:cs="Calibri"/>
-        </w:rPr>
-        <w:t xml:space="preserve"> </w:t>
-      </w:r>
-      <w:proofErr w:type="spellStart"/>
-      <w:r>
-        <w:rPr>
-          <w:rFonts w:ascii="Calibri" w:eastAsia="Georgia" w:hAnsi="Calibri" w:cs="Calibri"/>
-        </w:rPr>
-        <w:t>from</w:t>
-      </w:r>
-      <w:proofErr w:type="spellEnd"/>
-      <w:r>
-        <w:rPr>
-          <w:rFonts w:ascii="Calibri" w:eastAsia="Georgia" w:hAnsi="Calibri" w:cs="Calibri"/>
-        </w:rPr>
-        <w:t xml:space="preserve"> "@</w:t>
-      </w:r>
-      <w:proofErr w:type="spellStart"/>
-      <w:r>
-        <w:rPr>
-          <w:rFonts w:ascii="Calibri" w:eastAsia="Georgia" w:hAnsi="Calibri" w:cs="Calibri"/>
-        </w:rPr>
-        <w:t>apollo</w:t>
-      </w:r>
-      <w:proofErr w:type="spellEnd"/>
-      <w:r>
-        <w:rPr>
-          <w:rFonts w:ascii="Calibri" w:eastAsia="Georgia" w:hAnsi="Calibri" w:cs="Calibri"/>
-        </w:rPr>
-        <w:t>/client</w:t>
-      </w:r>
-      <w:proofErr w:type="gramStart"/>
-      <w:r>
-        <w:rPr>
-          <w:rFonts w:ascii="Calibri" w:eastAsia="Georgia" w:hAnsi="Calibri" w:cs="Calibri"/>
-        </w:rPr>
-        <w:t>";</w:t>
-      </w:r>
-      <w:proofErr w:type="gramEnd"/>
-    </w:p>
-    <w:p>
-      <w:pPr>
-        <w:spacing w:after="210"/>
-        <w:rPr>
-          <w:rFonts w:ascii="Calibri" w:hAnsi="Calibri" w:cs="Calibri"/>
-        </w:rPr>
-      </w:pPr>
-      <w:proofErr w:type="spellStart"/>
-      <w:proofErr w:type="gramStart"/>
-      <w:r>
-        <w:rPr>
-          <w:rFonts w:ascii="Calibri" w:eastAsia="Georgia" w:hAnsi="Calibri" w:cs="Calibri"/>
-        </w:rPr>
-        <w:t>const</w:t>
-      </w:r>
-      <w:proofErr w:type="spellEnd"/>
-      <w:proofErr w:type="gramEnd"/>
-      <w:r>
-        <w:rPr>
-          <w:rFonts w:ascii="Calibri" w:eastAsia="Georgia" w:hAnsi="Calibri" w:cs="Calibri"/>
-        </w:rPr>
-        <w:t xml:space="preserve"> GET_PROPRIETES = </w:t>
-      </w:r>
-      <w:proofErr w:type="spellStart"/>
-      <w:r>
-        <w:rPr>
-          <w:rFonts w:ascii="Calibri" w:eastAsia="Georgia" w:hAnsi="Calibri" w:cs="Calibri"/>
-        </w:rPr>
-        <w:t>gql</w:t>
-      </w:r>
-      <w:r>
-        <w:rPr>
-          <w:rStyle w:val="VerbatimChar"/>
-          <w:rFonts w:ascii="Calibri" w:hAnsi="Calibri" w:cs="Calibri"/>
-          <w:shd w:val="clear" w:color="auto" w:fill="F8F8FA"/>
-        </w:rPr>
-        <w:t>query</w:t>
-      </w:r>
-      <w:proofErr w:type="spellEnd"/>
-      <w:r>
-        <w:rPr>
-          <w:rStyle w:val="VerbatimChar"/>
-          <w:rFonts w:ascii="Calibri" w:hAnsi="Calibri" w:cs="Calibri"/>
-          <w:shd w:val="clear" w:color="auto" w:fill="F8F8FA"/>
-        </w:rPr>
-        <w:t xml:space="preserve"> </w:t>
-      </w:r>
-      <w:proofErr w:type="spellStart"/>
-      <w:proofErr w:type="gramStart"/>
-      <w:r>
-        <w:rPr>
-          <w:rStyle w:val="VerbatimChar"/>
-          <w:rFonts w:ascii="Calibri" w:hAnsi="Calibri" w:cs="Calibri"/>
-          <w:shd w:val="clear" w:color="auto" w:fill="F8F8FA"/>
-        </w:rPr>
-        <w:t>GetProprietesAvecDetails</w:t>
-      </w:r>
-      <w:proofErr w:type="spellEnd"/>
-      <w:r>
-        <w:rPr>
-          <w:rStyle w:val="VerbatimChar"/>
-          <w:rFonts w:ascii="Calibri" w:hAnsi="Calibri" w:cs="Calibri"/>
-          <w:shd w:val="clear" w:color="auto" w:fill="F8F8FA"/>
-        </w:rPr>
-        <w:t>(</w:t>
-      </w:r>
-      <w:proofErr w:type="gramEnd"/>
-      <w:r>
-        <w:rPr>
-          <w:rStyle w:val="VerbatimChar"/>
-          <w:rFonts w:ascii="Calibri" w:hAnsi="Calibri" w:cs="Calibri"/>
-          <w:shd w:val="clear" w:color="auto" w:fill="F8F8FA"/>
-        </w:rPr>
-        <w:t>$</w:t>
-      </w:r>
-      <w:proofErr w:type="spellStart"/>
-      <w:proofErr w:type="gramStart"/>
-      <w:r>
-        <w:rPr>
-          <w:rStyle w:val="VerbatimChar"/>
-          <w:rFonts w:ascii="Calibri" w:hAnsi="Calibri" w:cs="Calibri"/>
-          <w:shd w:val="clear" w:color="auto" w:fill="F8F8FA"/>
-        </w:rPr>
-        <w:t>budgetMax</w:t>
-      </w:r>
-      <w:proofErr w:type="spellEnd"/>
-      <w:r>
-        <w:rPr>
-          <w:rStyle w:val="VerbatimChar"/>
-          <w:rFonts w:ascii="Calibri" w:hAnsi="Calibri" w:cs="Calibri"/>
-          <w:shd w:val="clear" w:color="auto" w:fill="F8F8FA"/>
-        </w:rPr>
-        <w:t>:</w:t>
-      </w:r>
-      <w:proofErr w:type="gramEnd"/>
-      <w:r>
-        <w:rPr>
-          <w:rStyle w:val="VerbatimChar"/>
-          <w:rFonts w:ascii="Calibri" w:hAnsi="Calibri" w:cs="Calibri"/>
-          <w:shd w:val="clear" w:color="auto" w:fill="F8F8FA"/>
-        </w:rPr>
-        <w:t xml:space="preserve"> Int) </w:t>
-      </w:r>
-      <w:proofErr w:type="gramStart"/>
-      <w:r>
-        <w:rPr>
-          <w:rStyle w:val="VerbatimChar"/>
-          <w:rFonts w:ascii="Calibri" w:hAnsi="Calibri" w:cs="Calibri"/>
-          <w:shd w:val="clear" w:color="auto" w:fill="F8F8FA"/>
-        </w:rPr>
-        <w:t xml:space="preserve">{ </w:t>
-      </w:r>
-      <w:proofErr w:type="spellStart"/>
-      <w:r>
-        <w:rPr>
-          <w:rStyle w:val="VerbatimChar"/>
-          <w:rFonts w:ascii="Calibri" w:hAnsi="Calibri" w:cs="Calibri"/>
-          <w:shd w:val="clear" w:color="auto" w:fill="F8F8FA"/>
-        </w:rPr>
-        <w:t>proprietes</w:t>
-      </w:r>
-      <w:proofErr w:type="spellEnd"/>
-      <w:proofErr w:type="gramEnd"/>
-      <w:r>
-        <w:rPr>
-          <w:rStyle w:val="VerbatimChar"/>
-          <w:rFonts w:ascii="Calibri" w:hAnsi="Calibri" w:cs="Calibri"/>
-          <w:shd w:val="clear" w:color="auto" w:fill="F8F8FA"/>
-        </w:rPr>
-        <w:t>(</w:t>
-      </w:r>
-      <w:proofErr w:type="spellStart"/>
-      <w:proofErr w:type="gramStart"/>
-      <w:r>
-        <w:rPr>
-          <w:rStyle w:val="VerbatimChar"/>
-          <w:rFonts w:ascii="Calibri" w:hAnsi="Calibri" w:cs="Calibri"/>
-          <w:shd w:val="clear" w:color="auto" w:fill="F8F8FA"/>
-        </w:rPr>
-        <w:t>prixMax</w:t>
-      </w:r>
-      <w:proofErr w:type="spellEnd"/>
-      <w:r>
-        <w:rPr>
-          <w:rStyle w:val="VerbatimChar"/>
-          <w:rFonts w:ascii="Calibri" w:hAnsi="Calibri" w:cs="Calibri"/>
-          <w:shd w:val="clear" w:color="auto" w:fill="F8F8FA"/>
-        </w:rPr>
-        <w:t>:</w:t>
-      </w:r>
-      <w:proofErr w:type="gramEnd"/>
-      <w:r>
-        <w:rPr>
-          <w:rStyle w:val="VerbatimChar"/>
-          <w:rFonts w:ascii="Calibri" w:hAnsi="Calibri" w:cs="Calibri"/>
-          <w:shd w:val="clear" w:color="auto" w:fill="F8F8FA"/>
-        </w:rPr>
-        <w:t xml:space="preserve"> $</w:t>
-      </w:r>
-      <w:proofErr w:type="spellStart"/>
-      <w:r>
-        <w:rPr>
-          <w:rStyle w:val="VerbatimChar"/>
-          <w:rFonts w:ascii="Calibri" w:hAnsi="Calibri" w:cs="Calibri"/>
-          <w:shd w:val="clear" w:color="auto" w:fill="F8F8FA"/>
-        </w:rPr>
-        <w:t>budgetMax</w:t>
-      </w:r>
-      <w:proofErr w:type="spellEnd"/>
-      <w:r>
-        <w:rPr>
-          <w:rStyle w:val="VerbatimChar"/>
-          <w:rFonts w:ascii="Calibri" w:hAnsi="Calibri" w:cs="Calibri"/>
-          <w:shd w:val="clear" w:color="auto" w:fill="F8F8FA"/>
-        </w:rPr>
-        <w:t xml:space="preserve">) </w:t>
-      </w:r>
-      <w:proofErr w:type="gramStart"/>
-      <w:r>
-        <w:rPr>
-          <w:rStyle w:val="VerbatimChar"/>
-          <w:rFonts w:ascii="Calibri" w:hAnsi="Calibri" w:cs="Calibri"/>
-          <w:shd w:val="clear" w:color="auto" w:fill="F8F8FA"/>
-        </w:rPr>
-        <w:t>{ id</w:t>
-      </w:r>
-      <w:proofErr w:type="gramEnd"/>
-      <w:r>
-        <w:rPr>
-          <w:rStyle w:val="VerbatimChar"/>
-          <w:rFonts w:ascii="Calibri" w:hAnsi="Calibri" w:cs="Calibri"/>
-          <w:shd w:val="clear" w:color="auto" w:fill="F8F8FA"/>
-        </w:rPr>
-        <w:t xml:space="preserve"> titre prix localisation </w:t>
-      </w:r>
-      <w:proofErr w:type="gramStart"/>
-      <w:r>
-        <w:rPr>
-          <w:rStyle w:val="VerbatimChar"/>
-          <w:rFonts w:ascii="Calibri" w:hAnsi="Calibri" w:cs="Calibri"/>
-          <w:shd w:val="clear" w:color="auto" w:fill="F8F8FA"/>
-        </w:rPr>
-        <w:t>{ adresse</w:t>
-      </w:r>
-      <w:proofErr w:type="gramEnd"/>
-      <w:r>
-        <w:rPr>
-          <w:rStyle w:val="VerbatimChar"/>
-          <w:rFonts w:ascii="Calibri" w:hAnsi="Calibri" w:cs="Calibri"/>
-          <w:shd w:val="clear" w:color="auto" w:fill="F8F8FA"/>
-        </w:rPr>
-        <w:t xml:space="preserve"> </w:t>
-      </w:r>
-      <w:proofErr w:type="gramStart"/>
-      <w:r>
-        <w:rPr>
-          <w:rStyle w:val="VerbatimChar"/>
-          <w:rFonts w:ascii="Calibri" w:hAnsi="Calibri" w:cs="Calibri"/>
-          <w:shd w:val="clear" w:color="auto" w:fill="F8F8FA"/>
-        </w:rPr>
-        <w:t>} }</w:t>
-      </w:r>
-      <w:proofErr w:type="gramEnd"/>
-      <w:r>
-        <w:rPr>
-          <w:rStyle w:val="VerbatimChar"/>
-          <w:rFonts w:ascii="Calibri" w:hAnsi="Calibri" w:cs="Calibri"/>
-          <w:shd w:val="clear" w:color="auto" w:fill="F8F8FA"/>
-        </w:rPr>
-        <w:t xml:space="preserve"> </w:t>
-      </w:r>
-      <w:proofErr w:type="gramStart"/>
-      <w:r>
-        <w:rPr>
-          <w:rStyle w:val="VerbatimChar"/>
-          <w:rFonts w:ascii="Calibri" w:hAnsi="Calibri" w:cs="Calibri"/>
-          <w:shd w:val="clear" w:color="auto" w:fill="F8F8FA"/>
-        </w:rPr>
-        <w:t>}</w:t>
-      </w:r>
-      <w:r>
-        <w:rPr>
-          <w:rFonts w:ascii="Calibri" w:hAnsi="Calibri" w:cs="Calibri"/>
-        </w:rPr>
-        <w:t>;</w:t>
-      </w:r>
-      <w:proofErr w:type="gramEnd"/>
-    </w:p>
-    <w:p>
-      <w:pPr>
-        <w:spacing w:after="210"/>
-        <w:rPr>
-          <w:rFonts w:ascii="Calibri" w:hAnsi="Calibri" w:cs="Calibri"/>
-        </w:rPr>
-      </w:pPr>
-      <w:proofErr w:type="gramStart"/>
-      <w:r>
-        <w:rPr>
-          <w:rFonts w:ascii="Calibri" w:hAnsi="Calibri" w:cs="Calibri"/>
-        </w:rPr>
-        <w:t>export</w:t>
-      </w:r>
-      <w:proofErr w:type="gramEnd"/>
-      <w:r>
-        <w:rPr>
-          <w:rFonts w:ascii="Calibri" w:hAnsi="Calibri" w:cs="Calibri"/>
-        </w:rPr>
-        <w:t xml:space="preserve"> </w:t>
-      </w:r>
-      <w:proofErr w:type="spellStart"/>
-      <w:r>
-        <w:rPr>
-          <w:rFonts w:ascii="Calibri" w:hAnsi="Calibri" w:cs="Calibri"/>
-        </w:rPr>
-        <w:t>function</w:t>
-      </w:r>
-      <w:proofErr w:type="spellEnd"/>
-      <w:r>
-        <w:rPr>
-          <w:rFonts w:ascii="Calibri" w:hAnsi="Calibri" w:cs="Calibri"/>
-        </w:rPr>
-        <w:t xml:space="preserve"> </w:t>
-      </w:r>
-      <w:proofErr w:type="spellStart"/>
-      <w:proofErr w:type="gramStart"/>
-      <w:r>
-        <w:rPr>
-          <w:rFonts w:ascii="Calibri" w:hAnsi="Calibri" w:cs="Calibri"/>
-        </w:rPr>
-        <w:t>ProprietesListe</w:t>
-      </w:r>
-      <w:proofErr w:type="spellEnd"/>
-      <w:r>
-        <w:rPr>
-          <w:rFonts w:ascii="Calibri" w:hAnsi="Calibri" w:cs="Calibri"/>
-        </w:rPr>
-        <w:t xml:space="preserve">({ </w:t>
-      </w:r>
-      <w:proofErr w:type="spellStart"/>
-      <w:r>
-        <w:rPr>
-          <w:rFonts w:ascii="Calibri" w:hAnsi="Calibri" w:cs="Calibri"/>
-        </w:rPr>
-        <w:t>budgetMax</w:t>
-      </w:r>
-      <w:proofErr w:type="spellEnd"/>
-      <w:proofErr w:type="gramEnd"/>
-      <w:r>
-        <w:rPr>
-          <w:rFonts w:ascii="Calibri" w:hAnsi="Calibri" w:cs="Calibri"/>
-        </w:rPr>
-        <w:t xml:space="preserve"> }) {</w:t>
-      </w:r>
-      <w:r>
-        <w:rPr>
-          <w:rFonts w:ascii="Calibri" w:hAnsi="Calibri" w:cs="Calibri"/>
-        </w:rPr>
-        <w:br/>
-      </w:r>
-      <w:proofErr w:type="spellStart"/>
-      <w:r>
-        <w:rPr>
-          <w:rFonts w:ascii="Calibri" w:eastAsia="Georgia" w:hAnsi="Calibri" w:cs="Calibri"/>
-        </w:rPr>
-        <w:t>const</w:t>
-      </w:r>
-      <w:proofErr w:type="spellEnd"/>
-      <w:r>
-        <w:rPr>
-          <w:rFonts w:ascii="Calibri" w:eastAsia="Georgia" w:hAnsi="Calibri" w:cs="Calibri"/>
-        </w:rPr>
-        <w:t xml:space="preserve"> </w:t>
-      </w:r>
-      <w:proofErr w:type="gramStart"/>
-      <w:r>
-        <w:rPr>
-          <w:rFonts w:ascii="Calibri" w:eastAsia="Georgia" w:hAnsi="Calibri" w:cs="Calibri"/>
-        </w:rPr>
-        <w:t>{ data</w:t>
-      </w:r>
-      <w:proofErr w:type="gramEnd"/>
-      <w:r>
-        <w:rPr>
-          <w:rFonts w:ascii="Calibri" w:eastAsia="Georgia" w:hAnsi="Calibri" w:cs="Calibri"/>
-        </w:rPr>
-        <w:t xml:space="preserve">, </w:t>
-      </w:r>
-      <w:proofErr w:type="spellStart"/>
-      <w:r>
-        <w:rPr>
-          <w:rFonts w:ascii="Calibri" w:eastAsia="Georgia" w:hAnsi="Calibri" w:cs="Calibri"/>
-        </w:rPr>
-        <w:t>loading</w:t>
-      </w:r>
-      <w:proofErr w:type="spellEnd"/>
-      <w:r>
-        <w:rPr>
-          <w:rFonts w:ascii="Calibri" w:eastAsia="Georgia" w:hAnsi="Calibri" w:cs="Calibri"/>
-        </w:rPr>
-        <w:t xml:space="preserve">, </w:t>
-      </w:r>
-      <w:proofErr w:type="spellStart"/>
-      <w:proofErr w:type="gramStart"/>
-      <w:r>
-        <w:rPr>
-          <w:rFonts w:ascii="Calibri" w:eastAsia="Georgia" w:hAnsi="Calibri" w:cs="Calibri"/>
-        </w:rPr>
-        <w:t>error</w:t>
-      </w:r>
-      <w:proofErr w:type="spellEnd"/>
-      <w:r>
-        <w:rPr>
-          <w:rFonts w:ascii="Calibri" w:eastAsia="Georgia" w:hAnsi="Calibri" w:cs="Calibri"/>
-        </w:rPr>
-        <w:t xml:space="preserve"> }</w:t>
-      </w:r>
-      <w:proofErr w:type="gramEnd"/>
-      <w:r>
-        <w:rPr>
-          <w:rFonts w:ascii="Calibri" w:eastAsia="Georgia" w:hAnsi="Calibri" w:cs="Calibri"/>
-        </w:rPr>
-        <w:t xml:space="preserve"> = </w:t>
-      </w:r>
-      <w:proofErr w:type="spellStart"/>
-      <w:proofErr w:type="gramStart"/>
-      <w:r>
-        <w:rPr>
-          <w:rFonts w:ascii="Calibri" w:eastAsia="Georgia" w:hAnsi="Calibri" w:cs="Calibri"/>
-        </w:rPr>
-        <w:t>useQuery</w:t>
-      </w:r>
-      <w:proofErr w:type="spellEnd"/>
-      <w:r>
-        <w:rPr>
-          <w:rFonts w:ascii="Calibri" w:eastAsia="Georgia" w:hAnsi="Calibri" w:cs="Calibri"/>
-        </w:rPr>
-        <w:t>(</w:t>
-      </w:r>
-      <w:proofErr w:type="gramEnd"/>
-      <w:r>
-        <w:rPr>
-          <w:rFonts w:ascii="Calibri" w:eastAsia="Georgia" w:hAnsi="Calibri" w:cs="Calibri"/>
-        </w:rPr>
-        <w:t>GET_PROPRIETES, {</w:t>
-      </w:r>
-      <w:r>
-        <w:rPr>
-          <w:rFonts w:ascii="Calibri" w:hAnsi="Calibri" w:cs="Calibri"/>
-        </w:rPr>
-        <w:br/>
-      </w:r>
-      <w:proofErr w:type="gramStart"/>
-      <w:r>
-        <w:rPr>
-          <w:rFonts w:ascii="Calibri" w:hAnsi="Calibri" w:cs="Calibri"/>
-        </w:rPr>
-        <w:t>variables:</w:t>
-      </w:r>
-      <w:proofErr w:type="gramEnd"/>
-      <w:r>
-        <w:rPr>
-          <w:rFonts w:ascii="Calibri" w:hAnsi="Calibri" w:cs="Calibri"/>
-        </w:rPr>
-        <w:t xml:space="preserve"> </w:t>
-      </w:r>
-      <w:proofErr w:type="gramStart"/>
-      <w:r>
-        <w:rPr>
-          <w:rFonts w:ascii="Calibri" w:hAnsi="Calibri" w:cs="Calibri"/>
-        </w:rPr>
-        <w:t xml:space="preserve">{ </w:t>
-      </w:r>
-      <w:proofErr w:type="spellStart"/>
-      <w:r>
-        <w:rPr>
-          <w:rFonts w:ascii="Calibri" w:hAnsi="Calibri" w:cs="Calibri"/>
-        </w:rPr>
-        <w:t>budgetMax</w:t>
-      </w:r>
-      <w:proofErr w:type="spellEnd"/>
-      <w:proofErr w:type="gramEnd"/>
-      <w:r>
-        <w:rPr>
-          <w:rFonts w:ascii="Calibri" w:hAnsi="Calibri" w:cs="Calibri"/>
-        </w:rPr>
-        <w:t xml:space="preserve"> }</w:t>
-      </w:r>
-      <w:r>
-        <w:rPr>
-          <w:rFonts w:ascii="Calibri" w:hAnsi="Calibri" w:cs="Calibri"/>
+      <w:r>
+        <w:rPr>
+          <w:rFonts w:ascii="Calibri" w:hAnsi="Calibri" w:cs="Calibri"/>
+          <w:lang w:val="en-US"/>
         </w:rPr>
         <w:br/>
         <w:t>}</w:t>
@@ -7461,6 +8331,7 @@
       <w:r>
         <w:rPr>
           <w:rFonts w:ascii="Calibri" w:hAnsi="Calibri" w:cs="Calibri"/>
+          <w:lang w:val="en-US"/>
         </w:rPr>
         <w:t>);</w:t>
       </w:r>
@@ -7471,6 +8342,69 @@
         <w:spacing w:after="210"/>
         <w:rPr>
           <w:rFonts w:ascii="Calibri" w:hAnsi="Calibri" w:cs="Calibri"/>
+          <w:lang w:val="en-US"/>
+        </w:rPr>
+      </w:pPr>
+      <w:r>
+        <w:rPr>
+          <w:rFonts w:ascii="Calibri" w:hAnsi="Calibri" w:cs="Calibri"/>
+          <w:lang w:val="en-US"/>
+        </w:rPr>
+        <w:t>if (loading) return</w:t>
+      </w:r>
+    </w:p>
+    <w:p>
+      <w:pPr>
+        <w:rPr>
+          <w:rFonts w:ascii="Calibri" w:hAnsi="Calibri" w:cs="Calibri"/>
+          <w:lang w:val="en-US"/>
+        </w:rPr>
+      </w:pPr>
+      <w:proofErr w:type="spellStart"/>
+      <w:r>
+        <w:rPr>
+          <w:rFonts w:ascii="Calibri" w:hAnsi="Calibri" w:cs="Calibri"/>
+          <w:lang w:val="en-US"/>
+        </w:rPr>
+        <w:t>Chargement</w:t>
+      </w:r>
+      <w:proofErr w:type="spellEnd"/>
+      <w:r>
+        <w:rPr>
+          <w:rFonts w:ascii="Calibri" w:hAnsi="Calibri" w:cs="Calibri"/>
+          <w:lang w:val="en-US"/>
+        </w:rPr>
+        <w:t>...</w:t>
+      </w:r>
+    </w:p>
+    <w:p>
+      <w:pPr>
+        <w:spacing w:after="210"/>
+        <w:rPr>
+          <w:rFonts w:ascii="Calibri" w:hAnsi="Calibri" w:cs="Calibri"/>
+          <w:lang w:val="en-US"/>
+        </w:rPr>
+      </w:pPr>
+      <w:r>
+        <w:rPr>
+          <w:rFonts w:ascii="Calibri" w:hAnsi="Calibri" w:cs="Calibri"/>
+          <w:lang w:val="en-US"/>
+        </w:rPr>
+        <w:t>;</w:t>
+      </w:r>
+      <w:r>
+        <w:rPr>
+          <w:rFonts w:ascii="Calibri" w:hAnsi="Calibri" w:cs="Calibri"/>
+          <w:lang w:val="en-US"/>
+        </w:rPr>
+        <w:br/>
+        <w:t>if (error) return</w:t>
+      </w:r>
+    </w:p>
+    <w:p>
+      <w:pPr>
+        <w:rPr>
+          <w:rFonts w:ascii="Calibri" w:hAnsi="Calibri" w:cs="Calibri"/>
         </w:rPr>
       </w:pPr>
       <w:proofErr w:type="gramStart"/>
@@ -7478,41 +8412,30 @@
         <w:rPr>
           <w:rFonts w:ascii="Calibri" w:hAnsi="Calibri" w:cs="Calibri"/>
         </w:rPr>
-        <w:t>if</w:t>
+        <w:t>Erreur:</w:t>
       </w:r>
       <w:proofErr w:type="gramEnd"/>
       <w:r>
         <w:rPr>
           <w:rFonts w:ascii="Calibri" w:hAnsi="Calibri" w:cs="Calibri"/>
         </w:rPr>
-        <w:t xml:space="preserve"> (</w:t>
-      </w:r>
-      <w:proofErr w:type="spellStart"/>
-      <w:r>
-        <w:rPr>
-          <w:rFonts w:ascii="Calibri" w:hAnsi="Calibri" w:cs="Calibri"/>
-        </w:rPr>
-        <w:t>loading</w:t>
-      </w:r>
-      <w:proofErr w:type="spellEnd"/>
-      <w:r>
-        <w:rPr>
-          <w:rFonts w:ascii="Calibri" w:hAnsi="Calibri" w:cs="Calibri"/>
-        </w:rPr>
-        <w:t>) return</w:t>
-      </w:r>
-    </w:p>
-    <w:p>
-      <w:pPr>
-        <w:rPr>
-          <w:rFonts w:ascii="Calibri" w:hAnsi="Calibri" w:cs="Calibri"/>
-        </w:rPr>
-      </w:pPr>
-      <w:r>
-        <w:rPr>
-          <w:rFonts w:ascii="Calibri" w:hAnsi="Calibri" w:cs="Calibri"/>
-        </w:rPr>
-        <w:t>Chargement...</w:t>
+        <w:t xml:space="preserve"> {</w:t>
+      </w:r>
+      <w:proofErr w:type="spellStart"/>
+      <w:proofErr w:type="gramStart"/>
+      <w:r>
+        <w:rPr>
+          <w:rFonts w:ascii="Calibri" w:hAnsi="Calibri" w:cs="Calibri"/>
+        </w:rPr>
+        <w:t>error.message</w:t>
+      </w:r>
+      <w:proofErr w:type="spellEnd"/>
+      <w:proofErr w:type="gramEnd"/>
+      <w:r>
+        <w:rPr>
+          <w:rFonts w:ascii="Calibri" w:hAnsi="Calibri" w:cs="Calibri"/>
+        </w:rPr>
+        <w:t>}</w:t>
       </w:r>
     </w:p>
     <w:p>
@@ -7528,110 +8451,33 @@
         </w:rPr>
         <w:t>;</w:t>
       </w:r>
-      <w:r>
-        <w:rPr>
-          <w:rFonts w:ascii="Calibri" w:hAnsi="Calibri" w:cs="Calibri"/>
+    </w:p>
+    <w:p>
+      <w:pPr>
+        <w:spacing w:after="210"/>
+        <w:rPr>
+          <w:rFonts w:ascii="Calibri" w:hAnsi="Calibri" w:cs="Calibri"/>
+          <w:lang w:val="en-US"/>
+        </w:rPr>
+      </w:pPr>
+      <w:r>
+        <w:rPr>
+          <w:rFonts w:ascii="Calibri" w:hAnsi="Calibri" w:cs="Calibri"/>
+          <w:lang w:val="en-US"/>
+        </w:rPr>
+        <w:t>return (</w:t>
+      </w:r>
+      <w:r>
+        <w:rPr>
+          <w:rFonts w:ascii="Calibri" w:hAnsi="Calibri" w:cs="Calibri"/>
+          <w:lang w:val="en-US"/>
         </w:rPr>
         <w:br/>
-        <w:t>if (</w:t>
-      </w:r>
-      <w:proofErr w:type="spellStart"/>
-      <w:r>
-        <w:rPr>
-          <w:rFonts w:ascii="Calibri" w:hAnsi="Calibri" w:cs="Calibri"/>
-        </w:rPr>
-        <w:t>error</w:t>
-      </w:r>
-      <w:proofErr w:type="spellEnd"/>
-      <w:r>
-        <w:rPr>
-          <w:rFonts w:ascii="Calibri" w:hAnsi="Calibri" w:cs="Calibri"/>
-        </w:rPr>
-        <w:t>) return</w:t>
-      </w:r>
-    </w:p>
-    <w:p>
-      <w:pPr>
-        <w:rPr>
-          <w:rFonts w:ascii="Calibri" w:hAnsi="Calibri" w:cs="Calibri"/>
-        </w:rPr>
-      </w:pPr>
-      <w:proofErr w:type="gramStart"/>
-      <w:r>
-        <w:rPr>
-          <w:rFonts w:ascii="Calibri" w:hAnsi="Calibri" w:cs="Calibri"/>
-        </w:rPr>
-        <w:t>Erreur:</w:t>
-      </w:r>
-      <w:proofErr w:type="gramEnd"/>
-      <w:r>
-        <w:rPr>
-          <w:rFonts w:ascii="Calibri" w:hAnsi="Calibri" w:cs="Calibri"/>
-        </w:rPr>
-        <w:t xml:space="preserve"> {</w:t>
-      </w:r>
-      <w:proofErr w:type="spellStart"/>
-      <w:proofErr w:type="gramStart"/>
-      <w:r>
-        <w:rPr>
-          <w:rFonts w:ascii="Calibri" w:hAnsi="Calibri" w:cs="Calibri"/>
-        </w:rPr>
-        <w:t>error.message</w:t>
-      </w:r>
-      <w:proofErr w:type="spellEnd"/>
-      <w:proofErr w:type="gramEnd"/>
-      <w:r>
-        <w:rPr>
-          <w:rFonts w:ascii="Calibri" w:hAnsi="Calibri" w:cs="Calibri"/>
-        </w:rPr>
-        <w:t>}</w:t>
-      </w:r>
-    </w:p>
-    <w:p>
-      <w:pPr>
-        <w:spacing w:after="210"/>
-        <w:rPr>
-          <w:rFonts w:ascii="Calibri" w:hAnsi="Calibri" w:cs="Calibri"/>
-        </w:rPr>
-      </w:pPr>
-      <w:r>
-        <w:rPr>
-          <w:rFonts w:ascii="Calibri" w:hAnsi="Calibri" w:cs="Calibri"/>
-        </w:rPr>
-        <w:t>;</w:t>
-      </w:r>
-    </w:p>
-    <w:p>
-      <w:pPr>
-        <w:spacing w:after="210"/>
-        <w:rPr>
-          <w:rFonts w:ascii="Calibri" w:hAnsi="Calibri" w:cs="Calibri"/>
-        </w:rPr>
-      </w:pPr>
-      <w:proofErr w:type="gramStart"/>
-      <w:r>
-        <w:rPr>
-          <w:rFonts w:ascii="Calibri" w:hAnsi="Calibri" w:cs="Calibri"/>
-        </w:rPr>
-        <w:lastRenderedPageBreak/>
-        <w:t>return</w:t>
-      </w:r>
-      <w:proofErr w:type="gramEnd"/>
-      <w:r>
-        <w:rPr>
-          <w:rFonts w:ascii="Calibri" w:hAnsi="Calibri" w:cs="Calibri"/>
-        </w:rPr>
-        <w:t xml:space="preserve"> (</w:t>
-      </w:r>
-      <w:r>
-        <w:rPr>
-          <w:rFonts w:ascii="Calibri" w:hAnsi="Calibri" w:cs="Calibri"/>
-        </w:rPr>
-        <w:br/>
-      </w:r>
-      <w:r>
-        <w:rPr>
-          <w:rFonts w:ascii="Calibri" w:hAnsi="Calibri" w:cs="Calibri"/>
+      </w:r>
+      <w:r>
+        <w:rPr>
+          <w:rFonts w:ascii="Calibri" w:hAnsi="Calibri" w:cs="Calibri"/>
+          <w:lang w:val="en-US"/>
         </w:rPr>
         <w:br/>
         <w:t>{</w:t>
@@ -7641,6 +8487,7 @@
       <w:r>
         <w:rPr>
           <w:rFonts w:ascii="Calibri" w:hAnsi="Calibri" w:cs="Calibri"/>
+          <w:lang w:val="en-US"/>
         </w:rPr>
         <w:t>data.proprietes.map</w:t>
       </w:r>
@@ -7648,6 +8495,7 @@
       <w:r>
         <w:rPr>
           <w:rFonts w:ascii="Calibri" w:hAnsi="Calibri" w:cs="Calibri"/>
+          <w:lang w:val="en-US"/>
         </w:rPr>
         <w:t>(</w:t>
       </w:r>
@@ -7655,6 +8503,7 @@
       <w:r>
         <w:rPr>
           <w:rFonts w:ascii="Calibri" w:hAnsi="Calibri" w:cs="Calibri"/>
+          <w:lang w:val="en-US"/>
         </w:rPr>
         <w:t>p =&gt; (</w:t>
       </w:r>
@@ -7667,6 +8516,7 @@
           <w:bCs/>
           <w:sz w:val="14"/>
           <w:szCs w:val="14"/>
+          <w:lang w:val="en-US"/>
         </w:rPr>
       </w:pPr>
       <w:r>
@@ -7675,6 +8525,7 @@
           <w:bCs/>
           <w:sz w:val="22"/>
           <w:szCs w:val="14"/>
+          <w:lang w:val="en-US"/>
         </w:rPr>
         <w:t>{</w:t>
       </w:r>
@@ -7686,6 +8537,7 @@
           <w:bCs/>
           <w:sz w:val="22"/>
           <w:szCs w:val="14"/>
+          <w:lang w:val="en-US"/>
         </w:rPr>
         <w:t>p.titre</w:t>
       </w:r>
@@ -7697,6 +8549,7 @@
           <w:bCs/>
           <w:sz w:val="22"/>
           <w:szCs w:val="14"/>
+          <w:lang w:val="en-US"/>
         </w:rPr>
         <w:t>}</w:t>
       </w:r>
@@ -7705,35 +8558,31 @@
       <w:pPr>
         <w:rPr>
           <w:rFonts w:ascii="Calibri" w:hAnsi="Calibri" w:cs="Calibri"/>
-        </w:rPr>
-      </w:pPr>
+          <w:lang w:val="en-US"/>
+        </w:rPr>
+      </w:pPr>
+      <w:r>
+        <w:rPr>
+          <w:rFonts w:ascii="Calibri" w:eastAsia="Georgia" w:hAnsi="Calibri" w:cs="Calibri"/>
+          <w:lang w:val="en-US"/>
+        </w:rPr>
+        <w:t>Prix: {</w:t>
+      </w:r>
+      <w:proofErr w:type="spellStart"/>
       <w:proofErr w:type="gramStart"/>
       <w:r>
         <w:rPr>
           <w:rFonts w:ascii="Calibri" w:eastAsia="Georgia" w:hAnsi="Calibri" w:cs="Calibri"/>
-        </w:rPr>
-        <w:t>Prix:</w:t>
-      </w:r>
+          <w:lang w:val="en-US"/>
+        </w:rPr>
+        <w:t>p.prix</w:t>
+      </w:r>
+      <w:proofErr w:type="spellEnd"/>
       <w:proofErr w:type="gramEnd"/>
       <w:r>
         <w:rPr>
           <w:rFonts w:ascii="Calibri" w:eastAsia="Georgia" w:hAnsi="Calibri" w:cs="Calibri"/>
-        </w:rPr>
-        <w:t xml:space="preserve"> {</w:t>
-      </w:r>
-      <w:proofErr w:type="spellStart"/>
-      <w:proofErr w:type="gramStart"/>
-      <w:r>
-        <w:rPr>
-          <w:rFonts w:ascii="Calibri" w:eastAsia="Georgia" w:hAnsi="Calibri" w:cs="Calibri"/>
-        </w:rPr>
-        <w:t>p.prix</w:t>
-      </w:r>
-      <w:proofErr w:type="spellEnd"/>
-      <w:proofErr w:type="gramEnd"/>
-      <w:r>
-        <w:rPr>
-          <w:rFonts w:ascii="Calibri" w:eastAsia="Georgia" w:hAnsi="Calibri" w:cs="Calibri"/>
+          <w:lang w:val="en-US"/>
         </w:rPr>
         <w:t>}€</w:t>
       </w:r>
@@ -7827,6 +8676,7 @@
         <w:rPr>
           <w:rFonts w:eastAsia="Georgia"/>
         </w:rPr>
+        <w:lastRenderedPageBreak/>
         <w:t>Flux de données complet</w:t>
       </w:r>
       <w:bookmarkEnd w:id="38"/>
@@ -7931,27 +8781,100 @@
           <w:rFonts w:ascii="Calibri" w:hAnsi="Calibri" w:cs="Calibri"/>
         </w:rPr>
       </w:pPr>
+      <w:proofErr w:type="spellStart"/>
       <w:r>
         <w:rPr>
           <w:rFonts w:ascii="Calibri" w:hAnsi="Calibri" w:cs="Calibri"/>
           <w:b/>
         </w:rPr>
-        <w:t>Traducteur GraphQL</w:t>
+        <w:t>Resolvers</w:t>
+      </w:r>
+      <w:proofErr w:type="spellEnd"/>
+      <w:r>
+        <w:rPr>
+          <w:rFonts w:ascii="Calibri" w:hAnsi="Calibri" w:cs="Calibri"/>
+          <w:b/>
+        </w:rPr>
+        <w:t xml:space="preserve"> GraphQL</w:t>
+      </w:r>
+      <w:r>
+        <w:rPr>
+          <w:rFonts w:ascii="Calibri" w:hAnsi="Calibri" w:cs="Calibri"/>
+          <w:b/>
+        </w:rPr>
+        <w:t xml:space="preserve"> </w:t>
+      </w:r>
+      <w:r>
+        <w:rPr>
+          <w:rFonts w:ascii="Calibri" w:hAnsi="Calibri" w:cs="Calibri"/>
+          <w:b/>
+        </w:rPr>
+        <w:t>(</w:t>
+      </w:r>
+      <w:proofErr w:type="spellStart"/>
+      <w:r>
+        <w:rPr>
+          <w:rFonts w:ascii="Calibri" w:hAnsi="Calibri" w:cs="Calibri"/>
+          <w:b/>
+        </w:rPr>
+        <w:t>Strawberry</w:t>
+      </w:r>
+      <w:proofErr w:type="spellEnd"/>
+      <w:r>
+        <w:rPr>
+          <w:rFonts w:ascii="Calibri" w:hAnsi="Calibri" w:cs="Calibri"/>
+          <w:b/>
+        </w:rPr>
+        <w:t>/</w:t>
+      </w:r>
+      <w:proofErr w:type="spellStart"/>
+      <w:r>
+        <w:rPr>
+          <w:rFonts w:ascii="Calibri" w:hAnsi="Calibri" w:cs="Calibri"/>
+          <w:b/>
+        </w:rPr>
+        <w:t>Ariadne</w:t>
+      </w:r>
+      <w:proofErr w:type="spellEnd"/>
+      <w:r>
+        <w:rPr>
+          <w:rFonts w:ascii="Calibri" w:hAnsi="Calibri" w:cs="Calibri"/>
+          <w:b/>
+        </w:rPr>
+        <w:t>)</w:t>
       </w:r>
       <w:r>
         <w:rPr>
           <w:rFonts w:ascii="Calibri" w:eastAsia="Georgia" w:hAnsi="Calibri" w:cs="Calibri"/>
         </w:rPr>
-        <w:t xml:space="preserve"> : Convertit la requête GraphQL en </w:t>
-      </w:r>
-      <w:proofErr w:type="spellStart"/>
+        <w:t xml:space="preserve"> : </w:t>
+      </w:r>
       <w:r>
         <w:rPr>
           <w:rFonts w:ascii="Calibri" w:eastAsia="Georgia" w:hAnsi="Calibri" w:cs="Calibri"/>
         </w:rPr>
+        <w:t>S</w:t>
+      </w:r>
+      <w:r>
+        <w:rPr>
+          <w:rFonts w:ascii="Calibri" w:eastAsia="Georgia" w:hAnsi="Calibri" w:cs="Calibri"/>
+        </w:rPr>
+        <w:t xml:space="preserve">électionnent la logique métier et exécutent les requêtes </w:t>
+      </w:r>
+      <w:proofErr w:type="spellStart"/>
+      <w:r>
+        <w:rPr>
+          <w:rFonts w:ascii="Calibri" w:eastAsia="Georgia" w:hAnsi="Calibri" w:cs="Calibri"/>
+        </w:rPr>
         <w:t>Cypher</w:t>
       </w:r>
       <w:proofErr w:type="spellEnd"/>
+      <w:r>
+        <w:rPr>
+          <w:rFonts w:ascii="Calibri" w:eastAsia="Georgia" w:hAnsi="Calibri" w:cs="Calibri"/>
+        </w:rPr>
+        <w:t xml:space="preserve"> paramétrées via neo4j-driver.</w:t>
+      </w:r>
     </w:p>
     <w:p>
       <w:pPr>
@@ -8355,15 +9278,9 @@
         <w:spacing w:after="210"/>
         <w:rPr>
           <w:rFonts w:ascii="Calibri" w:hAnsi="Calibri" w:cs="Calibri"/>
-        </w:rPr>
-      </w:pPr>
-      <w:r>
-        <w:rPr>
-          <w:rFonts w:ascii="Calibri" w:hAnsi="Calibri" w:cs="Calibri"/>
           <w:b/>
         </w:rPr>
-        <w:t xml:space="preserve">Conversion en </w:t>
-      </w:r>
+      </w:pPr>
       <w:proofErr w:type="spellStart"/>
       <w:r>
         <w:rPr>
@@ -8378,13 +9295,45 @@
           <w:rFonts w:ascii="Calibri" w:hAnsi="Calibri" w:cs="Calibri"/>
           <w:b/>
         </w:rPr>
-        <w:t xml:space="preserve"> (auto-générée) :</w:t>
-      </w:r>
-      <w:r>
-        <w:rPr>
-          <w:rFonts w:ascii="Calibri" w:hAnsi="Calibri" w:cs="Calibri"/>
-        </w:rPr>
-        <w:br/>
+        <w:t xml:space="preserve"> exécuté par le </w:t>
+      </w:r>
+      <w:proofErr w:type="spellStart"/>
+      <w:r>
+        <w:rPr>
+          <w:rFonts w:ascii="Calibri" w:hAnsi="Calibri" w:cs="Calibri"/>
+          <w:b/>
+        </w:rPr>
+        <w:t>resolver</w:t>
+      </w:r>
+      <w:proofErr w:type="spellEnd"/>
+      <w:r>
+        <w:rPr>
+          <w:rFonts w:ascii="Calibri" w:hAnsi="Calibri" w:cs="Calibri"/>
+          <w:b/>
+        </w:rPr>
+        <w:t xml:space="preserve"> (exemple</w:t>
+      </w:r>
+      <w:r>
+        <w:rPr>
+          <w:rFonts w:ascii="Calibri" w:hAnsi="Calibri" w:cs="Calibri"/>
+          <w:b/>
+        </w:rPr>
+        <w:t>) :</w:t>
+      </w:r>
+    </w:p>
+    <w:p>
+      <w:pPr>
+        <w:spacing w:after="0"/>
+        <w:rPr>
+          <w:rFonts w:ascii="Calibri" w:hAnsi="Calibri" w:cs="Calibri"/>
+          <w:lang w:val="en-US"/>
+        </w:rPr>
+      </w:pPr>
+      <w:r>
+        <w:rPr>
+          <w:rFonts w:ascii="Calibri" w:hAnsi="Calibri" w:cs="Calibri"/>
+          <w:lang w:val="en-US"/>
+        </w:rPr>
         <w:t>MATCH (</w:t>
       </w:r>
       <w:proofErr w:type="spellStart"/>
@@ -8392,6 +9341,7 @@
       <w:r>
         <w:rPr>
           <w:rFonts w:ascii="Calibri" w:hAnsi="Calibri" w:cs="Calibri"/>
+          <w:lang w:val="en-US"/>
         </w:rPr>
         <w:t>p:Propriete</w:t>
       </w:r>
@@ -8400,14 +9350,24 @@
       <w:r>
         <w:rPr>
           <w:rFonts w:ascii="Calibri" w:hAnsi="Calibri" w:cs="Calibri"/>
+          <w:lang w:val="en-US"/>
         </w:rPr>
         <w:t>)</w:t>
       </w:r>
-      <w:r>
-        <w:rPr>
-          <w:rFonts w:ascii="Calibri" w:hAnsi="Calibri" w:cs="Calibri"/>
-        </w:rPr>
-        <w:br/>
+    </w:p>
+    <w:p>
+      <w:pPr>
+        <w:spacing w:after="0"/>
+        <w:rPr>
+          <w:rFonts w:ascii="Calibri" w:hAnsi="Calibri" w:cs="Calibri"/>
+          <w:lang w:val="en-US"/>
+        </w:rPr>
+      </w:pPr>
+      <w:r>
+        <w:rPr>
+          <w:rFonts w:ascii="Calibri" w:hAnsi="Calibri" w:cs="Calibri"/>
+          <w:lang w:val="en-US"/>
+        </w:rPr>
         <w:t xml:space="preserve">WHERE </w:t>
       </w:r>
       <w:proofErr w:type="spellStart"/>
@@ -8415,6 +9375,7 @@
       <w:r>
         <w:rPr>
           <w:rFonts w:ascii="Calibri" w:hAnsi="Calibri" w:cs="Calibri"/>
+          <w:lang w:val="en-US"/>
         </w:rPr>
         <w:t>p.prix</w:t>
       </w:r>
@@ -8423,14 +9384,32 @@
       <w:r>
         <w:rPr>
           <w:rFonts w:ascii="Calibri" w:hAnsi="Calibri" w:cs="Calibri"/>
-        </w:rPr>
-        <w:t xml:space="preserve"> &gt;= 200000 AND </w:t>
+          <w:lang w:val="en-US"/>
+        </w:rPr>
+        <w:t xml:space="preserve"> &gt;= $</w:t>
+      </w:r>
+      <w:proofErr w:type="spellStart"/>
+      <w:r>
+        <w:rPr>
+          <w:rFonts w:ascii="Calibri" w:hAnsi="Calibri" w:cs="Calibri"/>
+          <w:lang w:val="en-US"/>
+        </w:rPr>
+        <w:t>prixMin</w:t>
+      </w:r>
+      <w:proofErr w:type="spellEnd"/>
+      <w:r>
+        <w:rPr>
+          <w:rFonts w:ascii="Calibri" w:hAnsi="Calibri" w:cs="Calibri"/>
+          <w:lang w:val="en-US"/>
+        </w:rPr>
+        <w:t xml:space="preserve"> AND </w:t>
       </w:r>
       <w:proofErr w:type="spellStart"/>
       <w:proofErr w:type="gramStart"/>
       <w:r>
         <w:rPr>
           <w:rFonts w:ascii="Calibri" w:hAnsi="Calibri" w:cs="Calibri"/>
+          <w:lang w:val="en-US"/>
         </w:rPr>
         <w:t>p.prix</w:t>
       </w:r>
@@ -8439,21 +9418,49 @@
       <w:r>
         <w:rPr>
           <w:rFonts w:ascii="Calibri" w:hAnsi="Calibri" w:cs="Calibri"/>
-        </w:rPr>
-        <w:t xml:space="preserve"> &lt;= 500000</w:t>
-      </w:r>
-      <w:r>
-        <w:rPr>
-          <w:rFonts w:ascii="Calibri" w:hAnsi="Calibri" w:cs="Calibri"/>
-        </w:rPr>
-        <w:br/>
+          <w:lang w:val="en-US"/>
+        </w:rPr>
+        <w:t xml:space="preserve"> &lt;= $</w:t>
+      </w:r>
+      <w:proofErr w:type="spellStart"/>
+      <w:r>
+        <w:rPr>
+          <w:rFonts w:ascii="Calibri" w:hAnsi="Calibri" w:cs="Calibri"/>
+          <w:lang w:val="en-US"/>
+        </w:rPr>
+        <w:t>prixMax</w:t>
+      </w:r>
+      <w:proofErr w:type="spellEnd"/>
+    </w:p>
+    <w:p>
+      <w:pPr>
+        <w:spacing w:after="0"/>
+        <w:rPr>
+          <w:rFonts w:ascii="Calibri" w:hAnsi="Calibri" w:cs="Calibri"/>
+          <w:lang w:val="en-US"/>
+        </w:rPr>
+      </w:pPr>
+      <w:r>
+        <w:rPr>
+          <w:rFonts w:ascii="Calibri" w:hAnsi="Calibri" w:cs="Calibri"/>
+          <w:lang w:val="en-US"/>
+        </w:rPr>
         <w:t>WITH p</w:t>
       </w:r>
-      <w:r>
-        <w:rPr>
-          <w:rFonts w:ascii="Calibri" w:hAnsi="Calibri" w:cs="Calibri"/>
-        </w:rPr>
-        <w:br/>
+    </w:p>
+    <w:p>
+      <w:pPr>
+        <w:spacing w:after="0"/>
+        <w:rPr>
+          <w:rFonts w:ascii="Calibri" w:hAnsi="Calibri" w:cs="Calibri"/>
+          <w:lang w:val="en-US"/>
+        </w:rPr>
+      </w:pPr>
+      <w:r>
+        <w:rPr>
+          <w:rFonts w:ascii="Calibri" w:hAnsi="Calibri" w:cs="Calibri"/>
+          <w:lang w:val="en-US"/>
+        </w:rPr>
         <w:t>MATCH (</w:t>
       </w:r>
       <w:proofErr w:type="spellStart"/>
@@ -8461,6 +9468,7 @@
       <w:r>
         <w:rPr>
           <w:rFonts w:ascii="Calibri" w:hAnsi="Calibri" w:cs="Calibri"/>
+          <w:lang w:val="en-US"/>
         </w:rPr>
         <w:t>a:Agence</w:t>
       </w:r>
@@ -8469,6 +9477,7 @@
       <w:r>
         <w:rPr>
           <w:rFonts w:ascii="Calibri" w:hAnsi="Calibri" w:cs="Calibri"/>
+          <w:lang w:val="en-US"/>
         </w:rPr>
         <w:t>)-</w:t>
       </w:r>
@@ -8476,6 +9485,7 @@
       <w:r>
         <w:rPr>
           <w:rFonts w:ascii="Calibri" w:hAnsi="Calibri" w:cs="Calibri"/>
+          <w:lang w:val="en-US"/>
         </w:rPr>
         <w:t>[:GERE</w:t>
       </w:r>
@@ -8483,21 +9493,37 @@
       <w:r>
         <w:rPr>
           <w:rFonts w:ascii="Calibri" w:hAnsi="Calibri" w:cs="Calibri"/>
+          <w:lang w:val="en-US"/>
         </w:rPr>
         <w:t>]-&gt;(p)</w:t>
       </w:r>
-      <w:r>
-        <w:rPr>
-          <w:rFonts w:ascii="Calibri" w:hAnsi="Calibri" w:cs="Calibri"/>
-        </w:rPr>
-        <w:br/>
+    </w:p>
+    <w:p>
+      <w:pPr>
+        <w:spacing w:after="0"/>
+        <w:rPr>
+          <w:rFonts w:ascii="Calibri" w:hAnsi="Calibri" w:cs="Calibri"/>
+        </w:rPr>
+      </w:pPr>
+      <w:r>
+        <w:rPr>
+          <w:rFonts w:ascii="Calibri" w:hAnsi="Calibri" w:cs="Calibri"/>
+        </w:rPr>
         <w:t>RETURN {</w:t>
       </w:r>
-      <w:r>
-        <w:rPr>
-          <w:rFonts w:ascii="Calibri" w:hAnsi="Calibri" w:cs="Calibri"/>
-        </w:rPr>
-        <w:br/>
+    </w:p>
+    <w:p>
+      <w:pPr>
+        <w:spacing w:after="0"/>
+        <w:rPr>
+          <w:rFonts w:ascii="Calibri" w:hAnsi="Calibri" w:cs="Calibri"/>
+        </w:rPr>
+      </w:pPr>
+      <w:r>
+        <w:rPr>
+          <w:rFonts w:ascii="Calibri" w:hAnsi="Calibri" w:cs="Calibri"/>
+        </w:rPr>
+        <w:t xml:space="preserve">  </w:t>
       </w:r>
       <w:proofErr w:type="gramStart"/>
       <w:r>
@@ -8511,36 +9537,72 @@
         <w:rPr>
           <w:rFonts w:ascii="Calibri" w:hAnsi="Calibri" w:cs="Calibri"/>
         </w:rPr>
+        <w:t xml:space="preserve"> p.id,</w:t>
+      </w:r>
+    </w:p>
+    <w:p>
+      <w:pPr>
+        <w:spacing w:after="0"/>
+        <w:rPr>
+          <w:rFonts w:ascii="Calibri" w:hAnsi="Calibri" w:cs="Calibri"/>
+        </w:rPr>
+      </w:pPr>
+      <w:r>
+        <w:rPr>
+          <w:rFonts w:ascii="Calibri" w:hAnsi="Calibri" w:cs="Calibri"/>
+        </w:rPr>
+        <w:t xml:space="preserve">  </w:t>
+      </w:r>
+      <w:proofErr w:type="gramStart"/>
+      <w:r>
+        <w:rPr>
+          <w:rFonts w:ascii="Calibri" w:hAnsi="Calibri" w:cs="Calibri"/>
+        </w:rPr>
+        <w:t>titre:</w:t>
+      </w:r>
+      <w:proofErr w:type="gramEnd"/>
+      <w:r>
+        <w:rPr>
+          <w:rFonts w:ascii="Calibri" w:hAnsi="Calibri" w:cs="Calibri"/>
+        </w:rPr>
         <w:t xml:space="preserve"> </w:t>
       </w:r>
-      <w:hyperlink r:id="rId6">
-        <w:r>
-          <w:rPr>
-            <w:rFonts w:ascii="Calibri" w:hAnsi="Calibri" w:cs="Calibri"/>
-            <w:color w:val="4472C4"/>
-          </w:rPr>
-          <w:t>p.id</w:t>
-        </w:r>
-      </w:hyperlink>
+      <w:proofErr w:type="spellStart"/>
+      <w:proofErr w:type="gramStart"/>
+      <w:r>
+        <w:rPr>
+          <w:rFonts w:ascii="Calibri" w:hAnsi="Calibri" w:cs="Calibri"/>
+        </w:rPr>
+        <w:t>p.titre</w:t>
+      </w:r>
+      <w:proofErr w:type="spellEnd"/>
+      <w:proofErr w:type="gramEnd"/>
       <w:r>
         <w:rPr>
           <w:rFonts w:ascii="Calibri" w:hAnsi="Calibri" w:cs="Calibri"/>
         </w:rPr>
         <w:t>,</w:t>
       </w:r>
-      <w:r>
-        <w:rPr>
-          <w:rFonts w:ascii="Calibri" w:hAnsi="Calibri" w:cs="Calibri"/>
-        </w:rPr>
-        <w:br/>
+    </w:p>
+    <w:p>
+      <w:pPr>
+        <w:spacing w:after="0"/>
+        <w:rPr>
+          <w:rFonts w:ascii="Calibri" w:hAnsi="Calibri" w:cs="Calibri"/>
+        </w:rPr>
+      </w:pPr>
+      <w:r>
+        <w:rPr>
+          <w:rFonts w:ascii="Calibri" w:hAnsi="Calibri" w:cs="Calibri"/>
+        </w:rPr>
+        <w:t xml:space="preserve">  </w:t>
       </w:r>
       <w:proofErr w:type="gramStart"/>
       <w:r>
         <w:rPr>
           <w:rFonts w:ascii="Calibri" w:hAnsi="Calibri" w:cs="Calibri"/>
         </w:rPr>
-        <w:lastRenderedPageBreak/>
-        <w:t>titre:</w:t>
+        <w:t>prix:</w:t>
       </w:r>
       <w:proofErr w:type="gramEnd"/>
       <w:r>
@@ -8555,7 +9617,7 @@
         <w:rPr>
           <w:rFonts w:ascii="Calibri" w:hAnsi="Calibri" w:cs="Calibri"/>
         </w:rPr>
-        <w:t>p.titre</w:t>
+        <w:t>p.prix</w:t>
       </w:r>
       <w:proofErr w:type="spellEnd"/>
       <w:proofErr w:type="gramEnd"/>
@@ -8565,18 +9627,26 @@
         </w:rPr>
         <w:t>,</w:t>
       </w:r>
-      <w:r>
-        <w:rPr>
-          <w:rFonts w:ascii="Calibri" w:hAnsi="Calibri" w:cs="Calibri"/>
-        </w:rPr>
-        <w:br/>
+    </w:p>
+    <w:p>
+      <w:pPr>
+        <w:spacing w:after="0"/>
+        <w:rPr>
+          <w:rFonts w:ascii="Calibri" w:hAnsi="Calibri" w:cs="Calibri"/>
+        </w:rPr>
+      </w:pPr>
+      <w:r>
+        <w:rPr>
+          <w:rFonts w:ascii="Calibri" w:hAnsi="Calibri" w:cs="Calibri"/>
+        </w:rPr>
+        <w:t xml:space="preserve">  </w:t>
       </w:r>
       <w:proofErr w:type="gramStart"/>
       <w:r>
         <w:rPr>
           <w:rFonts w:ascii="Calibri" w:hAnsi="Calibri" w:cs="Calibri"/>
         </w:rPr>
-        <w:t>prix:</w:t>
+        <w:t>description:</w:t>
       </w:r>
       <w:proofErr w:type="gramEnd"/>
       <w:r>
@@ -8591,7 +9661,7 @@
         <w:rPr>
           <w:rFonts w:ascii="Calibri" w:hAnsi="Calibri" w:cs="Calibri"/>
         </w:rPr>
-        <w:t>p.prix</w:t>
+        <w:t>p.description</w:t>
       </w:r>
       <w:proofErr w:type="spellEnd"/>
       <w:proofErr w:type="gramEnd"/>
@@ -8601,18 +9671,26 @@
         </w:rPr>
         <w:t>,</w:t>
       </w:r>
-      <w:r>
-        <w:rPr>
-          <w:rFonts w:ascii="Calibri" w:hAnsi="Calibri" w:cs="Calibri"/>
-        </w:rPr>
-        <w:br/>
+    </w:p>
+    <w:p>
+      <w:pPr>
+        <w:spacing w:after="0"/>
+        <w:rPr>
+          <w:rFonts w:ascii="Calibri" w:hAnsi="Calibri" w:cs="Calibri"/>
+        </w:rPr>
+      </w:pPr>
+      <w:r>
+        <w:rPr>
+          <w:rFonts w:ascii="Calibri" w:hAnsi="Calibri" w:cs="Calibri"/>
+        </w:rPr>
+        <w:t xml:space="preserve">  </w:t>
       </w:r>
       <w:proofErr w:type="gramStart"/>
       <w:r>
         <w:rPr>
           <w:rFonts w:ascii="Calibri" w:hAnsi="Calibri" w:cs="Calibri"/>
         </w:rPr>
-        <w:t>description:</w:t>
+        <w:t>agence:</w:t>
       </w:r>
       <w:proofErr w:type="gramEnd"/>
       <w:r>
@@ -8621,79 +9699,61 @@
         </w:rPr>
         <w:t xml:space="preserve"> </w:t>
       </w:r>
-      <w:proofErr w:type="spellStart"/>
       <w:proofErr w:type="gramStart"/>
       <w:r>
         <w:rPr>
           <w:rFonts w:ascii="Calibri" w:hAnsi="Calibri" w:cs="Calibri"/>
         </w:rPr>
-        <w:t>p.description</w:t>
-      </w:r>
-      <w:proofErr w:type="spellEnd"/>
+        <w:t>{ nom</w:t>
+      </w:r>
       <w:proofErr w:type="gramEnd"/>
       <w:r>
         <w:rPr>
           <w:rFonts w:ascii="Calibri" w:hAnsi="Calibri" w:cs="Calibri"/>
         </w:rPr>
-        <w:t>,</w:t>
-      </w:r>
-      <w:r>
-        <w:rPr>
-          <w:rFonts w:ascii="Calibri" w:hAnsi="Calibri" w:cs="Calibri"/>
-        </w:rPr>
-        <w:br/>
-      </w:r>
+        <w:t xml:space="preserve">: </w:t>
+      </w:r>
+      <w:proofErr w:type="spellStart"/>
       <w:proofErr w:type="gramStart"/>
       <w:r>
         <w:rPr>
           <w:rFonts w:ascii="Calibri" w:hAnsi="Calibri" w:cs="Calibri"/>
         </w:rPr>
-        <w:t>agence:</w:t>
+        <w:t>a.nom</w:t>
+      </w:r>
+      <w:proofErr w:type="spellEnd"/>
+      <w:r>
+        <w:rPr>
+          <w:rFonts w:ascii="Calibri" w:hAnsi="Calibri" w:cs="Calibri"/>
+        </w:rPr>
+        <w:t xml:space="preserve"> }</w:t>
       </w:r>
       <w:proofErr w:type="gramEnd"/>
-      <w:r>
-        <w:rPr>
-          <w:rFonts w:ascii="Calibri" w:hAnsi="Calibri" w:cs="Calibri"/>
-        </w:rPr>
-        <w:t xml:space="preserve"> </w:t>
-      </w:r>
-      <w:proofErr w:type="gramStart"/>
-      <w:r>
-        <w:rPr>
-          <w:rFonts w:ascii="Calibri" w:hAnsi="Calibri" w:cs="Calibri"/>
-        </w:rPr>
-        <w:t>{ nom</w:t>
-      </w:r>
-      <w:proofErr w:type="gramEnd"/>
-      <w:r>
-        <w:rPr>
-          <w:rFonts w:ascii="Calibri" w:hAnsi="Calibri" w:cs="Calibri"/>
-        </w:rPr>
-        <w:t xml:space="preserve">: </w:t>
-      </w:r>
-      <w:proofErr w:type="spellStart"/>
-      <w:proofErr w:type="gramStart"/>
-      <w:r>
-        <w:rPr>
-          <w:rFonts w:ascii="Calibri" w:hAnsi="Calibri" w:cs="Calibri"/>
-        </w:rPr>
-        <w:t>a.nom</w:t>
-      </w:r>
-      <w:proofErr w:type="spellEnd"/>
-      <w:r>
-        <w:rPr>
-          <w:rFonts w:ascii="Calibri" w:hAnsi="Calibri" w:cs="Calibri"/>
-        </w:rPr>
-        <w:t xml:space="preserve"> }</w:t>
-      </w:r>
-      <w:proofErr w:type="gramEnd"/>
-      <w:r>
-        <w:rPr>
-          <w:rFonts w:ascii="Calibri" w:hAnsi="Calibri" w:cs="Calibri"/>
-        </w:rPr>
-        <w:br/>
-        <w:t>}</w:t>
-      </w:r>
+    </w:p>
+    <w:p>
+      <w:pPr>
+        <w:spacing w:after="0"/>
+        <w:rPr>
+          <w:rFonts w:ascii="Calibri" w:hAnsi="Calibri" w:cs="Calibri"/>
+          <w:lang w:val="en-US"/>
+        </w:rPr>
+      </w:pPr>
+      <w:r>
+        <w:rPr>
+          <w:rFonts w:ascii="Calibri" w:hAnsi="Calibri" w:cs="Calibri"/>
+          <w:lang w:val="en-US"/>
+        </w:rPr>
+        <w:t xml:space="preserve">} AS </w:t>
+      </w:r>
+      <w:proofErr w:type="spellStart"/>
+      <w:r>
+        <w:rPr>
+          <w:rFonts w:ascii="Calibri" w:hAnsi="Calibri" w:cs="Calibri"/>
+          <w:lang w:val="en-US"/>
+        </w:rPr>
+        <w:t>propriete</w:t>
+      </w:r>
+      <w:proofErr w:type="spellEnd"/>
     </w:p>
     <w:p>
       <w:pPr>
@@ -8836,6 +9896,7 @@
                 <w:rFonts w:ascii="Calibri" w:hAnsi="Calibri" w:cs="Calibri"/>
                 <w:lang w:val="fr-MA"/>
               </w:rPr>
+              <w:lastRenderedPageBreak/>
               <w:t>User</w:t>
             </w:r>
           </w:p>
@@ -10354,7 +11415,6 @@
                 <w:rFonts w:ascii="Calibri" w:hAnsi="Calibri" w:cs="Calibri"/>
                 <w:lang w:val="fr-MA"/>
               </w:rPr>
-              <w:lastRenderedPageBreak/>
               <w:t>SIMILAIRE_A</w:t>
             </w:r>
           </w:p>
@@ -10993,6 +12053,7 @@
                 <w:rFonts w:ascii="Calibri" w:hAnsi="Calibri" w:cs="Calibri"/>
                 <w:lang w:val="fr-MA"/>
               </w:rPr>
+              <w:lastRenderedPageBreak/>
               <w:t xml:space="preserve">A_EFFECTUE </w:t>
             </w:r>
           </w:p>
@@ -11852,7 +12913,6 @@
           <w:rFonts w:ascii="Calibri" w:hAnsi="Calibri" w:cs="Calibri"/>
           <w:b/>
         </w:rPr>
-        <w:lastRenderedPageBreak/>
         <w:t xml:space="preserve">Requête </w:t>
       </w:r>
       <w:proofErr w:type="spellStart"/>
@@ -12139,1339 +13199,1173 @@
         <w:spacing w:after="210"/>
         <w:rPr>
           <w:rFonts w:ascii="Calibri" w:hAnsi="Calibri" w:cs="Calibri"/>
-        </w:rPr>
-      </w:pPr>
+          <w:lang w:val="en-US"/>
+        </w:rPr>
+      </w:pPr>
+      <w:proofErr w:type="spellStart"/>
       <w:r>
         <w:rPr>
           <w:rFonts w:ascii="Calibri" w:hAnsi="Calibri" w:cs="Calibri"/>
           <w:b/>
-        </w:rPr>
-        <w:t>Recommandations basées sur préférences similaires</w:t>
-      </w:r>
-      <w:r>
-        <w:rPr>
-          <w:rFonts w:ascii="Calibri" w:hAnsi="Calibri" w:cs="Calibri"/>
+          <w:lang w:val="en-US"/>
+        </w:rPr>
+        <w:t>Recommandations</w:t>
+      </w:r>
+      <w:proofErr w:type="spellEnd"/>
+      <w:r>
+        <w:rPr>
+          <w:rFonts w:ascii="Calibri" w:hAnsi="Calibri" w:cs="Calibri"/>
+          <w:b/>
+          <w:lang w:val="en-US"/>
+        </w:rPr>
+        <w:t xml:space="preserve"> </w:t>
+      </w:r>
+      <w:proofErr w:type="spellStart"/>
+      <w:r>
+        <w:rPr>
+          <w:rFonts w:ascii="Calibri" w:hAnsi="Calibri" w:cs="Calibri"/>
+          <w:b/>
+          <w:lang w:val="en-US"/>
+        </w:rPr>
+        <w:t>basées</w:t>
+      </w:r>
+      <w:proofErr w:type="spellEnd"/>
+      <w:r>
+        <w:rPr>
+          <w:rFonts w:ascii="Calibri" w:hAnsi="Calibri" w:cs="Calibri"/>
+          <w:b/>
+          <w:lang w:val="en-US"/>
+        </w:rPr>
+        <w:t xml:space="preserve"> sur </w:t>
+      </w:r>
+      <w:proofErr w:type="spellStart"/>
+      <w:r>
+        <w:rPr>
+          <w:rFonts w:ascii="Calibri" w:hAnsi="Calibri" w:cs="Calibri"/>
+          <w:b/>
+          <w:lang w:val="en-US"/>
+        </w:rPr>
+        <w:t>préférences</w:t>
+      </w:r>
+      <w:proofErr w:type="spellEnd"/>
+      <w:r>
+        <w:rPr>
+          <w:rFonts w:ascii="Calibri" w:hAnsi="Calibri" w:cs="Calibri"/>
+          <w:b/>
+          <w:lang w:val="en-US"/>
+        </w:rPr>
+        <w:t xml:space="preserve"> </w:t>
+      </w:r>
+      <w:proofErr w:type="spellStart"/>
+      <w:r>
+        <w:rPr>
+          <w:rFonts w:ascii="Calibri" w:hAnsi="Calibri" w:cs="Calibri"/>
+          <w:b/>
+          <w:lang w:val="en-US"/>
+        </w:rPr>
+        <w:t>similaires</w:t>
+      </w:r>
+      <w:proofErr w:type="spellEnd"/>
+      <w:r>
+        <w:rPr>
+          <w:rFonts w:ascii="Calibri" w:hAnsi="Calibri" w:cs="Calibri"/>
+          <w:lang w:val="en-US"/>
         </w:rPr>
         <w:br/>
       </w:r>
       <w:r>
         <w:rPr>
           <w:rFonts w:ascii="Calibri" w:eastAsia="Georgia" w:hAnsi="Calibri" w:cs="Calibri"/>
+          <w:lang w:val="en-US"/>
         </w:rPr>
         <w:t>MATCH (</w:t>
       </w:r>
       <w:proofErr w:type="spellStart"/>
-      <w:proofErr w:type="gramStart"/>
       <w:r>
         <w:rPr>
           <w:rFonts w:ascii="Calibri" w:eastAsia="Georgia" w:hAnsi="Calibri" w:cs="Calibri"/>
+          <w:lang w:val="en-US"/>
         </w:rPr>
         <w:t>u:User</w:t>
       </w:r>
       <w:proofErr w:type="spellEnd"/>
-      <w:proofErr w:type="gramEnd"/>
       <w:r>
         <w:rPr>
           <w:rFonts w:ascii="Calibri" w:eastAsia="Georgia" w:hAnsi="Calibri" w:cs="Calibri"/>
-        </w:rPr>
-        <w:t>)-</w:t>
-      </w:r>
-      <w:proofErr w:type="gramStart"/>
+          <w:lang w:val="en-US"/>
+        </w:rPr>
+        <w:t>)-[:AIME]-&gt;(</w:t>
+      </w:r>
+      <w:proofErr w:type="spellStart"/>
       <w:r>
         <w:rPr>
           <w:rFonts w:ascii="Calibri" w:eastAsia="Georgia" w:hAnsi="Calibri" w:cs="Calibri"/>
-        </w:rPr>
-        <w:t>[:AIME</w:t>
-      </w:r>
-      <w:proofErr w:type="gramEnd"/>
+          <w:lang w:val="en-US"/>
+        </w:rPr>
+        <w:t>p:Propriete</w:t>
+      </w:r>
+      <w:proofErr w:type="spellEnd"/>
       <w:r>
         <w:rPr>
           <w:rFonts w:ascii="Calibri" w:eastAsia="Georgia" w:hAnsi="Calibri" w:cs="Calibri"/>
-        </w:rPr>
-        <w:t>]-&gt;(</w:t>
-      </w:r>
-      <w:proofErr w:type="spellStart"/>
-      <w:proofErr w:type="gramStart"/>
-      <w:r>
-        <w:rPr>
-          <w:rFonts w:ascii="Calibri" w:eastAsia="Georgia" w:hAnsi="Calibri" w:cs="Calibri"/>
-        </w:rPr>
-        <w:t>p:Propriete</w:t>
-      </w:r>
-      <w:proofErr w:type="spellEnd"/>
-      <w:proofErr w:type="gramEnd"/>
-      <w:r>
-        <w:rPr>
-          <w:rFonts w:ascii="Calibri" w:eastAsia="Georgia" w:hAnsi="Calibri" w:cs="Calibri"/>
-        </w:rPr>
-        <w:t>)-</w:t>
-      </w:r>
-      <w:proofErr w:type="gramStart"/>
-      <w:r>
-        <w:rPr>
-          <w:rFonts w:ascii="Calibri" w:eastAsia="Georgia" w:hAnsi="Calibri" w:cs="Calibri"/>
-        </w:rPr>
-        <w:t>[:SIMILAIRE</w:t>
-      </w:r>
-      <w:proofErr w:type="gramEnd"/>
-      <w:r>
-        <w:rPr>
-          <w:rFonts w:ascii="Calibri" w:eastAsia="Georgia" w:hAnsi="Calibri" w:cs="Calibri"/>
-        </w:rPr>
-        <w:t>_</w:t>
-      </w:r>
-      <w:proofErr w:type="gramStart"/>
-      <w:r>
-        <w:rPr>
-          <w:rFonts w:ascii="Calibri" w:eastAsia="Georgia" w:hAnsi="Calibri" w:cs="Calibri"/>
-        </w:rPr>
-        <w:t>A]-</w:t>
-      </w:r>
-      <w:proofErr w:type="gramEnd"/>
-      <w:r>
-        <w:rPr>
-          <w:rFonts w:ascii="Calibri" w:eastAsia="Georgia" w:hAnsi="Calibri" w:cs="Calibri"/>
-        </w:rPr>
-        <w:t>&gt;(p</w:t>
-      </w:r>
-      <w:proofErr w:type="gramStart"/>
-      <w:r>
-        <w:rPr>
-          <w:rFonts w:ascii="Calibri" w:eastAsia="Georgia" w:hAnsi="Calibri" w:cs="Calibri"/>
-        </w:rPr>
-        <w:t>2:Propriete</w:t>
-      </w:r>
-      <w:proofErr w:type="gramEnd"/>
-      <w:r>
-        <w:rPr>
-          <w:rFonts w:ascii="Calibri" w:eastAsia="Georgia" w:hAnsi="Calibri" w:cs="Calibri"/>
-        </w:rPr>
-        <w:t>)</w:t>
-      </w:r>
-      <w:r>
-        <w:rPr>
-          <w:rFonts w:ascii="Calibri" w:hAnsi="Calibri" w:cs="Calibri"/>
+          <w:lang w:val="en-US"/>
+        </w:rPr>
+        <w:t>)-[:SIMILAIRE_A]-&gt;(p2:Propriete)</w:t>
+      </w:r>
+      <w:r>
+        <w:rPr>
+          <w:rFonts w:ascii="Calibri" w:hAnsi="Calibri" w:cs="Calibri"/>
+          <w:lang w:val="en-US"/>
         </w:rPr>
         <w:br/>
         <w:t xml:space="preserve">WHERE </w:t>
+      </w:r>
+      <w:hyperlink r:id="rId6">
+        <w:r>
+          <w:rPr>
+            <w:rFonts w:ascii="Calibri" w:hAnsi="Calibri" w:cs="Calibri"/>
+            <w:color w:val="4472C4"/>
+            <w:lang w:val="en-US"/>
+          </w:rPr>
+          <w:t>u.id</w:t>
+        </w:r>
+      </w:hyperlink>
+      <w:r>
+        <w:rPr>
+          <w:rFonts w:ascii="Calibri" w:hAnsi="Calibri" w:cs="Calibri"/>
+          <w:lang w:val="en-US"/>
+        </w:rPr>
+        <w:t xml:space="preserve"> = $</w:t>
+      </w:r>
+      <w:proofErr w:type="spellStart"/>
+      <w:r>
+        <w:rPr>
+          <w:rFonts w:ascii="Calibri" w:hAnsi="Calibri" w:cs="Calibri"/>
+          <w:lang w:val="en-US"/>
+        </w:rPr>
+        <w:t>userId</w:t>
+      </w:r>
+      <w:proofErr w:type="spellEnd"/>
+      <w:r>
+        <w:rPr>
+          <w:rFonts w:ascii="Calibri" w:hAnsi="Calibri" w:cs="Calibri"/>
+          <w:lang w:val="en-US"/>
+        </w:rPr>
+        <w:t xml:space="preserve"> AND NOT (u)-[:AIME]-&gt;(p2)</w:t>
+      </w:r>
+      <w:r>
+        <w:rPr>
+          <w:rFonts w:ascii="Calibri" w:hAnsi="Calibri" w:cs="Calibri"/>
+          <w:lang w:val="en-US"/>
+        </w:rPr>
+        <w:br/>
+        <w:t>RETURN p2, count(*) as score ORDER BY score DESC</w:t>
+      </w:r>
+    </w:p>
+    <w:p>
+      <w:pPr>
+        <w:numPr>
+          <w:ilvl w:val="0"/>
+          <w:numId w:val="13"/>
+        </w:numPr>
+        <w:spacing w:after="210"/>
+        <w:rPr>
+          <w:rFonts w:ascii="Calibri" w:hAnsi="Calibri" w:cs="Calibri"/>
+          <w:lang w:val="en-US"/>
+        </w:rPr>
+      </w:pPr>
+      <w:proofErr w:type="spellStart"/>
+      <w:r>
+        <w:rPr>
+          <w:rFonts w:ascii="Calibri" w:hAnsi="Calibri" w:cs="Calibri"/>
+          <w:b/>
+          <w:lang w:val="en-US"/>
+        </w:rPr>
+        <w:lastRenderedPageBreak/>
+        <w:t>Recommandations</w:t>
+      </w:r>
+      <w:proofErr w:type="spellEnd"/>
+      <w:r>
+        <w:rPr>
+          <w:rFonts w:ascii="Calibri" w:hAnsi="Calibri" w:cs="Calibri"/>
+          <w:b/>
+          <w:lang w:val="en-US"/>
+        </w:rPr>
+        <w:t xml:space="preserve"> collaboratives</w:t>
+      </w:r>
+      <w:r>
+        <w:rPr>
+          <w:rFonts w:ascii="Calibri" w:hAnsi="Calibri" w:cs="Calibri"/>
+          <w:lang w:val="en-US"/>
+        </w:rPr>
+        <w:t xml:space="preserve"> (</w:t>
+      </w:r>
+      <w:proofErr w:type="spellStart"/>
+      <w:r>
+        <w:rPr>
+          <w:rFonts w:ascii="Calibri" w:hAnsi="Calibri" w:cs="Calibri"/>
+          <w:lang w:val="en-US"/>
+        </w:rPr>
+        <w:t>utilisateurs</w:t>
+      </w:r>
+      <w:proofErr w:type="spellEnd"/>
+      <w:r>
+        <w:rPr>
+          <w:rFonts w:ascii="Calibri" w:hAnsi="Calibri" w:cs="Calibri"/>
+          <w:lang w:val="en-US"/>
+        </w:rPr>
+        <w:t xml:space="preserve"> </w:t>
+      </w:r>
+      <w:proofErr w:type="spellStart"/>
+      <w:r>
+        <w:rPr>
+          <w:rFonts w:ascii="Calibri" w:hAnsi="Calibri" w:cs="Calibri"/>
+          <w:lang w:val="en-US"/>
+        </w:rPr>
+        <w:t>similaires</w:t>
+      </w:r>
+      <w:proofErr w:type="spellEnd"/>
+      <w:r>
+        <w:rPr>
+          <w:rFonts w:ascii="Calibri" w:hAnsi="Calibri" w:cs="Calibri"/>
+          <w:lang w:val="en-US"/>
+        </w:rPr>
+        <w:t>)</w:t>
+      </w:r>
+      <w:r>
+        <w:rPr>
+          <w:rFonts w:ascii="Calibri" w:hAnsi="Calibri" w:cs="Calibri"/>
+          <w:lang w:val="en-US"/>
+        </w:rPr>
+        <w:br/>
+        <w:t>MATCH (</w:t>
+      </w:r>
+      <w:proofErr w:type="spellStart"/>
+      <w:r>
+        <w:rPr>
+          <w:rFonts w:ascii="Calibri" w:hAnsi="Calibri" w:cs="Calibri"/>
+          <w:lang w:val="en-US"/>
+        </w:rPr>
+        <w:t>u:User</w:t>
+      </w:r>
+      <w:proofErr w:type="spellEnd"/>
+      <w:r>
+        <w:rPr>
+          <w:rFonts w:ascii="Calibri" w:hAnsi="Calibri" w:cs="Calibri"/>
+          <w:lang w:val="en-US"/>
+        </w:rPr>
+        <w:t xml:space="preserve"> {id: $</w:t>
+      </w:r>
+      <w:proofErr w:type="spellStart"/>
+      <w:r>
+        <w:rPr>
+          <w:rFonts w:ascii="Calibri" w:hAnsi="Calibri" w:cs="Calibri"/>
+          <w:lang w:val="en-US"/>
+        </w:rPr>
+        <w:t>userId</w:t>
+      </w:r>
+      <w:proofErr w:type="spellEnd"/>
+      <w:r>
+        <w:rPr>
+          <w:rFonts w:ascii="Calibri" w:hAnsi="Calibri" w:cs="Calibri"/>
+          <w:lang w:val="en-US"/>
+        </w:rPr>
+        <w:t>})-[:AIME]-&gt;(</w:t>
+      </w:r>
+      <w:proofErr w:type="spellStart"/>
+      <w:r>
+        <w:rPr>
+          <w:rFonts w:ascii="Calibri" w:hAnsi="Calibri" w:cs="Calibri"/>
+          <w:lang w:val="en-US"/>
+        </w:rPr>
+        <w:t>p:Propriete</w:t>
+      </w:r>
+      <w:proofErr w:type="spellEnd"/>
+      <w:r>
+        <w:rPr>
+          <w:rFonts w:ascii="Calibri" w:hAnsi="Calibri" w:cs="Calibri"/>
+          <w:lang w:val="en-US"/>
+        </w:rPr>
+        <w:t>)&lt;-[:AIME]-(u2:User)</w:t>
+      </w:r>
+      <w:r>
+        <w:rPr>
+          <w:rFonts w:ascii="Calibri" w:hAnsi="Calibri" w:cs="Calibri"/>
+          <w:lang w:val="en-US"/>
+        </w:rPr>
+        <w:br/>
+        <w:t>MATCH (u2)-[:AIME]-&gt;(p2:Propriete)</w:t>
+      </w:r>
+      <w:r>
+        <w:rPr>
+          <w:rFonts w:ascii="Calibri" w:hAnsi="Calibri" w:cs="Calibri"/>
+          <w:lang w:val="en-US"/>
+        </w:rPr>
+        <w:br/>
+        <w:t>WHERE NOT (u)-[:AIME]-&gt;(p2)</w:t>
+      </w:r>
+      <w:r>
+        <w:rPr>
+          <w:rFonts w:ascii="Calibri" w:hAnsi="Calibri" w:cs="Calibri"/>
+          <w:lang w:val="en-US"/>
+        </w:rPr>
+        <w:br/>
+        <w:t xml:space="preserve">RETURN p2, count(u2) as </w:t>
+      </w:r>
+      <w:proofErr w:type="spellStart"/>
+      <w:r>
+        <w:rPr>
+          <w:rFonts w:ascii="Calibri" w:hAnsi="Calibri" w:cs="Calibri"/>
+          <w:lang w:val="en-US"/>
+        </w:rPr>
+        <w:t>similarite</w:t>
+      </w:r>
+      <w:proofErr w:type="spellEnd"/>
+      <w:r>
+        <w:rPr>
+          <w:rFonts w:ascii="Calibri" w:hAnsi="Calibri" w:cs="Calibri"/>
+          <w:lang w:val="en-US"/>
+        </w:rPr>
+        <w:t xml:space="preserve"> ORDER BY </w:t>
+      </w:r>
+      <w:proofErr w:type="spellStart"/>
+      <w:r>
+        <w:rPr>
+          <w:rFonts w:ascii="Calibri" w:hAnsi="Calibri" w:cs="Calibri"/>
+          <w:lang w:val="en-US"/>
+        </w:rPr>
+        <w:t>similarite</w:t>
+      </w:r>
+      <w:proofErr w:type="spellEnd"/>
+      <w:r>
+        <w:rPr>
+          <w:rFonts w:ascii="Calibri" w:hAnsi="Calibri" w:cs="Calibri"/>
+          <w:lang w:val="en-US"/>
+        </w:rPr>
+        <w:t xml:space="preserve"> DESC</w:t>
+      </w:r>
+    </w:p>
+    <w:p>
+      <w:pPr>
+        <w:numPr>
+          <w:ilvl w:val="0"/>
+          <w:numId w:val="13"/>
+        </w:numPr>
+        <w:spacing w:after="210"/>
+        <w:rPr>
+          <w:rFonts w:ascii="Calibri" w:hAnsi="Calibri" w:cs="Calibri"/>
+        </w:rPr>
+      </w:pPr>
+      <w:proofErr w:type="spellStart"/>
+      <w:r>
+        <w:rPr>
+          <w:rFonts w:ascii="Calibri" w:hAnsi="Calibri" w:cs="Calibri"/>
+          <w:b/>
+        </w:rPr>
+        <w:t>Ranking</w:t>
+      </w:r>
+      <w:proofErr w:type="spellEnd"/>
+      <w:r>
+        <w:rPr>
+          <w:rFonts w:ascii="Calibri" w:hAnsi="Calibri" w:cs="Calibri"/>
+          <w:b/>
+        </w:rPr>
+        <w:t xml:space="preserve"> avec Neo4j GDS</w:t>
+      </w:r>
+      <w:r>
+        <w:rPr>
+          <w:rFonts w:ascii="Calibri" w:eastAsia="Georgia" w:hAnsi="Calibri" w:cs="Calibri"/>
+        </w:rPr>
+        <w:t xml:space="preserve"> (PageRank sur graphe de propriétés)</w:t>
+      </w:r>
+    </w:p>
+    <w:p>
+      <w:pPr>
+        <w:pStyle w:val="Titre2"/>
+      </w:pPr>
+      <w:bookmarkStart w:id="58" w:name="bm_6_4_module_de_matching_utilisa_e6baba"/>
+      <w:bookmarkStart w:id="59" w:name="_Toc217345852"/>
+      <w:r>
+        <w:rPr>
+          <w:rFonts w:eastAsia="Georgia"/>
+        </w:rPr>
+        <w:t xml:space="preserve">Module de </w:t>
+      </w:r>
+      <w:proofErr w:type="spellStart"/>
+      <w:r>
+        <w:rPr>
+          <w:rFonts w:eastAsia="Georgia"/>
+        </w:rPr>
+        <w:t>matching</w:t>
+      </w:r>
+      <w:proofErr w:type="spellEnd"/>
+      <w:r>
+        <w:rPr>
+          <w:rFonts w:eastAsia="Georgia"/>
+        </w:rPr>
+        <w:t xml:space="preserve"> utilisateur-propriété</w:t>
+      </w:r>
+      <w:bookmarkEnd w:id="58"/>
+      <w:bookmarkEnd w:id="59"/>
+    </w:p>
+    <w:p>
+      <w:pPr>
+        <w:spacing w:after="210"/>
+        <w:rPr>
+          <w:rFonts w:ascii="Calibri" w:hAnsi="Calibri" w:cs="Calibri"/>
+        </w:rPr>
+      </w:pPr>
+      <w:r>
+        <w:rPr>
+          <w:rFonts w:ascii="Calibri" w:hAnsi="Calibri" w:cs="Calibri"/>
+          <w:b/>
+        </w:rPr>
+        <w:t>Fonctionnalités :</w:t>
+      </w:r>
+    </w:p>
+    <w:p>
+      <w:pPr>
+        <w:numPr>
+          <w:ilvl w:val="0"/>
+          <w:numId w:val="14"/>
+        </w:numPr>
+        <w:rPr>
+          <w:rFonts w:ascii="Calibri" w:hAnsi="Calibri" w:cs="Calibri"/>
+        </w:rPr>
+      </w:pPr>
+      <w:r>
+        <w:rPr>
+          <w:rFonts w:ascii="Calibri" w:eastAsia="Georgia" w:hAnsi="Calibri" w:cs="Calibri"/>
+        </w:rPr>
+        <w:t>Calcul de score de compatibilité entre utilisateur et propriété</w:t>
+      </w:r>
+    </w:p>
+    <w:p>
+      <w:pPr>
+        <w:numPr>
+          <w:ilvl w:val="0"/>
+          <w:numId w:val="14"/>
+        </w:numPr>
+        <w:rPr>
+          <w:rFonts w:ascii="Calibri" w:hAnsi="Calibri" w:cs="Calibri"/>
+        </w:rPr>
+      </w:pPr>
+      <w:r>
+        <w:rPr>
+          <w:rFonts w:ascii="Calibri" w:hAnsi="Calibri" w:cs="Calibri"/>
+        </w:rPr>
+        <w:t>Affichage du pourcentage de match</w:t>
+      </w:r>
+    </w:p>
+    <w:p>
+      <w:pPr>
+        <w:numPr>
+          <w:ilvl w:val="0"/>
+          <w:numId w:val="14"/>
+        </w:numPr>
+        <w:rPr>
+          <w:rFonts w:ascii="Calibri" w:hAnsi="Calibri" w:cs="Calibri"/>
+        </w:rPr>
+      </w:pPr>
+      <w:r>
+        <w:rPr>
+          <w:rFonts w:ascii="Calibri" w:hAnsi="Calibri" w:cs="Calibri"/>
+        </w:rPr>
+        <w:t>Suggestions intelligentes</w:t>
+      </w:r>
+    </w:p>
+    <w:p>
+      <w:pPr>
+        <w:spacing w:after="210"/>
+        <w:rPr>
+          <w:rFonts w:ascii="Calibri" w:hAnsi="Calibri" w:cs="Calibri"/>
+          <w:lang w:val="en-US"/>
+        </w:rPr>
+      </w:pPr>
+      <w:proofErr w:type="spellStart"/>
+      <w:r>
+        <w:rPr>
+          <w:rFonts w:ascii="Calibri" w:hAnsi="Calibri" w:cs="Calibri"/>
+          <w:b/>
+          <w:lang w:val="en-US"/>
+        </w:rPr>
+        <w:t>Logique</w:t>
+      </w:r>
+      <w:proofErr w:type="spellEnd"/>
+      <w:r>
+        <w:rPr>
+          <w:rFonts w:ascii="Calibri" w:hAnsi="Calibri" w:cs="Calibri"/>
+          <w:b/>
+          <w:lang w:val="en-US"/>
+        </w:rPr>
+        <w:t xml:space="preserve"> :</w:t>
+      </w:r>
+      <w:r>
+        <w:rPr>
+          <w:rFonts w:ascii="Calibri" w:hAnsi="Calibri" w:cs="Calibri"/>
+          <w:lang w:val="en-US"/>
+        </w:rPr>
+        <w:br/>
+        <w:t>MATCH (</w:t>
+      </w:r>
+      <w:proofErr w:type="spellStart"/>
+      <w:r>
+        <w:rPr>
+          <w:rFonts w:ascii="Calibri" w:hAnsi="Calibri" w:cs="Calibri"/>
+          <w:lang w:val="en-US"/>
+        </w:rPr>
+        <w:t>u:User</w:t>
+      </w:r>
+      <w:proofErr w:type="spellEnd"/>
+      <w:r>
+        <w:rPr>
+          <w:rFonts w:ascii="Calibri" w:hAnsi="Calibri" w:cs="Calibri"/>
+          <w:lang w:val="en-US"/>
+        </w:rPr>
+        <w:t xml:space="preserve"> {id: $</w:t>
+      </w:r>
+      <w:proofErr w:type="spellStart"/>
+      <w:r>
+        <w:rPr>
+          <w:rFonts w:ascii="Calibri" w:hAnsi="Calibri" w:cs="Calibri"/>
+          <w:lang w:val="en-US"/>
+        </w:rPr>
+        <w:t>userId</w:t>
+      </w:r>
+      <w:proofErr w:type="spellEnd"/>
+      <w:r>
+        <w:rPr>
+          <w:rFonts w:ascii="Calibri" w:hAnsi="Calibri" w:cs="Calibri"/>
+          <w:lang w:val="en-US"/>
+        </w:rPr>
+        <w:t>})</w:t>
+      </w:r>
+      <w:r>
+        <w:rPr>
+          <w:rFonts w:ascii="Calibri" w:hAnsi="Calibri" w:cs="Calibri"/>
+          <w:lang w:val="en-US"/>
+        </w:rPr>
+        <w:br/>
+        <w:t>MATCH (</w:t>
+      </w:r>
+      <w:proofErr w:type="spellStart"/>
+      <w:r>
+        <w:rPr>
+          <w:rFonts w:ascii="Calibri" w:hAnsi="Calibri" w:cs="Calibri"/>
+          <w:lang w:val="en-US"/>
+        </w:rPr>
+        <w:t>p:Propriete</w:t>
+      </w:r>
+      <w:proofErr w:type="spellEnd"/>
+      <w:r>
+        <w:rPr>
+          <w:rFonts w:ascii="Calibri" w:hAnsi="Calibri" w:cs="Calibri"/>
+          <w:lang w:val="en-US"/>
+        </w:rPr>
+        <w:t>)</w:t>
+      </w:r>
+      <w:r>
+        <w:rPr>
+          <w:rFonts w:ascii="Calibri" w:hAnsi="Calibri" w:cs="Calibri"/>
+          <w:lang w:val="en-US"/>
+        </w:rPr>
+        <w:br/>
+        <w:t>WITH u, p,</w:t>
+      </w:r>
+      <w:r>
+        <w:rPr>
+          <w:rFonts w:ascii="Calibri" w:hAnsi="Calibri" w:cs="Calibri"/>
+          <w:lang w:val="en-US"/>
+        </w:rPr>
+        <w:br/>
+      </w:r>
+      <w:r>
+        <w:rPr>
+          <w:rFonts w:ascii="Calibri" w:eastAsia="Georgia" w:hAnsi="Calibri" w:cs="Calibri"/>
+          <w:lang w:val="en-US"/>
+        </w:rPr>
+        <w:t>CASE WHEN abs(</w:t>
+      </w:r>
+      <w:proofErr w:type="spellStart"/>
+      <w:r>
+        <w:rPr>
+          <w:rFonts w:ascii="Calibri" w:eastAsia="Georgia" w:hAnsi="Calibri" w:cs="Calibri"/>
+          <w:lang w:val="en-US"/>
+        </w:rPr>
+        <w:t>p.prix</w:t>
+      </w:r>
+      <w:proofErr w:type="spellEnd"/>
+      <w:r>
+        <w:rPr>
+          <w:rFonts w:ascii="Calibri" w:eastAsia="Georgia" w:hAnsi="Calibri" w:cs="Calibri"/>
+          <w:lang w:val="en-US"/>
+        </w:rPr>
+        <w:t xml:space="preserve"> - </w:t>
+      </w:r>
+      <w:proofErr w:type="spellStart"/>
+      <w:r>
+        <w:rPr>
+          <w:rFonts w:ascii="Calibri" w:eastAsia="Georgia" w:hAnsi="Calibri" w:cs="Calibri"/>
+          <w:lang w:val="en-US"/>
+        </w:rPr>
+        <w:t>u.budget</w:t>
+      </w:r>
+      <w:proofErr w:type="spellEnd"/>
+      <w:r>
+        <w:rPr>
+          <w:rFonts w:ascii="Calibri" w:eastAsia="Georgia" w:hAnsi="Calibri" w:cs="Calibri"/>
+          <w:lang w:val="en-US"/>
+        </w:rPr>
+        <w:t xml:space="preserve">) &lt; </w:t>
+      </w:r>
+      <w:proofErr w:type="spellStart"/>
+      <w:r>
+        <w:rPr>
+          <w:rFonts w:ascii="Calibri" w:eastAsia="Georgia" w:hAnsi="Calibri" w:cs="Calibri"/>
+          <w:lang w:val="en-US"/>
+        </w:rPr>
+        <w:t>u.budget</w:t>
+      </w:r>
+      <w:proofErr w:type="spellEnd"/>
+      <w:r>
+        <w:rPr>
+          <w:rFonts w:ascii="Calibri" w:eastAsia="Georgia" w:hAnsi="Calibri" w:cs="Calibri"/>
+          <w:lang w:val="en-US"/>
+        </w:rPr>
+        <w:t xml:space="preserve"> * 0.1 THEN 1 ELSE 0 END as </w:t>
+      </w:r>
+      <w:proofErr w:type="spellStart"/>
+      <w:r>
+        <w:rPr>
+          <w:rFonts w:ascii="Calibri" w:eastAsia="Georgia" w:hAnsi="Calibri" w:cs="Calibri"/>
+          <w:lang w:val="en-US"/>
+        </w:rPr>
+        <w:t>prix_match</w:t>
+      </w:r>
+      <w:proofErr w:type="spellEnd"/>
+      <w:r>
+        <w:rPr>
+          <w:rFonts w:ascii="Calibri" w:eastAsia="Georgia" w:hAnsi="Calibri" w:cs="Calibri"/>
+          <w:lang w:val="en-US"/>
+        </w:rPr>
+        <w:t>,</w:t>
+      </w:r>
+      <w:r>
+        <w:rPr>
+          <w:rFonts w:ascii="Calibri" w:hAnsi="Calibri" w:cs="Calibri"/>
+          <w:lang w:val="en-US"/>
+        </w:rPr>
+        <w:br/>
+      </w:r>
+      <w:r>
+        <w:rPr>
+          <w:rFonts w:ascii="Calibri" w:eastAsia="Georgia" w:hAnsi="Calibri" w:cs="Calibri"/>
+          <w:lang w:val="en-US"/>
+        </w:rPr>
+        <w:t xml:space="preserve">CASE WHEN </w:t>
+      </w:r>
+      <w:proofErr w:type="spellStart"/>
+      <w:r>
+        <w:rPr>
+          <w:rFonts w:ascii="Calibri" w:eastAsia="Georgia" w:hAnsi="Calibri" w:cs="Calibri"/>
+          <w:lang w:val="en-US"/>
+        </w:rPr>
+        <w:t>p.surface</w:t>
+      </w:r>
+      <w:proofErr w:type="spellEnd"/>
+      <w:r>
+        <w:rPr>
+          <w:rFonts w:ascii="Calibri" w:eastAsia="Georgia" w:hAnsi="Calibri" w:cs="Calibri"/>
+          <w:lang w:val="en-US"/>
+        </w:rPr>
+        <w:t xml:space="preserve"> &gt;= </w:t>
+      </w:r>
+      <w:proofErr w:type="spellStart"/>
+      <w:r>
+        <w:rPr>
+          <w:rFonts w:ascii="Calibri" w:eastAsia="Georgia" w:hAnsi="Calibri" w:cs="Calibri"/>
+          <w:lang w:val="en-US"/>
+        </w:rPr>
+        <w:t>u.surface_min</w:t>
+      </w:r>
+      <w:proofErr w:type="spellEnd"/>
+      <w:r>
+        <w:rPr>
+          <w:rFonts w:ascii="Calibri" w:eastAsia="Georgia" w:hAnsi="Calibri" w:cs="Calibri"/>
+          <w:lang w:val="en-US"/>
+        </w:rPr>
+        <w:t xml:space="preserve"> THEN 1 ELSE 0 END as </w:t>
+      </w:r>
+      <w:proofErr w:type="spellStart"/>
+      <w:r>
+        <w:rPr>
+          <w:rFonts w:ascii="Calibri" w:eastAsia="Georgia" w:hAnsi="Calibri" w:cs="Calibri"/>
+          <w:lang w:val="en-US"/>
+        </w:rPr>
+        <w:t>surface_match</w:t>
+      </w:r>
+      <w:proofErr w:type="spellEnd"/>
+      <w:r>
+        <w:rPr>
+          <w:rFonts w:ascii="Calibri" w:eastAsia="Georgia" w:hAnsi="Calibri" w:cs="Calibri"/>
+          <w:lang w:val="en-US"/>
+        </w:rPr>
+        <w:t>,</w:t>
+      </w:r>
+      <w:r>
+        <w:rPr>
+          <w:rFonts w:ascii="Calibri" w:hAnsi="Calibri" w:cs="Calibri"/>
+          <w:lang w:val="en-US"/>
+        </w:rPr>
+        <w:br/>
+        <w:t>...</w:t>
+      </w:r>
+      <w:r>
+        <w:rPr>
+          <w:rFonts w:ascii="Calibri" w:hAnsi="Calibri" w:cs="Calibri"/>
+          <w:lang w:val="en-US"/>
+        </w:rPr>
+        <w:br/>
+      </w:r>
+      <w:r>
+        <w:rPr>
+          <w:rFonts w:ascii="Calibri" w:eastAsia="Georgia" w:hAnsi="Calibri" w:cs="Calibri"/>
+          <w:lang w:val="en-US"/>
+        </w:rPr>
+        <w:t>RETURN p, (</w:t>
+      </w:r>
+      <w:proofErr w:type="spellStart"/>
+      <w:r>
+        <w:rPr>
+          <w:rFonts w:ascii="Calibri" w:eastAsia="Georgia" w:hAnsi="Calibri" w:cs="Calibri"/>
+          <w:lang w:val="en-US"/>
+        </w:rPr>
+        <w:t>prix_match</w:t>
+      </w:r>
+      <w:proofErr w:type="spellEnd"/>
+      <w:r>
+        <w:rPr>
+          <w:rFonts w:ascii="Calibri" w:eastAsia="Georgia" w:hAnsi="Calibri" w:cs="Calibri"/>
+          <w:lang w:val="en-US"/>
+        </w:rPr>
+        <w:t xml:space="preserve"> + </w:t>
+      </w:r>
+      <w:proofErr w:type="spellStart"/>
+      <w:r>
+        <w:rPr>
+          <w:rFonts w:ascii="Calibri" w:eastAsia="Georgia" w:hAnsi="Calibri" w:cs="Calibri"/>
+          <w:lang w:val="en-US"/>
+        </w:rPr>
+        <w:t>surface_match</w:t>
+      </w:r>
+      <w:proofErr w:type="spellEnd"/>
+      <w:r>
+        <w:rPr>
+          <w:rFonts w:ascii="Calibri" w:eastAsia="Georgia" w:hAnsi="Calibri" w:cs="Calibri"/>
+          <w:lang w:val="en-US"/>
+        </w:rPr>
+        <w:t xml:space="preserve"> + ...) * 100 / 5 as </w:t>
+      </w:r>
+      <w:proofErr w:type="spellStart"/>
+      <w:r>
+        <w:rPr>
+          <w:rFonts w:ascii="Calibri" w:eastAsia="Georgia" w:hAnsi="Calibri" w:cs="Calibri"/>
+          <w:lang w:val="en-US"/>
+        </w:rPr>
+        <w:t>match_percentage</w:t>
+      </w:r>
+      <w:proofErr w:type="spellEnd"/>
+      <w:r>
+        <w:rPr>
+          <w:rFonts w:ascii="Calibri" w:hAnsi="Calibri" w:cs="Calibri"/>
+          <w:lang w:val="en-US"/>
+        </w:rPr>
+        <w:br/>
+      </w:r>
+      <w:r>
+        <w:rPr>
+          <w:rFonts w:ascii="Calibri" w:eastAsia="Georgia" w:hAnsi="Calibri" w:cs="Calibri"/>
+          <w:lang w:val="en-US"/>
+        </w:rPr>
+        <w:t xml:space="preserve">WHERE </w:t>
+      </w:r>
+      <w:proofErr w:type="spellStart"/>
+      <w:r>
+        <w:rPr>
+          <w:rFonts w:ascii="Calibri" w:eastAsia="Georgia" w:hAnsi="Calibri" w:cs="Calibri"/>
+          <w:lang w:val="en-US"/>
+        </w:rPr>
+        <w:t>match_percentage</w:t>
+      </w:r>
+      <w:proofErr w:type="spellEnd"/>
+      <w:r>
+        <w:rPr>
+          <w:rFonts w:ascii="Calibri" w:eastAsia="Georgia" w:hAnsi="Calibri" w:cs="Calibri"/>
+          <w:lang w:val="en-US"/>
+        </w:rPr>
+        <w:t xml:space="preserve"> &gt; 70</w:t>
+      </w:r>
+    </w:p>
+    <w:p>
+      <w:pPr>
+        <w:pStyle w:val="Titre2"/>
+      </w:pPr>
+      <w:bookmarkStart w:id="60" w:name="bm_6_5_module_de_visualisation_ca_68db3e"/>
+      <w:bookmarkStart w:id="61" w:name="_Toc217345853"/>
+      <w:r>
+        <w:t>Module de visualisation cartographique</w:t>
+      </w:r>
+      <w:bookmarkEnd w:id="60"/>
+      <w:bookmarkEnd w:id="61"/>
+    </w:p>
+    <w:p>
+      <w:pPr>
+        <w:spacing w:after="210"/>
+        <w:rPr>
+          <w:rFonts w:ascii="Calibri" w:hAnsi="Calibri" w:cs="Calibri"/>
+        </w:rPr>
+      </w:pPr>
+      <w:r>
+        <w:rPr>
+          <w:rFonts w:ascii="Calibri" w:hAnsi="Calibri" w:cs="Calibri"/>
+          <w:b/>
+        </w:rPr>
+        <w:t>Fonctionnalités :</w:t>
+      </w:r>
+    </w:p>
+    <w:p>
+      <w:pPr>
+        <w:numPr>
+          <w:ilvl w:val="0"/>
+          <w:numId w:val="15"/>
+        </w:numPr>
+        <w:rPr>
+          <w:rFonts w:ascii="Calibri" w:hAnsi="Calibri" w:cs="Calibri"/>
+        </w:rPr>
+      </w:pPr>
+      <w:r>
+        <w:rPr>
+          <w:rFonts w:ascii="Calibri" w:eastAsia="Georgia" w:hAnsi="Calibri" w:cs="Calibri"/>
+        </w:rPr>
+        <w:t xml:space="preserve">Affichage des propriétés sur une carte (Leaflet ou </w:t>
+      </w:r>
+      <w:proofErr w:type="spellStart"/>
+      <w:r>
+        <w:rPr>
+          <w:rFonts w:ascii="Calibri" w:eastAsia="Georgia" w:hAnsi="Calibri" w:cs="Calibri"/>
+        </w:rPr>
+        <w:t>Mapbox</w:t>
+      </w:r>
+      <w:proofErr w:type="spellEnd"/>
+      <w:r>
+        <w:rPr>
+          <w:rFonts w:ascii="Calibri" w:eastAsia="Georgia" w:hAnsi="Calibri" w:cs="Calibri"/>
+        </w:rPr>
+        <w:t>)</w:t>
+      </w:r>
+    </w:p>
+    <w:p>
+      <w:pPr>
+        <w:numPr>
+          <w:ilvl w:val="0"/>
+          <w:numId w:val="15"/>
+        </w:numPr>
+        <w:rPr>
+          <w:rFonts w:ascii="Calibri" w:hAnsi="Calibri" w:cs="Calibri"/>
+        </w:rPr>
+      </w:pPr>
+      <w:r>
+        <w:rPr>
+          <w:rFonts w:ascii="Calibri" w:hAnsi="Calibri" w:cs="Calibri"/>
+        </w:rPr>
+        <w:t>Zones de recherche interactives</w:t>
+      </w:r>
+    </w:p>
+    <w:p>
+      <w:pPr>
+        <w:numPr>
+          <w:ilvl w:val="0"/>
+          <w:numId w:val="15"/>
+        </w:numPr>
+        <w:rPr>
+          <w:rFonts w:ascii="Calibri" w:hAnsi="Calibri" w:cs="Calibri"/>
+        </w:rPr>
+      </w:pPr>
+      <w:r>
+        <w:rPr>
+          <w:rFonts w:ascii="Calibri" w:eastAsia="Georgia" w:hAnsi="Calibri" w:cs="Calibri"/>
+        </w:rPr>
+        <w:t>Clustering des propriétés</w:t>
+      </w:r>
+    </w:p>
+    <w:p>
+      <w:pPr>
+        <w:spacing w:after="210"/>
+        <w:rPr>
+          <w:rFonts w:ascii="Calibri" w:hAnsi="Calibri" w:cs="Calibri"/>
+          <w:lang w:val="en-US"/>
+        </w:rPr>
+      </w:pPr>
+      <w:proofErr w:type="spellStart"/>
+      <w:proofErr w:type="gramStart"/>
+      <w:r>
+        <w:rPr>
+          <w:rFonts w:ascii="Calibri" w:hAnsi="Calibri" w:cs="Calibri"/>
+          <w:b/>
+          <w:lang w:val="en-US"/>
+        </w:rPr>
+        <w:t>Intégration</w:t>
+      </w:r>
+      <w:proofErr w:type="spellEnd"/>
+      <w:r>
+        <w:rPr>
+          <w:rFonts w:ascii="Calibri" w:hAnsi="Calibri" w:cs="Calibri"/>
+          <w:b/>
+          <w:lang w:val="en-US"/>
+        </w:rPr>
+        <w:t xml:space="preserve"> :</w:t>
+      </w:r>
+      <w:proofErr w:type="gramEnd"/>
+      <w:r>
+        <w:rPr>
+          <w:rFonts w:ascii="Calibri" w:hAnsi="Calibri" w:cs="Calibri"/>
+          <w:lang w:val="en-US"/>
+        </w:rPr>
+        <w:br/>
+        <w:t>import Map from "react-leaflet";</w:t>
+      </w:r>
+      <w:r>
+        <w:rPr>
+          <w:rFonts w:ascii="Calibri" w:hAnsi="Calibri" w:cs="Calibri"/>
+          <w:lang w:val="en-US"/>
+        </w:rPr>
+        <w:br/>
+      </w:r>
+      <w:r>
+        <w:rPr>
+          <w:rFonts w:ascii="Calibri" w:eastAsia="Georgia" w:hAnsi="Calibri" w:cs="Calibri"/>
+          <w:lang w:val="en-US"/>
+        </w:rPr>
+        <w:t xml:space="preserve">import </w:t>
+      </w:r>
+      <w:proofErr w:type="gramStart"/>
+      <w:r>
+        <w:rPr>
+          <w:rFonts w:ascii="Calibri" w:eastAsia="Georgia" w:hAnsi="Calibri" w:cs="Calibri"/>
+          <w:lang w:val="en-US"/>
+        </w:rPr>
+        <w:t xml:space="preserve">{ </w:t>
+      </w:r>
+      <w:proofErr w:type="spellStart"/>
+      <w:r>
+        <w:rPr>
+          <w:rFonts w:ascii="Calibri" w:eastAsia="Georgia" w:hAnsi="Calibri" w:cs="Calibri"/>
+          <w:lang w:val="en-US"/>
+        </w:rPr>
+        <w:t>useQuery</w:t>
+      </w:r>
+      <w:proofErr w:type="spellEnd"/>
+      <w:proofErr w:type="gramEnd"/>
+      <w:r>
+        <w:rPr>
+          <w:rFonts w:ascii="Calibri" w:eastAsia="Georgia" w:hAnsi="Calibri" w:cs="Calibri"/>
+          <w:lang w:val="en-US"/>
+        </w:rPr>
+        <w:t xml:space="preserve"> } from "@apollo/client</w:t>
+      </w:r>
+      <w:proofErr w:type="gramStart"/>
+      <w:r>
+        <w:rPr>
+          <w:rFonts w:ascii="Calibri" w:eastAsia="Georgia" w:hAnsi="Calibri" w:cs="Calibri"/>
+          <w:lang w:val="en-US"/>
+        </w:rPr>
+        <w:t>";</w:t>
+      </w:r>
+      <w:proofErr w:type="gramEnd"/>
+    </w:p>
+    <w:p>
+      <w:pPr>
+        <w:spacing w:after="210"/>
+        <w:rPr>
+          <w:rFonts w:ascii="Calibri" w:hAnsi="Calibri" w:cs="Calibri"/>
+          <w:lang w:val="en-US"/>
+        </w:rPr>
+      </w:pPr>
+      <w:r>
+        <w:rPr>
+          <w:rFonts w:ascii="Calibri" w:hAnsi="Calibri" w:cs="Calibri"/>
+          <w:lang w:val="en-US"/>
+        </w:rPr>
+        <w:t xml:space="preserve">export function </w:t>
+      </w:r>
+      <w:proofErr w:type="spellStart"/>
+      <w:proofErr w:type="gramStart"/>
+      <w:r>
+        <w:rPr>
+          <w:rFonts w:ascii="Calibri" w:hAnsi="Calibri" w:cs="Calibri"/>
+          <w:lang w:val="en-US"/>
+        </w:rPr>
+        <w:t>ProprietesMap</w:t>
+      </w:r>
+      <w:proofErr w:type="spellEnd"/>
+      <w:r>
+        <w:rPr>
+          <w:rFonts w:ascii="Calibri" w:hAnsi="Calibri" w:cs="Calibri"/>
+          <w:lang w:val="en-US"/>
+        </w:rPr>
+        <w:t xml:space="preserve">({ </w:t>
+      </w:r>
+      <w:proofErr w:type="spellStart"/>
+      <w:r>
+        <w:rPr>
+          <w:rFonts w:ascii="Calibri" w:hAnsi="Calibri" w:cs="Calibri"/>
+          <w:lang w:val="en-US"/>
+        </w:rPr>
+        <w:t>budgetMax</w:t>
+      </w:r>
+      <w:proofErr w:type="spellEnd"/>
+      <w:proofErr w:type="gramEnd"/>
+      <w:r>
+        <w:rPr>
+          <w:rFonts w:ascii="Calibri" w:hAnsi="Calibri" w:cs="Calibri"/>
+          <w:lang w:val="en-US"/>
+        </w:rPr>
+        <w:t xml:space="preserve"> }) {</w:t>
+      </w:r>
+      <w:r>
+        <w:rPr>
+          <w:rFonts w:ascii="Calibri" w:hAnsi="Calibri" w:cs="Calibri"/>
+          <w:lang w:val="en-US"/>
+        </w:rPr>
+        <w:br/>
+      </w:r>
+      <w:r>
+        <w:rPr>
+          <w:rFonts w:ascii="Calibri" w:eastAsia="Georgia" w:hAnsi="Calibri" w:cs="Calibri"/>
+          <w:lang w:val="en-US"/>
+        </w:rPr>
+        <w:t xml:space="preserve">const </w:t>
+      </w:r>
+      <w:proofErr w:type="gramStart"/>
+      <w:r>
+        <w:rPr>
+          <w:rFonts w:ascii="Calibri" w:eastAsia="Georgia" w:hAnsi="Calibri" w:cs="Calibri"/>
+          <w:lang w:val="en-US"/>
+        </w:rPr>
+        <w:t>{ data</w:t>
+      </w:r>
+      <w:proofErr w:type="gramEnd"/>
+      <w:r>
+        <w:rPr>
+          <w:rFonts w:ascii="Calibri" w:eastAsia="Georgia" w:hAnsi="Calibri" w:cs="Calibri"/>
+          <w:lang w:val="en-US"/>
+        </w:rPr>
+        <w:t xml:space="preserve"> } = </w:t>
+      </w:r>
+      <w:proofErr w:type="spellStart"/>
+      <w:proofErr w:type="gramStart"/>
+      <w:r>
+        <w:rPr>
+          <w:rFonts w:ascii="Calibri" w:eastAsia="Georgia" w:hAnsi="Calibri" w:cs="Calibri"/>
+          <w:lang w:val="en-US"/>
+        </w:rPr>
+        <w:t>useQuery</w:t>
+      </w:r>
+      <w:proofErr w:type="spellEnd"/>
+      <w:r>
+        <w:rPr>
+          <w:rFonts w:ascii="Calibri" w:eastAsia="Georgia" w:hAnsi="Calibri" w:cs="Calibri"/>
+          <w:lang w:val="en-US"/>
+        </w:rPr>
+        <w:t>(</w:t>
+      </w:r>
+      <w:proofErr w:type="gramEnd"/>
+      <w:r>
+        <w:rPr>
+          <w:rFonts w:ascii="Calibri" w:eastAsia="Georgia" w:hAnsi="Calibri" w:cs="Calibri"/>
+          <w:lang w:val="en-US"/>
+        </w:rPr>
+        <w:t>GET_PROPRIETES_AVEC_COORDONNEES</w:t>
+      </w:r>
+      <w:proofErr w:type="gramStart"/>
+      <w:r>
+        <w:rPr>
+          <w:rFonts w:ascii="Calibri" w:eastAsia="Georgia" w:hAnsi="Calibri" w:cs="Calibri"/>
+          <w:lang w:val="en-US"/>
+        </w:rPr>
+        <w:t>);</w:t>
+      </w:r>
+      <w:proofErr w:type="gramEnd"/>
+    </w:p>
+    <w:p>
+      <w:pPr>
+        <w:spacing w:after="210"/>
+        <w:rPr>
+          <w:rFonts w:ascii="Calibri" w:hAnsi="Calibri" w:cs="Calibri"/>
+          <w:lang w:val="en-US"/>
+        </w:rPr>
+      </w:pPr>
+      <w:r>
+        <w:rPr>
+          <w:rFonts w:ascii="Calibri" w:hAnsi="Calibri" w:cs="Calibri"/>
+          <w:lang w:val="en-US"/>
+        </w:rPr>
+        <w:t>return (</w:t>
+      </w:r>
+      <w:r>
+        <w:rPr>
+          <w:rFonts w:ascii="Calibri" w:hAnsi="Calibri" w:cs="Calibri"/>
+          <w:lang w:val="en-US"/>
+        </w:rPr>
+        <w:br/>
+        <w:t>&lt;Map center={[48.8, 2.3]} zoom={12}&gt;</w:t>
+      </w:r>
+      <w:r>
+        <w:rPr>
+          <w:rFonts w:ascii="Calibri" w:hAnsi="Calibri" w:cs="Calibri"/>
+          <w:lang w:val="en-US"/>
+        </w:rPr>
+        <w:br/>
+        <w:t>{data?.</w:t>
+      </w:r>
+      <w:proofErr w:type="spellStart"/>
+      <w:r>
+        <w:rPr>
+          <w:rFonts w:ascii="Calibri" w:hAnsi="Calibri" w:cs="Calibri"/>
+          <w:lang w:val="en-US"/>
+        </w:rPr>
+        <w:t>proprietes.map</w:t>
+      </w:r>
+      <w:proofErr w:type="spellEnd"/>
+      <w:r>
+        <w:rPr>
+          <w:rFonts w:ascii="Calibri" w:hAnsi="Calibri" w:cs="Calibri"/>
+          <w:lang w:val="en-US"/>
+        </w:rPr>
+        <w:t>(p =&gt; (</w:t>
+      </w:r>
+      <w:r>
+        <w:rPr>
+          <w:rFonts w:ascii="Calibri" w:hAnsi="Calibri" w:cs="Calibri"/>
+          <w:lang w:val="en-US"/>
+        </w:rPr>
+        <w:br/>
+        <w:t>&lt;Marker</w:t>
+      </w:r>
+      <w:r>
+        <w:rPr>
+          <w:rFonts w:ascii="Calibri" w:hAnsi="Calibri" w:cs="Calibri"/>
+          <w:lang w:val="en-US"/>
+        </w:rPr>
+        <w:br/>
+        <w:t>key={</w:t>
       </w:r>
       <w:hyperlink r:id="rId7">
         <w:r>
           <w:rPr>
             <w:rFonts w:ascii="Calibri" w:hAnsi="Calibri" w:cs="Calibri"/>
             <w:color w:val="4472C4"/>
-          </w:rPr>
-          <w:t>u.id</w:t>
-        </w:r>
-      </w:hyperlink>
-      <w:r>
-        <w:rPr>
-          <w:rFonts w:ascii="Calibri" w:hAnsi="Calibri" w:cs="Calibri"/>
-        </w:rPr>
-        <w:t xml:space="preserve"> = $</w:t>
-      </w:r>
-      <w:proofErr w:type="spellStart"/>
-      <w:r>
-        <w:rPr>
-          <w:rFonts w:ascii="Calibri" w:hAnsi="Calibri" w:cs="Calibri"/>
-        </w:rPr>
-        <w:t>userId</w:t>
-      </w:r>
-      <w:proofErr w:type="spellEnd"/>
-      <w:r>
-        <w:rPr>
-          <w:rFonts w:ascii="Calibri" w:hAnsi="Calibri" w:cs="Calibri"/>
-        </w:rPr>
-        <w:t xml:space="preserve"> AND NOT (u)-</w:t>
-      </w:r>
-      <w:proofErr w:type="gramStart"/>
-      <w:r>
-        <w:rPr>
-          <w:rFonts w:ascii="Calibri" w:hAnsi="Calibri" w:cs="Calibri"/>
-        </w:rPr>
-        <w:t>[:AIME</w:t>
-      </w:r>
-      <w:proofErr w:type="gramEnd"/>
-      <w:r>
-        <w:rPr>
-          <w:rFonts w:ascii="Calibri" w:hAnsi="Calibri" w:cs="Calibri"/>
-        </w:rPr>
-        <w:t>]-&gt;(p2)</w:t>
-      </w:r>
-      <w:r>
-        <w:rPr>
-          <w:rFonts w:ascii="Calibri" w:hAnsi="Calibri" w:cs="Calibri"/>
-        </w:rPr>
-        <w:br/>
-        <w:t xml:space="preserve">RETURN p2, </w:t>
-      </w:r>
-      <w:proofErr w:type="gramStart"/>
-      <w:r>
-        <w:rPr>
-          <w:rFonts w:ascii="Calibri" w:hAnsi="Calibri" w:cs="Calibri"/>
-        </w:rPr>
-        <w:t>count(</w:t>
-      </w:r>
-      <w:proofErr w:type="gramEnd"/>
-      <w:r>
-        <w:rPr>
-          <w:rFonts w:ascii="Calibri" w:hAnsi="Calibri" w:cs="Calibri"/>
-        </w:rPr>
-        <w:t>*) as score ORDER BY score DESC</w:t>
-      </w:r>
-    </w:p>
-    <w:p>
-      <w:pPr>
-        <w:numPr>
-          <w:ilvl w:val="0"/>
-          <w:numId w:val="13"/>
-        </w:numPr>
-        <w:spacing w:after="210"/>
-        <w:rPr>
-          <w:rFonts w:ascii="Calibri" w:hAnsi="Calibri" w:cs="Calibri"/>
-        </w:rPr>
-      </w:pPr>
-      <w:r>
-        <w:rPr>
-          <w:rFonts w:ascii="Calibri" w:hAnsi="Calibri" w:cs="Calibri"/>
-          <w:b/>
-        </w:rPr>
-        <w:t>Recommandations collaboratives</w:t>
-      </w:r>
-      <w:r>
-        <w:rPr>
-          <w:rFonts w:ascii="Calibri" w:hAnsi="Calibri" w:cs="Calibri"/>
-        </w:rPr>
-        <w:t xml:space="preserve"> (utilisateurs similaires)</w:t>
-      </w:r>
-      <w:r>
-        <w:rPr>
-          <w:rFonts w:ascii="Calibri" w:hAnsi="Calibri" w:cs="Calibri"/>
-        </w:rPr>
-        <w:br/>
-        <w:t>MATCH (</w:t>
-      </w:r>
-      <w:proofErr w:type="spellStart"/>
-      <w:proofErr w:type="gramStart"/>
-      <w:r>
-        <w:rPr>
-          <w:rFonts w:ascii="Calibri" w:hAnsi="Calibri" w:cs="Calibri"/>
-        </w:rPr>
-        <w:t>u:User</w:t>
-      </w:r>
-      <w:proofErr w:type="spellEnd"/>
-      <w:proofErr w:type="gramEnd"/>
-      <w:r>
-        <w:rPr>
-          <w:rFonts w:ascii="Calibri" w:hAnsi="Calibri" w:cs="Calibri"/>
-        </w:rPr>
-        <w:t xml:space="preserve"> {</w:t>
-      </w:r>
-      <w:proofErr w:type="gramStart"/>
-      <w:r>
-        <w:rPr>
-          <w:rFonts w:ascii="Calibri" w:hAnsi="Calibri" w:cs="Calibri"/>
-        </w:rPr>
-        <w:t>id:</w:t>
-      </w:r>
-      <w:proofErr w:type="gramEnd"/>
-      <w:r>
-        <w:rPr>
-          <w:rFonts w:ascii="Calibri" w:hAnsi="Calibri" w:cs="Calibri"/>
-        </w:rPr>
-        <w:t xml:space="preserve"> $</w:t>
-      </w:r>
-      <w:proofErr w:type="spellStart"/>
-      <w:r>
-        <w:rPr>
-          <w:rFonts w:ascii="Calibri" w:hAnsi="Calibri" w:cs="Calibri"/>
-        </w:rPr>
-        <w:t>userId</w:t>
-      </w:r>
-      <w:proofErr w:type="spellEnd"/>
-      <w:proofErr w:type="gramStart"/>
-      <w:r>
-        <w:rPr>
-          <w:rFonts w:ascii="Calibri" w:hAnsi="Calibri" w:cs="Calibri"/>
-        </w:rPr>
-        <w:t>})-[:AIME</w:t>
-      </w:r>
-      <w:proofErr w:type="gramEnd"/>
-      <w:r>
-        <w:rPr>
-          <w:rFonts w:ascii="Calibri" w:hAnsi="Calibri" w:cs="Calibri"/>
-        </w:rPr>
-        <w:t>]-&gt;(</w:t>
-      </w:r>
-      <w:proofErr w:type="spellStart"/>
-      <w:proofErr w:type="gramStart"/>
-      <w:r>
-        <w:rPr>
-          <w:rFonts w:ascii="Calibri" w:hAnsi="Calibri" w:cs="Calibri"/>
-        </w:rPr>
-        <w:t>p:Propriete</w:t>
-      </w:r>
-      <w:proofErr w:type="spellEnd"/>
-      <w:proofErr w:type="gramEnd"/>
-      <w:r>
-        <w:rPr>
-          <w:rFonts w:ascii="Calibri" w:hAnsi="Calibri" w:cs="Calibri"/>
-        </w:rPr>
-        <w:t>)&lt;-</w:t>
-      </w:r>
-      <w:proofErr w:type="gramStart"/>
-      <w:r>
-        <w:rPr>
-          <w:rFonts w:ascii="Calibri" w:hAnsi="Calibri" w:cs="Calibri"/>
-        </w:rPr>
-        <w:t>[:AIME</w:t>
-      </w:r>
-      <w:proofErr w:type="gramEnd"/>
-      <w:r>
-        <w:rPr>
-          <w:rFonts w:ascii="Calibri" w:hAnsi="Calibri" w:cs="Calibri"/>
-        </w:rPr>
-        <w:t>]-(u</w:t>
-      </w:r>
-      <w:proofErr w:type="gramStart"/>
-      <w:r>
-        <w:rPr>
-          <w:rFonts w:ascii="Calibri" w:hAnsi="Calibri" w:cs="Calibri"/>
-        </w:rPr>
-        <w:t>2:User</w:t>
-      </w:r>
-      <w:proofErr w:type="gramEnd"/>
-      <w:r>
-        <w:rPr>
-          <w:rFonts w:ascii="Calibri" w:hAnsi="Calibri" w:cs="Calibri"/>
-        </w:rPr>
-        <w:t>)</w:t>
-      </w:r>
-      <w:r>
-        <w:rPr>
-          <w:rFonts w:ascii="Calibri" w:hAnsi="Calibri" w:cs="Calibri"/>
-        </w:rPr>
-        <w:br/>
-        <w:t>MATCH (u</w:t>
-      </w:r>
-      <w:proofErr w:type="gramStart"/>
-      <w:r>
-        <w:rPr>
-          <w:rFonts w:ascii="Calibri" w:hAnsi="Calibri" w:cs="Calibri"/>
-        </w:rPr>
-        <w:t>2)-[:AIME</w:t>
-      </w:r>
-      <w:proofErr w:type="gramEnd"/>
-      <w:r>
-        <w:rPr>
-          <w:rFonts w:ascii="Calibri" w:hAnsi="Calibri" w:cs="Calibri"/>
-        </w:rPr>
-        <w:t>]-&gt;(p</w:t>
-      </w:r>
-      <w:proofErr w:type="gramStart"/>
-      <w:r>
-        <w:rPr>
-          <w:rFonts w:ascii="Calibri" w:hAnsi="Calibri" w:cs="Calibri"/>
-        </w:rPr>
-        <w:t>2:Propriete</w:t>
-      </w:r>
-      <w:proofErr w:type="gramEnd"/>
-      <w:r>
-        <w:rPr>
-          <w:rFonts w:ascii="Calibri" w:hAnsi="Calibri" w:cs="Calibri"/>
-        </w:rPr>
-        <w:t>)</w:t>
-      </w:r>
-      <w:r>
-        <w:rPr>
-          <w:rFonts w:ascii="Calibri" w:hAnsi="Calibri" w:cs="Calibri"/>
-        </w:rPr>
-        <w:br/>
-        <w:t>WHERE NOT (u)-</w:t>
-      </w:r>
-      <w:proofErr w:type="gramStart"/>
-      <w:r>
-        <w:rPr>
-          <w:rFonts w:ascii="Calibri" w:hAnsi="Calibri" w:cs="Calibri"/>
-        </w:rPr>
-        <w:t>[:AIME</w:t>
-      </w:r>
-      <w:proofErr w:type="gramEnd"/>
-      <w:r>
-        <w:rPr>
-          <w:rFonts w:ascii="Calibri" w:hAnsi="Calibri" w:cs="Calibri"/>
-        </w:rPr>
-        <w:t>]-&gt;(p2)</w:t>
-      </w:r>
-      <w:r>
-        <w:rPr>
-          <w:rFonts w:ascii="Calibri" w:hAnsi="Calibri" w:cs="Calibri"/>
-        </w:rPr>
-        <w:br/>
-        <w:t xml:space="preserve">RETURN p2, count(u2) as </w:t>
-      </w:r>
-      <w:proofErr w:type="spellStart"/>
-      <w:r>
-        <w:rPr>
-          <w:rFonts w:ascii="Calibri" w:hAnsi="Calibri" w:cs="Calibri"/>
-        </w:rPr>
-        <w:t>similarite</w:t>
-      </w:r>
-      <w:proofErr w:type="spellEnd"/>
-      <w:r>
-        <w:rPr>
-          <w:rFonts w:ascii="Calibri" w:hAnsi="Calibri" w:cs="Calibri"/>
-        </w:rPr>
-        <w:t xml:space="preserve"> ORDER BY </w:t>
-      </w:r>
-      <w:proofErr w:type="spellStart"/>
-      <w:r>
-        <w:rPr>
-          <w:rFonts w:ascii="Calibri" w:hAnsi="Calibri" w:cs="Calibri"/>
-        </w:rPr>
-        <w:t>similarite</w:t>
-      </w:r>
-      <w:proofErr w:type="spellEnd"/>
-      <w:r>
-        <w:rPr>
-          <w:rFonts w:ascii="Calibri" w:hAnsi="Calibri" w:cs="Calibri"/>
-        </w:rPr>
-        <w:t xml:space="preserve"> DESC</w:t>
-      </w:r>
-    </w:p>
-    <w:p>
-      <w:pPr>
-        <w:numPr>
-          <w:ilvl w:val="0"/>
-          <w:numId w:val="13"/>
-        </w:numPr>
-        <w:spacing w:after="210"/>
-        <w:rPr>
-          <w:rFonts w:ascii="Calibri" w:hAnsi="Calibri" w:cs="Calibri"/>
-        </w:rPr>
-      </w:pPr>
-      <w:proofErr w:type="spellStart"/>
-      <w:r>
-        <w:rPr>
-          <w:rFonts w:ascii="Calibri" w:hAnsi="Calibri" w:cs="Calibri"/>
-          <w:b/>
-        </w:rPr>
-        <w:t>Ranking</w:t>
-      </w:r>
-      <w:proofErr w:type="spellEnd"/>
-      <w:r>
-        <w:rPr>
-          <w:rFonts w:ascii="Calibri" w:hAnsi="Calibri" w:cs="Calibri"/>
-          <w:b/>
-        </w:rPr>
-        <w:t xml:space="preserve"> avec Neo4j GDS</w:t>
-      </w:r>
-      <w:r>
-        <w:rPr>
-          <w:rFonts w:ascii="Calibri" w:eastAsia="Georgia" w:hAnsi="Calibri" w:cs="Calibri"/>
-        </w:rPr>
-        <w:t xml:space="preserve"> (PageRank sur graphe de propriétés)</w:t>
-      </w:r>
-    </w:p>
-    <w:p>
-      <w:pPr>
-        <w:pStyle w:val="Titre2"/>
-      </w:pPr>
-      <w:bookmarkStart w:id="58" w:name="bm_6_4_module_de_matching_utilisa_e6baba"/>
-      <w:bookmarkStart w:id="59" w:name="_Toc217345852"/>
-      <w:r>
-        <w:rPr>
-          <w:rFonts w:eastAsia="Georgia"/>
-        </w:rPr>
-        <w:t xml:space="preserve">Module de </w:t>
-      </w:r>
-      <w:proofErr w:type="spellStart"/>
-      <w:r>
-        <w:rPr>
-          <w:rFonts w:eastAsia="Georgia"/>
-        </w:rPr>
-        <w:t>matching</w:t>
-      </w:r>
-      <w:proofErr w:type="spellEnd"/>
-      <w:r>
-        <w:rPr>
-          <w:rFonts w:eastAsia="Georgia"/>
-        </w:rPr>
-        <w:t xml:space="preserve"> utilisateur-propriété</w:t>
-      </w:r>
-      <w:bookmarkEnd w:id="58"/>
-      <w:bookmarkEnd w:id="59"/>
-    </w:p>
-    <w:p>
-      <w:pPr>
-        <w:spacing w:after="210"/>
-        <w:rPr>
-          <w:rFonts w:ascii="Calibri" w:hAnsi="Calibri" w:cs="Calibri"/>
-        </w:rPr>
-      </w:pPr>
-      <w:r>
-        <w:rPr>
-          <w:rFonts w:ascii="Calibri" w:hAnsi="Calibri" w:cs="Calibri"/>
-          <w:b/>
-        </w:rPr>
-        <w:t>Fonctionnalités :</w:t>
-      </w:r>
-    </w:p>
-    <w:p>
-      <w:pPr>
-        <w:numPr>
-          <w:ilvl w:val="0"/>
-          <w:numId w:val="14"/>
-        </w:numPr>
-        <w:rPr>
-          <w:rFonts w:ascii="Calibri" w:hAnsi="Calibri" w:cs="Calibri"/>
-        </w:rPr>
-      </w:pPr>
-      <w:r>
-        <w:rPr>
-          <w:rFonts w:ascii="Calibri" w:eastAsia="Georgia" w:hAnsi="Calibri" w:cs="Calibri"/>
-        </w:rPr>
-        <w:t>Calcul de score de compatibilité entre utilisateur et propriété</w:t>
-      </w:r>
-    </w:p>
-    <w:p>
-      <w:pPr>
-        <w:numPr>
-          <w:ilvl w:val="0"/>
-          <w:numId w:val="14"/>
-        </w:numPr>
-        <w:rPr>
-          <w:rFonts w:ascii="Calibri" w:hAnsi="Calibri" w:cs="Calibri"/>
-        </w:rPr>
-      </w:pPr>
-      <w:r>
-        <w:rPr>
-          <w:rFonts w:ascii="Calibri" w:hAnsi="Calibri" w:cs="Calibri"/>
-        </w:rPr>
-        <w:t>Affichage du pourcentage de match</w:t>
-      </w:r>
-    </w:p>
-    <w:p>
-      <w:pPr>
-        <w:numPr>
-          <w:ilvl w:val="0"/>
-          <w:numId w:val="14"/>
-        </w:numPr>
-        <w:rPr>
-          <w:rFonts w:ascii="Calibri" w:hAnsi="Calibri" w:cs="Calibri"/>
-        </w:rPr>
-      </w:pPr>
-      <w:r>
-        <w:rPr>
-          <w:rFonts w:ascii="Calibri" w:hAnsi="Calibri" w:cs="Calibri"/>
-        </w:rPr>
-        <w:t>Suggestions intelligentes</w:t>
-      </w:r>
-    </w:p>
-    <w:p>
-      <w:pPr>
-        <w:spacing w:after="210"/>
-        <w:rPr>
-          <w:rFonts w:ascii="Calibri" w:hAnsi="Calibri" w:cs="Calibri"/>
-        </w:rPr>
-      </w:pPr>
-      <w:r>
-        <w:rPr>
-          <w:rFonts w:ascii="Calibri" w:hAnsi="Calibri" w:cs="Calibri"/>
-          <w:b/>
-        </w:rPr>
-        <w:t>Logique :</w:t>
-      </w:r>
-      <w:r>
-        <w:rPr>
-          <w:rFonts w:ascii="Calibri" w:hAnsi="Calibri" w:cs="Calibri"/>
-        </w:rPr>
-        <w:br/>
-        <w:t>MATCH (</w:t>
-      </w:r>
-      <w:proofErr w:type="spellStart"/>
-      <w:proofErr w:type="gramStart"/>
-      <w:r>
-        <w:rPr>
-          <w:rFonts w:ascii="Calibri" w:hAnsi="Calibri" w:cs="Calibri"/>
-        </w:rPr>
-        <w:t>u:User</w:t>
-      </w:r>
-      <w:proofErr w:type="spellEnd"/>
-      <w:proofErr w:type="gramEnd"/>
-      <w:r>
-        <w:rPr>
-          <w:rFonts w:ascii="Calibri" w:hAnsi="Calibri" w:cs="Calibri"/>
-        </w:rPr>
-        <w:t xml:space="preserve"> {</w:t>
-      </w:r>
-      <w:proofErr w:type="gramStart"/>
-      <w:r>
-        <w:rPr>
-          <w:rFonts w:ascii="Calibri" w:hAnsi="Calibri" w:cs="Calibri"/>
-        </w:rPr>
-        <w:t>id:</w:t>
-      </w:r>
-      <w:proofErr w:type="gramEnd"/>
-      <w:r>
-        <w:rPr>
-          <w:rFonts w:ascii="Calibri" w:hAnsi="Calibri" w:cs="Calibri"/>
-        </w:rPr>
-        <w:t xml:space="preserve"> $</w:t>
-      </w:r>
-      <w:proofErr w:type="spellStart"/>
-      <w:r>
-        <w:rPr>
-          <w:rFonts w:ascii="Calibri" w:hAnsi="Calibri" w:cs="Calibri"/>
-        </w:rPr>
-        <w:t>userId</w:t>
-      </w:r>
-      <w:proofErr w:type="spellEnd"/>
-      <w:r>
-        <w:rPr>
-          <w:rFonts w:ascii="Calibri" w:hAnsi="Calibri" w:cs="Calibri"/>
-        </w:rPr>
-        <w:t>})</w:t>
-      </w:r>
-      <w:r>
-        <w:rPr>
-          <w:rFonts w:ascii="Calibri" w:hAnsi="Calibri" w:cs="Calibri"/>
-        </w:rPr>
-        <w:br/>
-        <w:t>MATCH (</w:t>
-      </w:r>
-      <w:proofErr w:type="spellStart"/>
-      <w:proofErr w:type="gramStart"/>
-      <w:r>
-        <w:rPr>
-          <w:rFonts w:ascii="Calibri" w:hAnsi="Calibri" w:cs="Calibri"/>
-        </w:rPr>
-        <w:t>p:Propriete</w:t>
-      </w:r>
-      <w:proofErr w:type="spellEnd"/>
-      <w:proofErr w:type="gramEnd"/>
-      <w:r>
-        <w:rPr>
-          <w:rFonts w:ascii="Calibri" w:hAnsi="Calibri" w:cs="Calibri"/>
-        </w:rPr>
-        <w:t>)</w:t>
-      </w:r>
-      <w:r>
-        <w:rPr>
-          <w:rFonts w:ascii="Calibri" w:hAnsi="Calibri" w:cs="Calibri"/>
-        </w:rPr>
-        <w:br/>
-        <w:t>WITH u, p,</w:t>
-      </w:r>
-      <w:r>
-        <w:rPr>
-          <w:rFonts w:ascii="Calibri" w:hAnsi="Calibri" w:cs="Calibri"/>
-        </w:rPr>
-        <w:br/>
-      </w:r>
-      <w:r>
-        <w:rPr>
-          <w:rFonts w:ascii="Calibri" w:eastAsia="Georgia" w:hAnsi="Calibri" w:cs="Calibri"/>
-        </w:rPr>
-        <w:t xml:space="preserve">CASE WHEN </w:t>
-      </w:r>
-      <w:proofErr w:type="gramStart"/>
-      <w:r>
-        <w:rPr>
-          <w:rFonts w:ascii="Calibri" w:eastAsia="Georgia" w:hAnsi="Calibri" w:cs="Calibri"/>
-        </w:rPr>
-        <w:t>abs(</w:t>
-      </w:r>
-      <w:proofErr w:type="spellStart"/>
-      <w:r>
-        <w:rPr>
-          <w:rFonts w:ascii="Calibri" w:eastAsia="Georgia" w:hAnsi="Calibri" w:cs="Calibri"/>
-        </w:rPr>
-        <w:t>p.prix</w:t>
-      </w:r>
-      <w:proofErr w:type="spellEnd"/>
-      <w:proofErr w:type="gramEnd"/>
-      <w:r>
-        <w:rPr>
-          <w:rFonts w:ascii="Calibri" w:eastAsia="Georgia" w:hAnsi="Calibri" w:cs="Calibri"/>
-        </w:rPr>
-        <w:t xml:space="preserve"> - </w:t>
-      </w:r>
-      <w:proofErr w:type="spellStart"/>
-      <w:proofErr w:type="gramStart"/>
-      <w:r>
-        <w:rPr>
-          <w:rFonts w:ascii="Calibri" w:eastAsia="Georgia" w:hAnsi="Calibri" w:cs="Calibri"/>
-        </w:rPr>
-        <w:t>u.budget</w:t>
-      </w:r>
-      <w:proofErr w:type="spellEnd"/>
-      <w:proofErr w:type="gramEnd"/>
-      <w:r>
-        <w:rPr>
-          <w:rFonts w:ascii="Calibri" w:eastAsia="Georgia" w:hAnsi="Calibri" w:cs="Calibri"/>
-        </w:rPr>
-        <w:t xml:space="preserve">) &lt; </w:t>
-      </w:r>
-      <w:proofErr w:type="spellStart"/>
-      <w:proofErr w:type="gramStart"/>
-      <w:r>
-        <w:rPr>
-          <w:rFonts w:ascii="Calibri" w:eastAsia="Georgia" w:hAnsi="Calibri" w:cs="Calibri"/>
-        </w:rPr>
-        <w:t>u.budget</w:t>
-      </w:r>
-      <w:proofErr w:type="spellEnd"/>
-      <w:proofErr w:type="gramEnd"/>
-      <w:r>
-        <w:rPr>
-          <w:rFonts w:ascii="Calibri" w:eastAsia="Georgia" w:hAnsi="Calibri" w:cs="Calibri"/>
-        </w:rPr>
-        <w:t xml:space="preserve"> * 0.1 THEN 1 ELSE 0 END as </w:t>
-      </w:r>
-      <w:proofErr w:type="spellStart"/>
-      <w:r>
-        <w:rPr>
-          <w:rFonts w:ascii="Calibri" w:eastAsia="Georgia" w:hAnsi="Calibri" w:cs="Calibri"/>
-        </w:rPr>
-        <w:t>prix_match</w:t>
-      </w:r>
-      <w:proofErr w:type="spellEnd"/>
-      <w:r>
-        <w:rPr>
-          <w:rFonts w:ascii="Calibri" w:eastAsia="Georgia" w:hAnsi="Calibri" w:cs="Calibri"/>
-        </w:rPr>
-        <w:t>,</w:t>
-      </w:r>
-      <w:r>
-        <w:rPr>
-          <w:rFonts w:ascii="Calibri" w:hAnsi="Calibri" w:cs="Calibri"/>
-        </w:rPr>
-        <w:br/>
-      </w:r>
-      <w:r>
-        <w:rPr>
-          <w:rFonts w:ascii="Calibri" w:eastAsia="Georgia" w:hAnsi="Calibri" w:cs="Calibri"/>
-        </w:rPr>
-        <w:t xml:space="preserve">CASE WHEN </w:t>
-      </w:r>
-      <w:proofErr w:type="spellStart"/>
-      <w:proofErr w:type="gramStart"/>
-      <w:r>
-        <w:rPr>
-          <w:rFonts w:ascii="Calibri" w:eastAsia="Georgia" w:hAnsi="Calibri" w:cs="Calibri"/>
-        </w:rPr>
-        <w:t>p.surface</w:t>
-      </w:r>
-      <w:proofErr w:type="spellEnd"/>
-      <w:proofErr w:type="gramEnd"/>
-      <w:r>
-        <w:rPr>
-          <w:rFonts w:ascii="Calibri" w:eastAsia="Georgia" w:hAnsi="Calibri" w:cs="Calibri"/>
-        </w:rPr>
-        <w:t xml:space="preserve"> &gt;= </w:t>
-      </w:r>
-      <w:proofErr w:type="spellStart"/>
-      <w:proofErr w:type="gramStart"/>
-      <w:r>
-        <w:rPr>
-          <w:rFonts w:ascii="Calibri" w:eastAsia="Georgia" w:hAnsi="Calibri" w:cs="Calibri"/>
-        </w:rPr>
-        <w:t>u.surface</w:t>
-      </w:r>
-      <w:proofErr w:type="gramEnd"/>
-      <w:r>
-        <w:rPr>
-          <w:rFonts w:ascii="Calibri" w:eastAsia="Georgia" w:hAnsi="Calibri" w:cs="Calibri"/>
-        </w:rPr>
-        <w:t>_min</w:t>
-      </w:r>
-      <w:proofErr w:type="spellEnd"/>
-      <w:r>
-        <w:rPr>
-          <w:rFonts w:ascii="Calibri" w:eastAsia="Georgia" w:hAnsi="Calibri" w:cs="Calibri"/>
-        </w:rPr>
-        <w:t xml:space="preserve"> THEN 1 ELSE 0 END as </w:t>
-      </w:r>
-      <w:proofErr w:type="spellStart"/>
-      <w:r>
-        <w:rPr>
-          <w:rFonts w:ascii="Calibri" w:eastAsia="Georgia" w:hAnsi="Calibri" w:cs="Calibri"/>
-        </w:rPr>
-        <w:t>surface_match</w:t>
-      </w:r>
-      <w:proofErr w:type="spellEnd"/>
-      <w:r>
-        <w:rPr>
-          <w:rFonts w:ascii="Calibri" w:eastAsia="Georgia" w:hAnsi="Calibri" w:cs="Calibri"/>
-        </w:rPr>
-        <w:t>,</w:t>
-      </w:r>
-      <w:r>
-        <w:rPr>
-          <w:rFonts w:ascii="Calibri" w:hAnsi="Calibri" w:cs="Calibri"/>
-        </w:rPr>
-        <w:br/>
-        <w:t>...</w:t>
-      </w:r>
-      <w:r>
-        <w:rPr>
-          <w:rFonts w:ascii="Calibri" w:hAnsi="Calibri" w:cs="Calibri"/>
-        </w:rPr>
-        <w:br/>
-      </w:r>
-      <w:r>
-        <w:rPr>
-          <w:rFonts w:ascii="Calibri" w:eastAsia="Georgia" w:hAnsi="Calibri" w:cs="Calibri"/>
-        </w:rPr>
-        <w:t>RETURN p, (</w:t>
-      </w:r>
-      <w:proofErr w:type="spellStart"/>
-      <w:r>
-        <w:rPr>
-          <w:rFonts w:ascii="Calibri" w:eastAsia="Georgia" w:hAnsi="Calibri" w:cs="Calibri"/>
-        </w:rPr>
-        <w:t>prix_match</w:t>
-      </w:r>
-      <w:proofErr w:type="spellEnd"/>
-      <w:r>
-        <w:rPr>
-          <w:rFonts w:ascii="Calibri" w:eastAsia="Georgia" w:hAnsi="Calibri" w:cs="Calibri"/>
-        </w:rPr>
-        <w:t xml:space="preserve"> + </w:t>
-      </w:r>
-      <w:proofErr w:type="spellStart"/>
-      <w:r>
-        <w:rPr>
-          <w:rFonts w:ascii="Calibri" w:eastAsia="Georgia" w:hAnsi="Calibri" w:cs="Calibri"/>
-        </w:rPr>
-        <w:t>surface_match</w:t>
-      </w:r>
-      <w:proofErr w:type="spellEnd"/>
-      <w:r>
-        <w:rPr>
-          <w:rFonts w:ascii="Calibri" w:eastAsia="Georgia" w:hAnsi="Calibri" w:cs="Calibri"/>
-        </w:rPr>
-        <w:t xml:space="preserve"> + ...) * 100 / 5 as </w:t>
-      </w:r>
-      <w:proofErr w:type="spellStart"/>
-      <w:r>
-        <w:rPr>
-          <w:rFonts w:ascii="Calibri" w:eastAsia="Georgia" w:hAnsi="Calibri" w:cs="Calibri"/>
-        </w:rPr>
-        <w:t>match_percentage</w:t>
-      </w:r>
-      <w:proofErr w:type="spellEnd"/>
-      <w:r>
-        <w:rPr>
-          <w:rFonts w:ascii="Calibri" w:hAnsi="Calibri" w:cs="Calibri"/>
-        </w:rPr>
-        <w:br/>
-      </w:r>
-      <w:r>
-        <w:rPr>
-          <w:rFonts w:ascii="Calibri" w:eastAsia="Georgia" w:hAnsi="Calibri" w:cs="Calibri"/>
-        </w:rPr>
-        <w:t xml:space="preserve">WHERE </w:t>
-      </w:r>
-      <w:proofErr w:type="spellStart"/>
-      <w:r>
-        <w:rPr>
-          <w:rFonts w:ascii="Calibri" w:eastAsia="Georgia" w:hAnsi="Calibri" w:cs="Calibri"/>
-        </w:rPr>
-        <w:t>match_percentage</w:t>
-      </w:r>
-      <w:proofErr w:type="spellEnd"/>
-      <w:r>
-        <w:rPr>
-          <w:rFonts w:ascii="Calibri" w:eastAsia="Georgia" w:hAnsi="Calibri" w:cs="Calibri"/>
-        </w:rPr>
-        <w:t xml:space="preserve"> &gt; 70</w:t>
-      </w:r>
-    </w:p>
-    <w:p>
-      <w:pPr>
-        <w:pStyle w:val="Titre2"/>
-      </w:pPr>
-      <w:bookmarkStart w:id="60" w:name="bm_6_5_module_de_visualisation_ca_68db3e"/>
-      <w:bookmarkStart w:id="61" w:name="_Toc217345853"/>
-      <w:r>
-        <w:t>Module de visualisation cartographique</w:t>
-      </w:r>
-      <w:bookmarkEnd w:id="60"/>
-      <w:bookmarkEnd w:id="61"/>
-    </w:p>
-    <w:p>
-      <w:pPr>
-        <w:spacing w:after="210"/>
-        <w:rPr>
-          <w:rFonts w:ascii="Calibri" w:hAnsi="Calibri" w:cs="Calibri"/>
-        </w:rPr>
-      </w:pPr>
-      <w:r>
-        <w:rPr>
-          <w:rFonts w:ascii="Calibri" w:hAnsi="Calibri" w:cs="Calibri"/>
-          <w:b/>
-        </w:rPr>
-        <w:t>Fonctionnalités :</w:t>
-      </w:r>
-    </w:p>
-    <w:p>
-      <w:pPr>
-        <w:numPr>
-          <w:ilvl w:val="0"/>
-          <w:numId w:val="15"/>
-        </w:numPr>
-        <w:rPr>
-          <w:rFonts w:ascii="Calibri" w:hAnsi="Calibri" w:cs="Calibri"/>
-        </w:rPr>
-      </w:pPr>
-      <w:r>
-        <w:rPr>
-          <w:rFonts w:ascii="Calibri" w:eastAsia="Georgia" w:hAnsi="Calibri" w:cs="Calibri"/>
-        </w:rPr>
-        <w:t xml:space="preserve">Affichage des propriétés sur une carte (Leaflet ou </w:t>
-      </w:r>
-      <w:proofErr w:type="spellStart"/>
-      <w:r>
-        <w:rPr>
-          <w:rFonts w:ascii="Calibri" w:eastAsia="Georgia" w:hAnsi="Calibri" w:cs="Calibri"/>
-        </w:rPr>
-        <w:t>Mapbox</w:t>
-      </w:r>
-      <w:proofErr w:type="spellEnd"/>
-      <w:r>
-        <w:rPr>
-          <w:rFonts w:ascii="Calibri" w:eastAsia="Georgia" w:hAnsi="Calibri" w:cs="Calibri"/>
-        </w:rPr>
-        <w:t>)</w:t>
-      </w:r>
-    </w:p>
-    <w:p>
-      <w:pPr>
-        <w:numPr>
-          <w:ilvl w:val="0"/>
-          <w:numId w:val="15"/>
-        </w:numPr>
-        <w:rPr>
-          <w:rFonts w:ascii="Calibri" w:hAnsi="Calibri" w:cs="Calibri"/>
-        </w:rPr>
-      </w:pPr>
-      <w:r>
-        <w:rPr>
-          <w:rFonts w:ascii="Calibri" w:hAnsi="Calibri" w:cs="Calibri"/>
-        </w:rPr>
-        <w:t>Zones de recherche interactives</w:t>
-      </w:r>
-    </w:p>
-    <w:p>
-      <w:pPr>
-        <w:numPr>
-          <w:ilvl w:val="0"/>
-          <w:numId w:val="15"/>
-        </w:numPr>
-        <w:rPr>
-          <w:rFonts w:ascii="Calibri" w:hAnsi="Calibri" w:cs="Calibri"/>
-        </w:rPr>
-      </w:pPr>
-      <w:r>
-        <w:rPr>
-          <w:rFonts w:ascii="Calibri" w:eastAsia="Georgia" w:hAnsi="Calibri" w:cs="Calibri"/>
-        </w:rPr>
-        <w:t>Clustering des propriétés</w:t>
-      </w:r>
-    </w:p>
-    <w:p>
-      <w:pPr>
-        <w:spacing w:after="210"/>
-        <w:rPr>
-          <w:rFonts w:ascii="Calibri" w:hAnsi="Calibri" w:cs="Calibri"/>
-        </w:rPr>
-      </w:pPr>
-      <w:r>
-        <w:rPr>
-          <w:rFonts w:ascii="Calibri" w:hAnsi="Calibri" w:cs="Calibri"/>
-          <w:b/>
-        </w:rPr>
-        <w:t>Intégration :</w:t>
-      </w:r>
-      <w:r>
-        <w:rPr>
-          <w:rFonts w:ascii="Calibri" w:hAnsi="Calibri" w:cs="Calibri"/>
-        </w:rPr>
-        <w:br/>
-        <w:t xml:space="preserve">import </w:t>
-      </w:r>
-      <w:proofErr w:type="spellStart"/>
-      <w:r>
-        <w:rPr>
-          <w:rFonts w:ascii="Calibri" w:hAnsi="Calibri" w:cs="Calibri"/>
-        </w:rPr>
-        <w:t>Map</w:t>
-      </w:r>
-      <w:proofErr w:type="spellEnd"/>
-      <w:r>
-        <w:rPr>
-          <w:rFonts w:ascii="Calibri" w:hAnsi="Calibri" w:cs="Calibri"/>
-        </w:rPr>
-        <w:t xml:space="preserve"> </w:t>
-      </w:r>
-      <w:proofErr w:type="spellStart"/>
-      <w:r>
-        <w:rPr>
-          <w:rFonts w:ascii="Calibri" w:hAnsi="Calibri" w:cs="Calibri"/>
-        </w:rPr>
-        <w:t>from</w:t>
-      </w:r>
-      <w:proofErr w:type="spellEnd"/>
-      <w:r>
-        <w:rPr>
-          <w:rFonts w:ascii="Calibri" w:hAnsi="Calibri" w:cs="Calibri"/>
-        </w:rPr>
-        <w:t xml:space="preserve"> "</w:t>
-      </w:r>
-      <w:proofErr w:type="spellStart"/>
-      <w:r>
-        <w:rPr>
-          <w:rFonts w:ascii="Calibri" w:hAnsi="Calibri" w:cs="Calibri"/>
-        </w:rPr>
-        <w:t>react-leaflet</w:t>
-      </w:r>
-      <w:proofErr w:type="spellEnd"/>
-      <w:proofErr w:type="gramStart"/>
-      <w:r>
-        <w:rPr>
-          <w:rFonts w:ascii="Calibri" w:hAnsi="Calibri" w:cs="Calibri"/>
-        </w:rPr>
-        <w:t>";</w:t>
-      </w:r>
-      <w:proofErr w:type="gramEnd"/>
-      <w:r>
-        <w:rPr>
-          <w:rFonts w:ascii="Calibri" w:hAnsi="Calibri" w:cs="Calibri"/>
-        </w:rPr>
-        <w:br/>
-      </w:r>
-      <w:r>
-        <w:rPr>
-          <w:rFonts w:ascii="Calibri" w:eastAsia="Georgia" w:hAnsi="Calibri" w:cs="Calibri"/>
-        </w:rPr>
-        <w:t xml:space="preserve">import </w:t>
-      </w:r>
-      <w:proofErr w:type="gramStart"/>
-      <w:r>
-        <w:rPr>
-          <w:rFonts w:ascii="Calibri" w:eastAsia="Georgia" w:hAnsi="Calibri" w:cs="Calibri"/>
-        </w:rPr>
-        <w:t xml:space="preserve">{ </w:t>
-      </w:r>
-      <w:proofErr w:type="spellStart"/>
-      <w:r>
-        <w:rPr>
-          <w:rFonts w:ascii="Calibri" w:eastAsia="Georgia" w:hAnsi="Calibri" w:cs="Calibri"/>
-        </w:rPr>
-        <w:t>useQuery</w:t>
-      </w:r>
-      <w:proofErr w:type="spellEnd"/>
-      <w:proofErr w:type="gramEnd"/>
-      <w:r>
-        <w:rPr>
-          <w:rFonts w:ascii="Calibri" w:eastAsia="Georgia" w:hAnsi="Calibri" w:cs="Calibri"/>
-        </w:rPr>
-        <w:t xml:space="preserve"> } </w:t>
-      </w:r>
-      <w:proofErr w:type="spellStart"/>
-      <w:r>
-        <w:rPr>
-          <w:rFonts w:ascii="Calibri" w:eastAsia="Georgia" w:hAnsi="Calibri" w:cs="Calibri"/>
-        </w:rPr>
-        <w:t>from</w:t>
-      </w:r>
-      <w:proofErr w:type="spellEnd"/>
-      <w:r>
-        <w:rPr>
-          <w:rFonts w:ascii="Calibri" w:eastAsia="Georgia" w:hAnsi="Calibri" w:cs="Calibri"/>
-        </w:rPr>
-        <w:t xml:space="preserve"> "@</w:t>
-      </w:r>
-      <w:proofErr w:type="spellStart"/>
-      <w:r>
-        <w:rPr>
-          <w:rFonts w:ascii="Calibri" w:eastAsia="Georgia" w:hAnsi="Calibri" w:cs="Calibri"/>
-        </w:rPr>
-        <w:t>apollo</w:t>
-      </w:r>
-      <w:proofErr w:type="spellEnd"/>
-      <w:r>
-        <w:rPr>
-          <w:rFonts w:ascii="Calibri" w:eastAsia="Georgia" w:hAnsi="Calibri" w:cs="Calibri"/>
-        </w:rPr>
-        <w:t>/client</w:t>
-      </w:r>
-      <w:proofErr w:type="gramStart"/>
-      <w:r>
-        <w:rPr>
-          <w:rFonts w:ascii="Calibri" w:eastAsia="Georgia" w:hAnsi="Calibri" w:cs="Calibri"/>
-        </w:rPr>
-        <w:t>";</w:t>
-      </w:r>
-      <w:proofErr w:type="gramEnd"/>
-    </w:p>
-    <w:p>
-      <w:pPr>
-        <w:spacing w:after="210"/>
-        <w:rPr>
-          <w:rFonts w:ascii="Calibri" w:hAnsi="Calibri" w:cs="Calibri"/>
-        </w:rPr>
-      </w:pPr>
-      <w:proofErr w:type="gramStart"/>
-      <w:r>
-        <w:rPr>
-          <w:rFonts w:ascii="Calibri" w:hAnsi="Calibri" w:cs="Calibri"/>
-        </w:rPr>
-        <w:lastRenderedPageBreak/>
-        <w:t>export</w:t>
-      </w:r>
-      <w:proofErr w:type="gramEnd"/>
-      <w:r>
-        <w:rPr>
-          <w:rFonts w:ascii="Calibri" w:hAnsi="Calibri" w:cs="Calibri"/>
-        </w:rPr>
-        <w:t xml:space="preserve"> </w:t>
-      </w:r>
-      <w:proofErr w:type="spellStart"/>
-      <w:r>
-        <w:rPr>
-          <w:rFonts w:ascii="Calibri" w:hAnsi="Calibri" w:cs="Calibri"/>
-        </w:rPr>
-        <w:t>function</w:t>
-      </w:r>
-      <w:proofErr w:type="spellEnd"/>
-      <w:r>
-        <w:rPr>
-          <w:rFonts w:ascii="Calibri" w:hAnsi="Calibri" w:cs="Calibri"/>
-        </w:rPr>
-        <w:t xml:space="preserve"> </w:t>
-      </w:r>
-      <w:proofErr w:type="spellStart"/>
-      <w:proofErr w:type="gramStart"/>
-      <w:r>
-        <w:rPr>
-          <w:rFonts w:ascii="Calibri" w:hAnsi="Calibri" w:cs="Calibri"/>
-        </w:rPr>
-        <w:t>ProprietesMap</w:t>
-      </w:r>
-      <w:proofErr w:type="spellEnd"/>
-      <w:r>
-        <w:rPr>
-          <w:rFonts w:ascii="Calibri" w:hAnsi="Calibri" w:cs="Calibri"/>
-        </w:rPr>
-        <w:t xml:space="preserve">({ </w:t>
-      </w:r>
-      <w:proofErr w:type="spellStart"/>
-      <w:r>
-        <w:rPr>
-          <w:rFonts w:ascii="Calibri" w:hAnsi="Calibri" w:cs="Calibri"/>
-        </w:rPr>
-        <w:t>budgetMax</w:t>
-      </w:r>
-      <w:proofErr w:type="spellEnd"/>
-      <w:proofErr w:type="gramEnd"/>
-      <w:r>
-        <w:rPr>
-          <w:rFonts w:ascii="Calibri" w:hAnsi="Calibri" w:cs="Calibri"/>
-        </w:rPr>
-        <w:t xml:space="preserve"> }) {</w:t>
-      </w:r>
-      <w:r>
-        <w:rPr>
-          <w:rFonts w:ascii="Calibri" w:hAnsi="Calibri" w:cs="Calibri"/>
-        </w:rPr>
-        <w:br/>
-      </w:r>
-      <w:proofErr w:type="spellStart"/>
-      <w:r>
-        <w:rPr>
-          <w:rFonts w:ascii="Calibri" w:eastAsia="Georgia" w:hAnsi="Calibri" w:cs="Calibri"/>
-        </w:rPr>
-        <w:t>const</w:t>
-      </w:r>
-      <w:proofErr w:type="spellEnd"/>
-      <w:r>
-        <w:rPr>
-          <w:rFonts w:ascii="Calibri" w:eastAsia="Georgia" w:hAnsi="Calibri" w:cs="Calibri"/>
-        </w:rPr>
-        <w:t xml:space="preserve"> </w:t>
-      </w:r>
-      <w:proofErr w:type="gramStart"/>
-      <w:r>
-        <w:rPr>
-          <w:rFonts w:ascii="Calibri" w:eastAsia="Georgia" w:hAnsi="Calibri" w:cs="Calibri"/>
-        </w:rPr>
-        <w:t>{ data</w:t>
-      </w:r>
-      <w:proofErr w:type="gramEnd"/>
-      <w:r>
-        <w:rPr>
-          <w:rFonts w:ascii="Calibri" w:eastAsia="Georgia" w:hAnsi="Calibri" w:cs="Calibri"/>
-        </w:rPr>
-        <w:t xml:space="preserve"> } = </w:t>
-      </w:r>
-      <w:proofErr w:type="spellStart"/>
-      <w:proofErr w:type="gramStart"/>
-      <w:r>
-        <w:rPr>
-          <w:rFonts w:ascii="Calibri" w:eastAsia="Georgia" w:hAnsi="Calibri" w:cs="Calibri"/>
-        </w:rPr>
-        <w:t>useQuery</w:t>
-      </w:r>
-      <w:proofErr w:type="spellEnd"/>
-      <w:r>
-        <w:rPr>
-          <w:rFonts w:ascii="Calibri" w:eastAsia="Georgia" w:hAnsi="Calibri" w:cs="Calibri"/>
-        </w:rPr>
-        <w:t>(</w:t>
-      </w:r>
-      <w:proofErr w:type="gramEnd"/>
-      <w:r>
-        <w:rPr>
-          <w:rFonts w:ascii="Calibri" w:eastAsia="Georgia" w:hAnsi="Calibri" w:cs="Calibri"/>
-        </w:rPr>
-        <w:t>GET_PROPRIETES_AVEC_COORDONNEES</w:t>
-      </w:r>
-      <w:proofErr w:type="gramStart"/>
-      <w:r>
-        <w:rPr>
-          <w:rFonts w:ascii="Calibri" w:eastAsia="Georgia" w:hAnsi="Calibri" w:cs="Calibri"/>
-        </w:rPr>
-        <w:t>);</w:t>
-      </w:r>
-      <w:proofErr w:type="gramEnd"/>
-    </w:p>
-    <w:p>
-      <w:pPr>
-        <w:spacing w:after="210"/>
-        <w:rPr>
-          <w:rFonts w:ascii="Calibri" w:hAnsi="Calibri" w:cs="Calibri"/>
-        </w:rPr>
-      </w:pPr>
-      <w:proofErr w:type="gramStart"/>
-      <w:r>
-        <w:rPr>
-          <w:rFonts w:ascii="Calibri" w:hAnsi="Calibri" w:cs="Calibri"/>
-        </w:rPr>
-        <w:t>return</w:t>
-      </w:r>
-      <w:proofErr w:type="gramEnd"/>
-      <w:r>
-        <w:rPr>
-          <w:rFonts w:ascii="Calibri" w:hAnsi="Calibri" w:cs="Calibri"/>
-        </w:rPr>
-        <w:t xml:space="preserve"> (</w:t>
-      </w:r>
-      <w:r>
-        <w:rPr>
-          <w:rFonts w:ascii="Calibri" w:hAnsi="Calibri" w:cs="Calibri"/>
-        </w:rPr>
-        <w:br/>
-        <w:t>&lt;</w:t>
-      </w:r>
-      <w:proofErr w:type="spellStart"/>
-      <w:r>
-        <w:rPr>
-          <w:rFonts w:ascii="Calibri" w:hAnsi="Calibri" w:cs="Calibri"/>
-        </w:rPr>
-        <w:t>Map</w:t>
-      </w:r>
-      <w:proofErr w:type="spellEnd"/>
-      <w:r>
-        <w:rPr>
-          <w:rFonts w:ascii="Calibri" w:hAnsi="Calibri" w:cs="Calibri"/>
-        </w:rPr>
-        <w:t xml:space="preserve"> center</w:t>
-      </w:r>
-      <w:proofErr w:type="gramStart"/>
-      <w:r>
-        <w:rPr>
-          <w:rFonts w:ascii="Calibri" w:hAnsi="Calibri" w:cs="Calibri"/>
-        </w:rPr>
-        <w:t>={</w:t>
-      </w:r>
-      <w:proofErr w:type="gramEnd"/>
-      <w:r>
-        <w:rPr>
-          <w:rFonts w:ascii="Calibri" w:hAnsi="Calibri" w:cs="Calibri"/>
-        </w:rPr>
-        <w:t>[48.8, 2.3]} zoom</w:t>
-      </w:r>
-      <w:proofErr w:type="gramStart"/>
-      <w:r>
-        <w:rPr>
-          <w:rFonts w:ascii="Calibri" w:hAnsi="Calibri" w:cs="Calibri"/>
-        </w:rPr>
-        <w:t>={</w:t>
-      </w:r>
-      <w:proofErr w:type="gramEnd"/>
-      <w:r>
-        <w:rPr>
-          <w:rFonts w:ascii="Calibri" w:hAnsi="Calibri" w:cs="Calibri"/>
-        </w:rPr>
-        <w:t>12}&gt;</w:t>
-      </w:r>
-      <w:r>
-        <w:rPr>
-          <w:rFonts w:ascii="Calibri" w:hAnsi="Calibri" w:cs="Calibri"/>
-        </w:rPr>
-        <w:br/>
-        <w:t>{</w:t>
-      </w:r>
-      <w:proofErr w:type="gramStart"/>
-      <w:r>
-        <w:rPr>
-          <w:rFonts w:ascii="Calibri" w:hAnsi="Calibri" w:cs="Calibri"/>
-        </w:rPr>
-        <w:t>data?.</w:t>
-      </w:r>
-      <w:proofErr w:type="spellStart"/>
-      <w:r>
-        <w:rPr>
-          <w:rFonts w:ascii="Calibri" w:hAnsi="Calibri" w:cs="Calibri"/>
-        </w:rPr>
-        <w:t>proprietes.map</w:t>
-      </w:r>
-      <w:proofErr w:type="spellEnd"/>
-      <w:r>
-        <w:rPr>
-          <w:rFonts w:ascii="Calibri" w:hAnsi="Calibri" w:cs="Calibri"/>
-        </w:rPr>
-        <w:t>(</w:t>
-      </w:r>
-      <w:proofErr w:type="gramEnd"/>
-      <w:r>
-        <w:rPr>
-          <w:rFonts w:ascii="Calibri" w:hAnsi="Calibri" w:cs="Calibri"/>
-        </w:rPr>
-        <w:t>p =&gt; (</w:t>
-      </w:r>
-      <w:r>
-        <w:rPr>
-          <w:rFonts w:ascii="Calibri" w:hAnsi="Calibri" w:cs="Calibri"/>
-        </w:rPr>
-        <w:br/>
-        <w:t>&lt;Marker</w:t>
-      </w:r>
-      <w:r>
-        <w:rPr>
-          <w:rFonts w:ascii="Calibri" w:hAnsi="Calibri" w:cs="Calibri"/>
-        </w:rPr>
-        <w:br/>
-        <w:t>key={</w:t>
-      </w:r>
-      <w:hyperlink r:id="rId8">
-        <w:r>
-          <w:rPr>
-            <w:rFonts w:ascii="Calibri" w:hAnsi="Calibri" w:cs="Calibri"/>
-            <w:color w:val="4472C4"/>
+            <w:lang w:val="en-US"/>
           </w:rPr>
           <w:t>p.id</w:t>
         </w:r>
@@ -13479,100 +14373,78 @@
       <w:r>
         <w:rPr>
           <w:rFonts w:ascii="Calibri" w:hAnsi="Calibri" w:cs="Calibri"/>
+          <w:lang w:val="en-US"/>
         </w:rPr>
         <w:t>}</w:t>
       </w:r>
       <w:r>
         <w:rPr>
           <w:rFonts w:ascii="Calibri" w:hAnsi="Calibri" w:cs="Calibri"/>
+          <w:lang w:val="en-US"/>
         </w:rPr>
         <w:br/>
-        <w:t>position</w:t>
-      </w:r>
-      <w:proofErr w:type="gramStart"/>
-      <w:r>
-        <w:rPr>
-          <w:rFonts w:ascii="Calibri" w:hAnsi="Calibri" w:cs="Calibri"/>
-        </w:rPr>
-        <w:t>={</w:t>
-      </w:r>
-      <w:proofErr w:type="gramEnd"/>
-      <w:r>
-        <w:rPr>
-          <w:rFonts w:ascii="Calibri" w:hAnsi="Calibri" w:cs="Calibri"/>
-        </w:rPr>
-        <w:t>[</w:t>
-      </w:r>
-      <w:proofErr w:type="spellStart"/>
-      <w:proofErr w:type="gramStart"/>
-      <w:r>
-        <w:rPr>
-          <w:rFonts w:ascii="Calibri" w:hAnsi="Calibri" w:cs="Calibri"/>
-        </w:rPr>
-        <w:t>p.localisation</w:t>
-      </w:r>
-      <w:proofErr w:type="gramEnd"/>
-      <w:r>
-        <w:rPr>
-          <w:rFonts w:ascii="Calibri" w:hAnsi="Calibri" w:cs="Calibri"/>
-        </w:rPr>
-        <w:t>.latitude</w:t>
-      </w:r>
-      <w:proofErr w:type="spellEnd"/>
-      <w:r>
-        <w:rPr>
-          <w:rFonts w:ascii="Calibri" w:hAnsi="Calibri" w:cs="Calibri"/>
+        <w:t>position={[</w:t>
+      </w:r>
+      <w:proofErr w:type="spellStart"/>
+      <w:r>
+        <w:rPr>
+          <w:rFonts w:ascii="Calibri" w:hAnsi="Calibri" w:cs="Calibri"/>
+          <w:lang w:val="en-US"/>
+        </w:rPr>
+        <w:t>p.localisation.latitude</w:t>
+      </w:r>
+      <w:proofErr w:type="spellEnd"/>
+      <w:r>
+        <w:rPr>
+          <w:rFonts w:ascii="Calibri" w:hAnsi="Calibri" w:cs="Calibri"/>
+          <w:lang w:val="en-US"/>
         </w:rPr>
         <w:t xml:space="preserve">, </w:t>
       </w:r>
       <w:proofErr w:type="spellStart"/>
-      <w:proofErr w:type="gramStart"/>
-      <w:r>
-        <w:rPr>
-          <w:rFonts w:ascii="Calibri" w:hAnsi="Calibri" w:cs="Calibri"/>
-        </w:rPr>
-        <w:t>p.localisation</w:t>
-      </w:r>
-      <w:proofErr w:type="gramEnd"/>
-      <w:r>
-        <w:rPr>
-          <w:rFonts w:ascii="Calibri" w:hAnsi="Calibri" w:cs="Calibri"/>
-        </w:rPr>
-        <w:t>.longitude</w:t>
-      </w:r>
-      <w:proofErr w:type="spellEnd"/>
-      <w:r>
-        <w:rPr>
-          <w:rFonts w:ascii="Calibri" w:hAnsi="Calibri" w:cs="Calibri"/>
+      <w:r>
+        <w:rPr>
+          <w:rFonts w:ascii="Calibri" w:hAnsi="Calibri" w:cs="Calibri"/>
+          <w:lang w:val="en-US"/>
+        </w:rPr>
+        <w:t>p.localisation.longitude</w:t>
+      </w:r>
+      <w:proofErr w:type="spellEnd"/>
+      <w:r>
+        <w:rPr>
+          <w:rFonts w:ascii="Calibri" w:hAnsi="Calibri" w:cs="Calibri"/>
+          <w:lang w:val="en-US"/>
         </w:rPr>
         <w:t>]}</w:t>
       </w:r>
       <w:r>
         <w:rPr>
           <w:rFonts w:ascii="Calibri" w:hAnsi="Calibri" w:cs="Calibri"/>
+          <w:lang w:val="en-US"/>
         </w:rPr>
         <w:br/>
         <w:t>popup={</w:t>
       </w:r>
       <w:proofErr w:type="spellStart"/>
-      <w:proofErr w:type="gramStart"/>
-      <w:r>
-        <w:rPr>
-          <w:rFonts w:ascii="Calibri" w:hAnsi="Calibri" w:cs="Calibri"/>
+      <w:r>
+        <w:rPr>
+          <w:rFonts w:ascii="Calibri" w:hAnsi="Calibri" w:cs="Calibri"/>
+          <w:lang w:val="en-US"/>
         </w:rPr>
         <w:t>p.titre</w:t>
       </w:r>
       <w:proofErr w:type="spellEnd"/>
-      <w:proofErr w:type="gramEnd"/>
-      <w:r>
-        <w:rPr>
-          <w:rFonts w:ascii="Calibri" w:hAnsi="Calibri" w:cs="Calibri"/>
+      <w:r>
+        <w:rPr>
+          <w:rFonts w:ascii="Calibri" w:hAnsi="Calibri" w:cs="Calibri"/>
+          <w:lang w:val="en-US"/>
         </w:rPr>
         <w:t>}</w:t>
       </w:r>
       <w:r>
         <w:rPr>
           <w:rFonts w:ascii="Calibri" w:hAnsi="Calibri" w:cs="Calibri"/>
+          <w:lang w:val="en-US"/>
         </w:rPr>
         <w:br/>
         <w:t>/&gt;</w:t>
@@ -13580,6 +14452,7 @@
       <w:r>
         <w:rPr>
           <w:rFonts w:ascii="Calibri" w:hAnsi="Calibri" w:cs="Calibri"/>
+          <w:lang w:val="en-US"/>
         </w:rPr>
         <w:br/>
         <w:t>))}</w:t>
@@ -13587,41 +14460,23 @@
       <w:r>
         <w:rPr>
           <w:rFonts w:ascii="Calibri" w:hAnsi="Calibri" w:cs="Calibri"/>
+          <w:lang w:val="en-US"/>
         </w:rPr>
         <w:br/>
-        <w:t>&lt;/</w:t>
-      </w:r>
-      <w:proofErr w:type="spellStart"/>
-      <w:r>
-        <w:rPr>
-          <w:rFonts w:ascii="Calibri" w:hAnsi="Calibri" w:cs="Calibri"/>
-        </w:rPr>
-        <w:t>Map</w:t>
-      </w:r>
-      <w:proofErr w:type="spellEnd"/>
-      <w:r>
-        <w:rPr>
-          <w:rFonts w:ascii="Calibri" w:hAnsi="Calibri" w:cs="Calibri"/>
-        </w:rPr>
-        <w:t>&gt;</w:t>
-      </w:r>
-      <w:r>
-        <w:rPr>
-          <w:rFonts w:ascii="Calibri" w:hAnsi="Calibri" w:cs="Calibri"/>
+        <w:t>&lt;/Map&gt;</w:t>
+      </w:r>
+      <w:r>
+        <w:rPr>
+          <w:rFonts w:ascii="Calibri" w:hAnsi="Calibri" w:cs="Calibri"/>
+          <w:lang w:val="en-US"/>
         </w:rPr>
         <w:br/>
-      </w:r>
-      <w:proofErr w:type="gramStart"/>
-      <w:r>
-        <w:rPr>
-          <w:rFonts w:ascii="Calibri" w:hAnsi="Calibri" w:cs="Calibri"/>
-        </w:rPr>
         <w:t>);</w:t>
       </w:r>
-      <w:proofErr w:type="gramEnd"/>
-      <w:r>
-        <w:rPr>
-          <w:rFonts w:ascii="Calibri" w:hAnsi="Calibri" w:cs="Calibri"/>
+      <w:r>
+        <w:rPr>
+          <w:rFonts w:ascii="Calibri" w:hAnsi="Calibri" w:cs="Calibri"/>
+          <w:lang w:val="en-US"/>
         </w:rPr>
         <w:br/>
         <w:t>}</w:t>
@@ -13634,6 +14489,7 @@
       <w:bookmarkStart w:id="62" w:name="bm_6_6_module_de_gestion_des_favo_e839a0"/>
       <w:bookmarkStart w:id="63" w:name="_Toc217345854"/>
       <w:r>
+        <w:lastRenderedPageBreak/>
         <w:t>Module de gestion des favoris et historique</w:t>
       </w:r>
       <w:bookmarkEnd w:id="62"/>
@@ -14399,7 +15255,6 @@
           <w:rFonts w:ascii="Calibri" w:hAnsi="Calibri" w:cs="Calibri"/>
           <w:lang w:val="fr-MA"/>
         </w:rPr>
-        <w:lastRenderedPageBreak/>
         <w:t>Choix date/heure souhaitée</w:t>
       </w:r>
     </w:p>
@@ -14594,6 +15449,7 @@
           <w:rFonts w:ascii="Calibri" w:hAnsi="Calibri" w:cs="Calibri"/>
           <w:lang w:val="fr-MA"/>
         </w:rPr>
+        <w:lastRenderedPageBreak/>
         <w:t>Export/partage comparaison</w:t>
       </w:r>
     </w:p>
@@ -15414,7 +16270,6 @@
               <w:rPr>
                 <w:rFonts w:ascii="Calibri" w:hAnsi="Calibri" w:cs="Calibri"/>
               </w:rPr>
-              <w:lastRenderedPageBreak/>
               <w:t>FastAPI</w:t>
             </w:r>
           </w:p>
@@ -16058,6 +16913,7 @@
               <w:rPr>
                 <w:rFonts w:ascii="Calibri" w:hAnsi="Calibri" w:cs="Calibri"/>
               </w:rPr>
+              <w:lastRenderedPageBreak/>
               <w:t>Cypher</w:t>
             </w:r>
             <w:proofErr w:type="spellEnd"/>
@@ -18828,7 +19684,6 @@
   <w:style w:type="character" w:default="1" w:styleId="Policepardfaut">
     <w:name w:val="Default Paragraph Font"/>
     <w:uiPriority w:val="1"/>
-    <w:semiHidden/>
     <w:unhideWhenUsed/>
   </w:style>
   <w:style w:type="table" w:default="1" w:styleId="TableauNormal">
